--- a/Instructor/Webinar Demo Notes.docx
+++ b/Instructor/Webinar Demo Notes.docx
@@ -1,10 +1,10 @@
 
 <file path=word/document.xml><?xml version="1.0" encoding="utf-8"?>
-<w:document xmlns:wpc="http://schemas.microsoft.com/office/word/2010/wordprocessingCanvas" xmlns:mc="http://schemas.openxmlformats.org/markup-compatibility/2006" xmlns:o="urn:schemas-microsoft-com:office:office" xmlns:r="http://schemas.openxmlformats.org/officeDocument/2006/relationships" xmlns:m="http://schemas.openxmlformats.org/officeDocument/2006/math" xmlns:v="urn:schemas-microsoft-com:vml" xmlns:wp14="http://schemas.microsoft.com/office/word/2010/wordprocessingDrawing" xmlns:wp="http://schemas.openxmlformats.org/drawingml/2006/wordprocessingDrawing" xmlns:w10="urn:schemas-microsoft-com:office:word" xmlns:w="http://schemas.openxmlformats.org/wordprocessingml/2006/main" xmlns:w14="http://schemas.microsoft.com/office/word/2010/wordml" xmlns:w15="http://schemas.microsoft.com/office/word/2012/wordml" xmlns:wpg="http://schemas.microsoft.com/office/word/2010/wordprocessingGroup" xmlns:wpi="http://schemas.microsoft.com/office/word/2010/wordprocessingInk" xmlns:wne="http://schemas.microsoft.com/office/word/2006/wordml" xmlns:wps="http://schemas.microsoft.com/office/word/2010/wordprocessingShape" xmlns:cx="http://schemas.microsoft.com/office/drawing/2014/chartex" xmlns:cx1="http://schemas.microsoft.com/office/drawing/2015/9/8/chartex" xmlns:cx2="http://schemas.microsoft.com/office/drawing/2015/10/21/chartex" xmlns:cx3="http://schemas.microsoft.com/office/drawing/2016/5/9/chartex" xmlns:cx4="http://schemas.microsoft.com/office/drawing/2016/5/10/chartex" xmlns:cx5="http://schemas.microsoft.com/office/drawing/2016/5/11/chartex" xmlns:cx6="http://schemas.microsoft.com/office/drawing/2016/5/12/chartex" xmlns:cx7="http://schemas.microsoft.com/office/drawing/2016/5/13/chartex" xmlns:cx8="http://schemas.microsoft.com/office/drawing/2016/5/14/chartex" xmlns:aink="http://schemas.microsoft.com/office/drawing/2016/ink" xmlns:am3d="http://schemas.microsoft.com/office/drawing/2017/model3d" xmlns:w16cex="http://schemas.microsoft.com/office/word/2018/wordml/cex" xmlns:w16cid="http://schemas.microsoft.com/office/word/2016/wordml/cid" xmlns:w16="http://schemas.microsoft.com/office/word/2018/wordml" xmlns:w16sdtdh="http://schemas.microsoft.com/office/word/2020/wordml/sdtdatahash" xmlns:w16se="http://schemas.microsoft.com/office/word/2015/wordml/symex" mc:Ignorable="w14 w15 wp14">
+<w:document xmlns:wpc="http://schemas.microsoft.com/office/word/2010/wordprocessingCanvas" xmlns:cx="http://schemas.microsoft.com/office/drawing/2014/chartex" xmlns:cx1="http://schemas.microsoft.com/office/drawing/2015/9/8/chartex" xmlns:cx2="http://schemas.microsoft.com/office/drawing/2015/10/21/chartex" xmlns:cx3="http://schemas.microsoft.com/office/drawing/2016/5/9/chartex" xmlns:cx4="http://schemas.microsoft.com/office/drawing/2016/5/10/chartex" xmlns:cx5="http://schemas.microsoft.com/office/drawing/2016/5/11/chartex" xmlns:cx6="http://schemas.microsoft.com/office/drawing/2016/5/12/chartex" xmlns:cx7="http://schemas.microsoft.com/office/drawing/2016/5/13/chartex" xmlns:cx8="http://schemas.microsoft.com/office/drawing/2016/5/14/chartex" xmlns:mc="http://schemas.openxmlformats.org/markup-compatibility/2006" xmlns:aink="http://schemas.microsoft.com/office/drawing/2016/ink" xmlns:am3d="http://schemas.microsoft.com/office/drawing/2017/model3d" xmlns:o="urn:schemas-microsoft-com:office:office" xmlns:oel="http://schemas.microsoft.com/office/2019/extlst" xmlns:r="http://schemas.openxmlformats.org/officeDocument/2006/relationships" xmlns:m="http://schemas.openxmlformats.org/officeDocument/2006/math" xmlns:v="urn:schemas-microsoft-com:vml" xmlns:wp14="http://schemas.microsoft.com/office/word/2010/wordprocessingDrawing" xmlns:wp="http://schemas.openxmlformats.org/drawingml/2006/wordprocessingDrawing" xmlns:w10="urn:schemas-microsoft-com:office:word" xmlns:w="http://schemas.openxmlformats.org/wordprocessingml/2006/main" xmlns:w14="http://schemas.microsoft.com/office/word/2010/wordml" xmlns:w15="http://schemas.microsoft.com/office/word/2012/wordml" xmlns:w16cex="http://schemas.microsoft.com/office/word/2018/wordml/cex" xmlns:w16cid="http://schemas.microsoft.com/office/word/2016/wordml/cid" xmlns:w16="http://schemas.microsoft.com/office/word/2018/wordml" xmlns:w16du="http://schemas.microsoft.com/office/word/2023/wordml/word16du" xmlns:w16sdtdh="http://schemas.microsoft.com/office/word/2020/wordml/sdtdatahash" xmlns:w16sdtfl="http://schemas.microsoft.com/office/word/2024/wordml/sdtformatlock" xmlns:w16se="http://schemas.microsoft.com/office/word/2015/wordml/symex" xmlns:wpg="http://schemas.microsoft.com/office/word/2010/wordprocessingGroup" xmlns:wpi="http://schemas.microsoft.com/office/word/2010/wordprocessingInk" xmlns:wne="http://schemas.microsoft.com/office/word/2006/wordml" xmlns:wps="http://schemas.microsoft.com/office/word/2010/wordprocessingShape" mc:Ignorable="w14 w15 w16se w16cid w16 w16cex w16sdtdh w16sdtfl w16du wp14">
   <w:body>
     <w:p>
       <w:pPr>
-        <w:spacing w:after="120" w:before="120"/>
+        <w:spacing w:before="120" w:after="120"/>
         <w:jc w:val="center"/>
       </w:pPr>
       <w:r>
@@ -14,7 +14,7 @@
           <w:sz w:val="40"/>
           <w:szCs w:val="40"/>
         </w:rPr>
-        <w:t xml:space="preserve">Webinar Facilitator Notes</w:t>
+        <w:t>Webinar Facilitator Notes</w:t>
       </w:r>
     </w:p>
     <w:p>
@@ -28,7 +28,7 @@
           <w:sz w:val="28"/>
           <w:szCs w:val="28"/>
         </w:rPr>
-        <w:t xml:space="preserve">Using the ChatGPT Add-in for Excel:</w:t>
+        <w:t>Using the ChatGPT Add-in for Excel:</w:t>
       </w:r>
     </w:p>
     <w:p>
@@ -41,7 +41,7 @@
           <w:sz w:val="28"/>
           <w:szCs w:val="28"/>
         </w:rPr>
-        <w:t xml:space="preserve">Practical AI Workflows for Analysis and Reporting</w:t>
+        <w:t>Practical AI Workflows for Analysis and Reporting</w:t>
       </w:r>
     </w:p>
     <w:p>
@@ -55,7 +55,43 @@
           <w:iCs/>
           <w:color w:val="595959"/>
         </w:rPr>
-        <w:t xml:space="preserve">60 minutes  •  Basic to Intermediate  •  Monologue / demo-driven</w:t>
+        <w:t xml:space="preserve">60 </w:t>
+      </w:r>
+      <w:proofErr w:type="gramStart"/>
+      <w:r>
+        <w:rPr>
+          <w:i/>
+          <w:iCs/>
+          <w:color w:val="595959"/>
+        </w:rPr>
+        <w:t>minutes  •</w:t>
+      </w:r>
+      <w:proofErr w:type="gramEnd"/>
+      <w:r>
+        <w:rPr>
+          <w:i/>
+          <w:iCs/>
+          <w:color w:val="595959"/>
+        </w:rPr>
+        <w:t xml:space="preserve">  Basic to </w:t>
+      </w:r>
+      <w:proofErr w:type="gramStart"/>
+      <w:r>
+        <w:rPr>
+          <w:i/>
+          <w:iCs/>
+          <w:color w:val="595959"/>
+        </w:rPr>
+        <w:t>Intermediate  •</w:t>
+      </w:r>
+      <w:proofErr w:type="gramEnd"/>
+      <w:r>
+        <w:rPr>
+          <w:i/>
+          <w:iCs/>
+          <w:color w:val="595959"/>
+        </w:rPr>
+        <w:t xml:space="preserve">  Monologue / demo-driven</w:t>
       </w:r>
     </w:p>
     <w:p>
@@ -63,7 +99,7 @@
         <w:pStyle w:val="Heading2"/>
       </w:pPr>
       <w:r>
-        <w:t xml:space="preserve">How to use this document</w:t>
+        <w:t>How to use this document</w:t>
       </w:r>
     </w:p>
     <w:p>
@@ -75,7 +111,7 @@
           <w:b/>
           <w:bCs/>
         </w:rPr>
-        <w:t xml:space="preserve">left column</w:t>
+        <w:t>left column</w:t>
       </w:r>
       <w:r>
         <w:t xml:space="preserve"> of each demo gives you the running clock and what to say; the </w:t>
@@ -85,13 +121,10 @@
           <w:b/>
           <w:bCs/>
         </w:rPr>
-        <w:t xml:space="preserve">right side</w:t>
-      </w:r>
-      <w:r>
-        <w:t xml:space="preserve"> gives the exact prompts to type into the ChatGPT add-in pane and what to expect. </w:t>
-      </w:r>
-      <w:r>
-        <w:t xml:space="preserve">Prompts are written so they still work even if you've never run them before — but you should rehearse Demo 2 at least once because the narrative output is the slowest beat.</w:t>
+        <w:t>right side</w:t>
+      </w:r>
+      <w:r>
+        <w:t xml:space="preserve"> gives the exact prompts to type into the ChatGPT add-in pane and what to expect. Prompts are written so they still work even if you've never run them before — but you should rehearse Demo 2 at least once because the narrative output is the slowest beat.</w:t>
       </w:r>
     </w:p>
     <w:p>
@@ -103,7 +136,7 @@
         <w:t xml:space="preserve">Files referenced: </w:t>
       </w:r>
       <w:r>
-        <w:t xml:space="preserve">01_sales_transactions.xlsx, 02_budget_vs_actuals.xlsx, 03_expense_transactions.xlsx.</w:t>
+        <w:t>01_sales_transactions.xlsx, 02_budget_vs_actuals.xlsx, 03_expense_transactions.xlsx.</w:t>
       </w:r>
     </w:p>
     <w:p>
@@ -115,20 +148,24 @@
         <w:t xml:space="preserve">Pacing rule: </w:t>
       </w:r>
       <w:r>
-        <w:t xml:space="preserve">if a single ChatGPT call is taking longer than ~20 seconds and the room is silent, narrate what you asked for and why while you wait. Never just sit there.</w:t>
-      </w:r>
-    </w:p>
-    <w:p>
-      <w:r>
-        <w:t xml:space="preserve"/>
-      </w:r>
-    </w:p>
+        <w:t xml:space="preserve">if a single ChatGPT call </w:t>
+      </w:r>
+      <w:proofErr w:type="gramStart"/>
+      <w:r>
+        <w:t>is taking</w:t>
+      </w:r>
+      <w:proofErr w:type="gramEnd"/>
+      <w:r>
+        <w:t xml:space="preserve"> longer than ~20 seconds and the room is silent, narrate what you asked for and why while you wait. Never just sit there.</w:t>
+      </w:r>
+    </w:p>
+    <w:p/>
     <w:p>
       <w:pPr>
         <w:pStyle w:val="Heading2"/>
       </w:pPr>
       <w:r>
-        <w:t xml:space="preserve">Pre-flight checklist (do this 10 minutes before going live)</w:t>
+        <w:t>Pre-flight checklist (do this 10 minutes before going live)</w:t>
       </w:r>
     </w:p>
     <w:p>
@@ -140,7 +177,7 @@
         </w:numPr>
       </w:pPr>
       <w:r>
-        <w:t xml:space="preserve">Excel is open with the ChatGPT add-in pane signed in and pinned to the right.</w:t>
+        <w:t>Excel is open with the ChatGPT add-in pane signed in and pinned to the right.</w:t>
       </w:r>
     </w:p>
     <w:p>
@@ -152,7 +189,7 @@
         </w:numPr>
       </w:pPr>
       <w:r>
-        <w:t xml:space="preserve">All three .xlsx files are saved locally and recently opened (so they show up in 'Recent').</w:t>
+        <w:t>All three .xlsx files are saved locally and recently opened (so they show up in 'Recent').</w:t>
       </w:r>
     </w:p>
     <w:p>
@@ -164,7 +201,7 @@
         </w:numPr>
       </w:pPr>
       <w:r>
-        <w:t xml:space="preserve">Wi-Fi is on the wired/strong network; the add-in is chatty.</w:t>
+        <w:t>Wi-Fi is on the wired/strong network; the add-in is chatty.</w:t>
       </w:r>
     </w:p>
     <w:p>
@@ -176,7 +213,7 @@
         </w:numPr>
       </w:pPr>
       <w:r>
-        <w:t xml:space="preserve">Display scaling set so the formula bar and the ChatGPT pane are both readable in screen-share.</w:t>
+        <w:t>Display scaling set so the formula bar and the ChatGPT pane are both readable in screen-share.</w:t>
       </w:r>
     </w:p>
     <w:p>
@@ -188,7 +225,7 @@
         </w:numPr>
       </w:pPr>
       <w:r>
-        <w:t xml:space="preserve">Close anything personal — email, Slack, calendars. The add-in pane will sometimes pop notifications.</w:t>
+        <w:t>Close anything personal — email, Slack, calendars. The add-in pane will sometimes pop notifications.</w:t>
       </w:r>
     </w:p>
     <w:p>
@@ -200,7 +237,7 @@
         </w:numPr>
       </w:pPr>
       <w:r>
-        <w:t xml:space="preserve">Open Demo 1 file (01_sales_transactions.xlsx) on a blank cell to start.</w:t>
+        <w:t>Open Demo 1 file (01_sales_transactions.xlsx) on a blank cell to start.</w:t>
       </w:r>
     </w:p>
     <w:p>
@@ -212,7 +249,7 @@
         </w:numPr>
       </w:pPr>
       <w:r>
-        <w:t xml:space="preserve">Have a printed copy of the prompts for Demos 2 and 3 — fallback if the screen freezes.</w:t>
+        <w:t>Have a printed copy of the prompts for Demos 2 and 3 — fallback if the screen freezes.</w:t>
       </w:r>
     </w:p>
     <w:p>
@@ -225,20 +262,31 @@
         <w:pStyle w:val="Heading1"/>
       </w:pPr>
       <w:r>
-        <w:t xml:space="preserve">Agenda at a glance</w:t>
-      </w:r>
+        <w:lastRenderedPageBreak/>
+        <w:t xml:space="preserve">Agenda </w:t>
+      </w:r>
+      <w:proofErr w:type="gramStart"/>
+      <w:r>
+        <w:t>at a glance</w:t>
+      </w:r>
+      <w:proofErr w:type="gramEnd"/>
     </w:p>
     <w:tbl>
       <w:tblPr>
-        <w:tblW w:type="dxa" w:w="9360"/>
+        <w:tblW w:w="9360" w:type="dxa"/>
         <w:tblBorders>
-          <w:top w:val="single" w:color="auto" w:sz="4"/>
-          <w:left w:val="single" w:color="auto" w:sz="4"/>
-          <w:bottom w:val="single" w:color="auto" w:sz="4"/>
-          <w:right w:val="single" w:color="auto" w:sz="4"/>
-          <w:insideH w:val="single" w:color="auto" w:sz="4"/>
-          <w:insideV w:val="single" w:color="auto" w:sz="4"/>
+          <w:top w:val="single" w:sz="4" w:space="0" w:color="auto"/>
+          <w:left w:val="single" w:sz="4" w:space="0" w:color="auto"/>
+          <w:bottom w:val="single" w:sz="4" w:space="0" w:color="auto"/>
+          <w:right w:val="single" w:sz="4" w:space="0" w:color="auto"/>
+          <w:insideH w:val="single" w:sz="4" w:space="0" w:color="auto"/>
+          <w:insideV w:val="single" w:sz="4" w:space="0" w:color="auto"/>
         </w:tblBorders>
+        <w:tblCellMar>
+          <w:left w:w="10" w:type="dxa"/>
+          <w:right w:w="10" w:type="dxa"/>
+        </w:tblCellMar>
+        <w:tblLook w:val="0000" w:firstRow="0" w:lastRow="0" w:firstColumn="0" w:lastColumn="0" w:noHBand="0" w:noVBand="0"/>
       </w:tblPr>
       <w:tblGrid>
         <w:gridCol w:w="1400"/>
@@ -246,24 +294,30 @@
         <w:gridCol w:w="4960"/>
       </w:tblGrid>
       <w:tr>
+        <w:tblPrEx>
+          <w:tblCellMar>
+            <w:top w:w="0" w:type="dxa"/>
+            <w:bottom w:w="0" w:type="dxa"/>
+          </w:tblCellMar>
+        </w:tblPrEx>
         <w:trPr>
           <w:tblHeader/>
         </w:trPr>
         <w:tc>
           <w:tcPr>
-            <w:tcW w:type="dxa" w:w="1400"/>
+            <w:tcW w:w="1400" w:type="dxa"/>
             <w:tcBorders>
-              <w:top w:val="single" w:color="BFBFBF" w:sz="4"/>
-              <w:left w:val="single" w:color="BFBFBF" w:sz="4"/>
-              <w:bottom w:val="single" w:color="BFBFBF" w:sz="4"/>
-              <w:right w:val="single" w:color="BFBFBF" w:sz="4"/>
+              <w:top w:val="single" w:sz="4" w:space="0" w:color="BFBFBF"/>
+              <w:left w:val="single" w:sz="4" w:space="0" w:color="BFBFBF"/>
+              <w:bottom w:val="single" w:sz="4" w:space="0" w:color="BFBFBF"/>
+              <w:right w:val="single" w:sz="4" w:space="0" w:color="BFBFBF"/>
             </w:tcBorders>
-            <w:shd w:fill="D9D9D9" w:val="clear"/>
+            <w:shd w:val="clear" w:color="auto" w:fill="D9D9D9"/>
             <w:tcMar>
-              <w:top w:type="dxa" w:w="80"/>
-              <w:left w:type="dxa" w:w="120"/>
-              <w:bottom w:type="dxa" w:w="80"/>
-              <w:right w:type="dxa" w:w="120"/>
+              <w:top w:w="80" w:type="dxa"/>
+              <w:left w:w="120" w:type="dxa"/>
+              <w:bottom w:w="80" w:type="dxa"/>
+              <w:right w:w="120" w:type="dxa"/>
             </w:tcMar>
           </w:tcPr>
           <w:p>
@@ -272,25 +326,25 @@
                 <w:b/>
                 <w:bCs/>
               </w:rPr>
-              <w:t xml:space="preserve">Time</w:t>
+              <w:t>Time</w:t>
             </w:r>
           </w:p>
         </w:tc>
         <w:tc>
           <w:tcPr>
-            <w:tcW w:type="dxa" w:w="3000"/>
+            <w:tcW w:w="3000" w:type="dxa"/>
             <w:tcBorders>
-              <w:top w:val="single" w:color="BFBFBF" w:sz="4"/>
-              <w:left w:val="single" w:color="BFBFBF" w:sz="4"/>
-              <w:bottom w:val="single" w:color="BFBFBF" w:sz="4"/>
-              <w:right w:val="single" w:color="BFBFBF" w:sz="4"/>
+              <w:top w:val="single" w:sz="4" w:space="0" w:color="BFBFBF"/>
+              <w:left w:val="single" w:sz="4" w:space="0" w:color="BFBFBF"/>
+              <w:bottom w:val="single" w:sz="4" w:space="0" w:color="BFBFBF"/>
+              <w:right w:val="single" w:sz="4" w:space="0" w:color="BFBFBF"/>
             </w:tcBorders>
-            <w:shd w:fill="D9D9D9" w:val="clear"/>
+            <w:shd w:val="clear" w:color="auto" w:fill="D9D9D9"/>
             <w:tcMar>
-              <w:top w:type="dxa" w:w="80"/>
-              <w:left w:type="dxa" w:w="120"/>
-              <w:bottom w:type="dxa" w:w="80"/>
-              <w:right w:type="dxa" w:w="120"/>
+              <w:top w:w="80" w:type="dxa"/>
+              <w:left w:w="120" w:type="dxa"/>
+              <w:bottom w:w="80" w:type="dxa"/>
+              <w:right w:w="120" w:type="dxa"/>
             </w:tcMar>
           </w:tcPr>
           <w:p>
@@ -299,25 +353,25 @@
                 <w:b/>
                 <w:bCs/>
               </w:rPr>
-              <w:t xml:space="preserve">Block</w:t>
+              <w:t>Block</w:t>
             </w:r>
           </w:p>
         </w:tc>
         <w:tc>
           <w:tcPr>
-            <w:tcW w:type="dxa" w:w="4960"/>
+            <w:tcW w:w="4960" w:type="dxa"/>
             <w:tcBorders>
-              <w:top w:val="single" w:color="BFBFBF" w:sz="4"/>
-              <w:left w:val="single" w:color="BFBFBF" w:sz="4"/>
-              <w:bottom w:val="single" w:color="BFBFBF" w:sz="4"/>
-              <w:right w:val="single" w:color="BFBFBF" w:sz="4"/>
+              <w:top w:val="single" w:sz="4" w:space="0" w:color="BFBFBF"/>
+              <w:left w:val="single" w:sz="4" w:space="0" w:color="BFBFBF"/>
+              <w:bottom w:val="single" w:sz="4" w:space="0" w:color="BFBFBF"/>
+              <w:right w:val="single" w:sz="4" w:space="0" w:color="BFBFBF"/>
             </w:tcBorders>
-            <w:shd w:fill="D9D9D9" w:val="clear"/>
+            <w:shd w:val="clear" w:color="auto" w:fill="D9D9D9"/>
             <w:tcMar>
-              <w:top w:type="dxa" w:w="80"/>
-              <w:left w:type="dxa" w:w="120"/>
-              <w:bottom w:type="dxa" w:w="80"/>
-              <w:right w:type="dxa" w:w="120"/>
+              <w:top w:w="80" w:type="dxa"/>
+              <w:left w:w="120" w:type="dxa"/>
+              <w:bottom w:w="80" w:type="dxa"/>
+              <w:right w:w="120" w:type="dxa"/>
             </w:tcMar>
           </w:tcPr>
           <w:p>
@@ -326,755 +380,837 @@
                 <w:b/>
                 <w:bCs/>
               </w:rPr>
-              <w:t xml:space="preserve">Goal / Hit-parade beat</w:t>
+              <w:t>Goal / Hit-parade beat</w:t>
             </w:r>
           </w:p>
         </w:tc>
       </w:tr>
       <w:tr>
+        <w:tblPrEx>
+          <w:tblCellMar>
+            <w:top w:w="0" w:type="dxa"/>
+            <w:bottom w:w="0" w:type="dxa"/>
+          </w:tblCellMar>
+        </w:tblPrEx>
         <w:tc>
           <w:tcPr>
-            <w:tcW w:type="dxa" w:w="1400"/>
+            <w:tcW w:w="1400" w:type="dxa"/>
             <w:tcBorders>
-              <w:top w:val="single" w:color="BFBFBF" w:sz="4"/>
-              <w:left w:val="single" w:color="BFBFBF" w:sz="4"/>
-              <w:bottom w:val="single" w:color="BFBFBF" w:sz="4"/>
-              <w:right w:val="single" w:color="BFBFBF" w:sz="4"/>
+              <w:top w:val="single" w:sz="4" w:space="0" w:color="BFBFBF"/>
+              <w:left w:val="single" w:sz="4" w:space="0" w:color="BFBFBF"/>
+              <w:bottom w:val="single" w:sz="4" w:space="0" w:color="BFBFBF"/>
+              <w:right w:val="single" w:sz="4" w:space="0" w:color="BFBFBF"/>
             </w:tcBorders>
             <w:tcMar>
-              <w:top w:type="dxa" w:w="80"/>
-              <w:left w:type="dxa" w:w="120"/>
-              <w:bottom w:type="dxa" w:w="80"/>
-              <w:right w:type="dxa" w:w="120"/>
+              <w:top w:w="80" w:type="dxa"/>
+              <w:left w:w="120" w:type="dxa"/>
+              <w:bottom w:w="80" w:type="dxa"/>
+              <w:right w:w="120" w:type="dxa"/>
             </w:tcMar>
           </w:tcPr>
           <w:p>
             <w:r>
-              <w:t xml:space="preserve">0:00–2:00</w:t>
+              <w:t>0:00–2:00</w:t>
             </w:r>
           </w:p>
         </w:tc>
         <w:tc>
           <w:tcPr>
-            <w:tcW w:type="dxa" w:w="3000"/>
+            <w:tcW w:w="3000" w:type="dxa"/>
             <w:tcBorders>
-              <w:top w:val="single" w:color="BFBFBF" w:sz="4"/>
-              <w:left w:val="single" w:color="BFBFBF" w:sz="4"/>
-              <w:bottom w:val="single" w:color="BFBFBF" w:sz="4"/>
-              <w:right w:val="single" w:color="BFBFBF" w:sz="4"/>
+              <w:top w:val="single" w:sz="4" w:space="0" w:color="BFBFBF"/>
+              <w:left w:val="single" w:sz="4" w:space="0" w:color="BFBFBF"/>
+              <w:bottom w:val="single" w:sz="4" w:space="0" w:color="BFBFBF"/>
+              <w:right w:val="single" w:sz="4" w:space="0" w:color="BFBFBF"/>
             </w:tcBorders>
             <w:tcMar>
-              <w:top w:type="dxa" w:w="80"/>
-              <w:left w:type="dxa" w:w="120"/>
-              <w:bottom w:type="dxa" w:w="80"/>
-              <w:right w:type="dxa" w:w="120"/>
+              <w:top w:w="80" w:type="dxa"/>
+              <w:left w:w="120" w:type="dxa"/>
+              <w:bottom w:w="80" w:type="dxa"/>
+              <w:right w:w="120" w:type="dxa"/>
             </w:tcMar>
           </w:tcPr>
           <w:p>
             <w:r>
-              <w:t xml:space="preserve">Welcome &amp; housekeeping</w:t>
+              <w:t>Welcome &amp; housekeeping</w:t>
             </w:r>
           </w:p>
         </w:tc>
         <w:tc>
           <w:tcPr>
-            <w:tcW w:type="dxa" w:w="4960"/>
+            <w:tcW w:w="4960" w:type="dxa"/>
             <w:tcBorders>
-              <w:top w:val="single" w:color="BFBFBF" w:sz="4"/>
-              <w:left w:val="single" w:color="BFBFBF" w:sz="4"/>
-              <w:bottom w:val="single" w:color="BFBFBF" w:sz="4"/>
-              <w:right w:val="single" w:color="BFBFBF" w:sz="4"/>
+              <w:top w:val="single" w:sz="4" w:space="0" w:color="BFBFBF"/>
+              <w:left w:val="single" w:sz="4" w:space="0" w:color="BFBFBF"/>
+              <w:bottom w:val="single" w:sz="4" w:space="0" w:color="BFBFBF"/>
+              <w:right w:val="single" w:sz="4" w:space="0" w:color="BFBFBF"/>
             </w:tcBorders>
             <w:tcMar>
-              <w:top w:type="dxa" w:w="80"/>
-              <w:left w:type="dxa" w:w="120"/>
-              <w:bottom w:type="dxa" w:w="80"/>
-              <w:right w:type="dxa" w:w="120"/>
+              <w:top w:w="80" w:type="dxa"/>
+              <w:left w:w="120" w:type="dxa"/>
+              <w:bottom w:w="80" w:type="dxa"/>
+              <w:right w:w="120" w:type="dxa"/>
             </w:tcMar>
           </w:tcPr>
           <w:p>
             <w:r>
-              <w:t xml:space="preserve">Greet, name the topic, set 'demo-heavy, no Q&amp;A pauses'.</w:t>
+              <w:t>Greet, name the topic, set 'demo-heavy, no Q&amp;A pauses'.</w:t>
             </w:r>
           </w:p>
         </w:tc>
       </w:tr>
       <w:tr>
+        <w:tblPrEx>
+          <w:tblCellMar>
+            <w:top w:w="0" w:type="dxa"/>
+            <w:bottom w:w="0" w:type="dxa"/>
+          </w:tblCellMar>
+        </w:tblPrEx>
         <w:tc>
           <w:tcPr>
-            <w:tcW w:type="dxa" w:w="1400"/>
+            <w:tcW w:w="1400" w:type="dxa"/>
             <w:tcBorders>
-              <w:top w:val="single" w:color="BFBFBF" w:sz="4"/>
-              <w:left w:val="single" w:color="BFBFBF" w:sz="4"/>
-              <w:bottom w:val="single" w:color="BFBFBF" w:sz="4"/>
-              <w:right w:val="single" w:color="BFBFBF" w:sz="4"/>
+              <w:top w:val="single" w:sz="4" w:space="0" w:color="BFBFBF"/>
+              <w:left w:val="single" w:sz="4" w:space="0" w:color="BFBFBF"/>
+              <w:bottom w:val="single" w:sz="4" w:space="0" w:color="BFBFBF"/>
+              <w:right w:val="single" w:sz="4" w:space="0" w:color="BFBFBF"/>
             </w:tcBorders>
             <w:tcMar>
-              <w:top w:type="dxa" w:w="80"/>
-              <w:left w:type="dxa" w:w="120"/>
-              <w:bottom w:type="dxa" w:w="80"/>
-              <w:right w:type="dxa" w:w="120"/>
+              <w:top w:w="80" w:type="dxa"/>
+              <w:left w:w="120" w:type="dxa"/>
+              <w:bottom w:w="80" w:type="dxa"/>
+              <w:right w:w="120" w:type="dxa"/>
             </w:tcMar>
           </w:tcPr>
           <w:p>
             <w:r>
-              <w:t xml:space="preserve">2:00–6:00</w:t>
+              <w:t>2:00–6:00</w:t>
             </w:r>
           </w:p>
         </w:tc>
         <w:tc>
           <w:tcPr>
-            <w:tcW w:type="dxa" w:w="3000"/>
+            <w:tcW w:w="3000" w:type="dxa"/>
             <w:tcBorders>
-              <w:top w:val="single" w:color="BFBFBF" w:sz="4"/>
-              <w:left w:val="single" w:color="BFBFBF" w:sz="4"/>
-              <w:bottom w:val="single" w:color="BFBFBF" w:sz="4"/>
-              <w:right w:val="single" w:color="BFBFBF" w:sz="4"/>
+              <w:top w:val="single" w:sz="4" w:space="0" w:color="BFBFBF"/>
+              <w:left w:val="single" w:sz="4" w:space="0" w:color="BFBFBF"/>
+              <w:bottom w:val="single" w:sz="4" w:space="0" w:color="BFBFBF"/>
+              <w:right w:val="single" w:sz="4" w:space="0" w:color="BFBFBF"/>
             </w:tcBorders>
             <w:tcMar>
-              <w:top w:type="dxa" w:w="80"/>
-              <w:left w:type="dxa" w:w="120"/>
-              <w:bottom w:type="dxa" w:w="80"/>
-              <w:right w:type="dxa" w:w="120"/>
+              <w:top w:w="80" w:type="dxa"/>
+              <w:left w:w="120" w:type="dxa"/>
+              <w:bottom w:w="80" w:type="dxa"/>
+              <w:right w:w="120" w:type="dxa"/>
             </w:tcMar>
           </w:tcPr>
           <w:p>
             <w:r>
-              <w:t xml:space="preserve">Why this matters</w:t>
+              <w:t>Why this matters</w:t>
             </w:r>
           </w:p>
         </w:tc>
         <w:tc>
           <w:tcPr>
-            <w:tcW w:type="dxa" w:w="4960"/>
+            <w:tcW w:w="4960" w:type="dxa"/>
             <w:tcBorders>
-              <w:top w:val="single" w:color="BFBFBF" w:sz="4"/>
-              <w:left w:val="single" w:color="BFBFBF" w:sz="4"/>
-              <w:bottom w:val="single" w:color="BFBFBF" w:sz="4"/>
-              <w:right w:val="single" w:color="BFBFBF" w:sz="4"/>
+              <w:top w:val="single" w:sz="4" w:space="0" w:color="BFBFBF"/>
+              <w:left w:val="single" w:sz="4" w:space="0" w:color="BFBFBF"/>
+              <w:bottom w:val="single" w:sz="4" w:space="0" w:color="BFBFBF"/>
+              <w:right w:val="single" w:sz="4" w:space="0" w:color="BFBFBF"/>
             </w:tcBorders>
             <w:tcMar>
-              <w:top w:type="dxa" w:w="80"/>
-              <w:left w:type="dxa" w:w="120"/>
-              <w:bottom w:type="dxa" w:w="80"/>
-              <w:right w:type="dxa" w:w="120"/>
+              <w:top w:w="80" w:type="dxa"/>
+              <w:left w:w="120" w:type="dxa"/>
+              <w:bottom w:w="80" w:type="dxa"/>
+              <w:right w:w="120" w:type="dxa"/>
             </w:tcMar>
           </w:tcPr>
           <w:p>
             <w:r>
-              <w:t xml:space="preserve">AI is meeting the spreadsheet. Frame the session as 'where it helps, where it doesn't.'</w:t>
+              <w:t>AI is meeting the spreadsheet. Frame the session as 'where it helps, where it doesn't.'</w:t>
             </w:r>
           </w:p>
         </w:tc>
       </w:tr>
       <w:tr>
+        <w:tblPrEx>
+          <w:tblCellMar>
+            <w:top w:w="0" w:type="dxa"/>
+            <w:bottom w:w="0" w:type="dxa"/>
+          </w:tblCellMar>
+        </w:tblPrEx>
         <w:tc>
           <w:tcPr>
-            <w:tcW w:type="dxa" w:w="1400"/>
+            <w:tcW w:w="1400" w:type="dxa"/>
             <w:tcBorders>
-              <w:top w:val="single" w:color="BFBFBF" w:sz="4"/>
-              <w:left w:val="single" w:color="BFBFBF" w:sz="4"/>
-              <w:bottom w:val="single" w:color="BFBFBF" w:sz="4"/>
-              <w:right w:val="single" w:color="BFBFBF" w:sz="4"/>
+              <w:top w:val="single" w:sz="4" w:space="0" w:color="BFBFBF"/>
+              <w:left w:val="single" w:sz="4" w:space="0" w:color="BFBFBF"/>
+              <w:bottom w:val="single" w:sz="4" w:space="0" w:color="BFBFBF"/>
+              <w:right w:val="single" w:sz="4" w:space="0" w:color="BFBFBF"/>
             </w:tcBorders>
             <w:tcMar>
-              <w:top w:type="dxa" w:w="80"/>
-              <w:left w:type="dxa" w:w="120"/>
-              <w:bottom w:type="dxa" w:w="80"/>
-              <w:right w:type="dxa" w:w="120"/>
+              <w:top w:w="80" w:type="dxa"/>
+              <w:left w:w="120" w:type="dxa"/>
+              <w:bottom w:w="80" w:type="dxa"/>
+              <w:right w:w="120" w:type="dxa"/>
             </w:tcMar>
           </w:tcPr>
           <w:p>
             <w:r>
-              <w:t xml:space="preserve">6:00–10:00</w:t>
+              <w:t>6:00–10:00</w:t>
             </w:r>
           </w:p>
         </w:tc>
         <w:tc>
           <w:tcPr>
-            <w:tcW w:type="dxa" w:w="3000"/>
+            <w:tcW w:w="3000" w:type="dxa"/>
             <w:tcBorders>
-              <w:top w:val="single" w:color="BFBFBF" w:sz="4"/>
-              <w:left w:val="single" w:color="BFBFBF" w:sz="4"/>
-              <w:bottom w:val="single" w:color="BFBFBF" w:sz="4"/>
-              <w:right w:val="single" w:color="BFBFBF" w:sz="4"/>
+              <w:top w:val="single" w:sz="4" w:space="0" w:color="BFBFBF"/>
+              <w:left w:val="single" w:sz="4" w:space="0" w:color="BFBFBF"/>
+              <w:bottom w:val="single" w:sz="4" w:space="0" w:color="BFBFBF"/>
+              <w:right w:val="single" w:sz="4" w:space="0" w:color="BFBFBF"/>
             </w:tcBorders>
             <w:tcMar>
-              <w:top w:type="dxa" w:w="80"/>
-              <w:left w:type="dxa" w:w="120"/>
-              <w:bottom w:type="dxa" w:w="80"/>
-              <w:right w:type="dxa" w:w="120"/>
+              <w:top w:w="80" w:type="dxa"/>
+              <w:left w:w="120" w:type="dxa"/>
+              <w:bottom w:w="80" w:type="dxa"/>
+              <w:right w:w="120" w:type="dxa"/>
             </w:tcMar>
           </w:tcPr>
           <w:p>
             <w:r>
-              <w:t xml:space="preserve">What the add-in is, how it works</w:t>
+              <w:t>What the add-in is, how it works</w:t>
             </w:r>
           </w:p>
         </w:tc>
         <w:tc>
           <w:tcPr>
-            <w:tcW w:type="dxa" w:w="4960"/>
+            <w:tcW w:w="4960" w:type="dxa"/>
             <w:tcBorders>
-              <w:top w:val="single" w:color="BFBFBF" w:sz="4"/>
-              <w:left w:val="single" w:color="BFBFBF" w:sz="4"/>
-              <w:bottom w:val="single" w:color="BFBFBF" w:sz="4"/>
-              <w:right w:val="single" w:color="BFBFBF" w:sz="4"/>
+              <w:top w:val="single" w:sz="4" w:space="0" w:color="BFBFBF"/>
+              <w:left w:val="single" w:sz="4" w:space="0" w:color="BFBFBF"/>
+              <w:bottom w:val="single" w:sz="4" w:space="0" w:color="BFBFBF"/>
+              <w:right w:val="single" w:sz="4" w:space="0" w:color="BFBFBF"/>
             </w:tcBorders>
             <w:tcMar>
-              <w:top w:type="dxa" w:w="80"/>
-              <w:left w:type="dxa" w:w="120"/>
-              <w:bottom w:type="dxa" w:w="80"/>
-              <w:right w:type="dxa" w:w="120"/>
+              <w:top w:w="80" w:type="dxa"/>
+              <w:left w:w="120" w:type="dxa"/>
+              <w:bottom w:w="80" w:type="dxa"/>
+              <w:right w:w="120" w:type="dxa"/>
             </w:tcMar>
           </w:tcPr>
           <w:p>
             <w:r>
-              <w:t xml:space="preserve">Pane on the right, prompt + selection, install path, your data stays in Excel.</w:t>
+              <w:t>Pane on the right, prompt + selection, install path, your data stays in Excel.</w:t>
             </w:r>
           </w:p>
         </w:tc>
       </w:tr>
       <w:tr>
+        <w:tblPrEx>
+          <w:tblCellMar>
+            <w:top w:w="0" w:type="dxa"/>
+            <w:bottom w:w="0" w:type="dxa"/>
+          </w:tblCellMar>
+        </w:tblPrEx>
         <w:tc>
           <w:tcPr>
-            <w:tcW w:type="dxa" w:w="1400"/>
+            <w:tcW w:w="1400" w:type="dxa"/>
             <w:tcBorders>
-              <w:top w:val="single" w:color="BFBFBF" w:sz="4"/>
-              <w:left w:val="single" w:color="BFBFBF" w:sz="4"/>
-              <w:bottom w:val="single" w:color="BFBFBF" w:sz="4"/>
-              <w:right w:val="single" w:color="BFBFBF" w:sz="4"/>
+              <w:top w:val="single" w:sz="4" w:space="0" w:color="BFBFBF"/>
+              <w:left w:val="single" w:sz="4" w:space="0" w:color="BFBFBF"/>
+              <w:bottom w:val="single" w:sz="4" w:space="0" w:color="BFBFBF"/>
+              <w:right w:val="single" w:sz="4" w:space="0" w:color="BFBFBF"/>
             </w:tcBorders>
             <w:tcMar>
-              <w:top w:type="dxa" w:w="80"/>
-              <w:left w:type="dxa" w:w="120"/>
-              <w:bottom w:type="dxa" w:w="80"/>
-              <w:right w:type="dxa" w:w="120"/>
+              <w:top w:w="80" w:type="dxa"/>
+              <w:left w:w="120" w:type="dxa"/>
+              <w:bottom w:w="80" w:type="dxa"/>
+              <w:right w:w="120" w:type="dxa"/>
             </w:tcMar>
           </w:tcPr>
           <w:p>
             <w:r>
-              <w:t xml:space="preserve">10:00–22:00</w:t>
+              <w:t>10:00–22:00</w:t>
             </w:r>
           </w:p>
         </w:tc>
         <w:tc>
           <w:tcPr>
-            <w:tcW w:type="dxa" w:w="3000"/>
+            <w:tcW w:w="3000" w:type="dxa"/>
             <w:tcBorders>
-              <w:top w:val="single" w:color="BFBFBF" w:sz="4"/>
-              <w:left w:val="single" w:color="BFBFBF" w:sz="4"/>
-              <w:bottom w:val="single" w:color="BFBFBF" w:sz="4"/>
-              <w:right w:val="single" w:color="BFBFBF" w:sz="4"/>
+              <w:top w:val="single" w:sz="4" w:space="0" w:color="BFBFBF"/>
+              <w:left w:val="single" w:sz="4" w:space="0" w:color="BFBFBF"/>
+              <w:bottom w:val="single" w:sz="4" w:space="0" w:color="BFBFBF"/>
+              <w:right w:val="single" w:sz="4" w:space="0" w:color="BFBFBF"/>
             </w:tcBorders>
             <w:tcMar>
-              <w:top w:type="dxa" w:w="80"/>
-              <w:left w:type="dxa" w:w="120"/>
-              <w:bottom w:type="dxa" w:w="80"/>
-              <w:right w:type="dxa" w:w="120"/>
+              <w:top w:w="80" w:type="dxa"/>
+              <w:left w:w="120" w:type="dxa"/>
+              <w:bottom w:w="80" w:type="dxa"/>
+              <w:right w:w="120" w:type="dxa"/>
             </w:tcMar>
           </w:tcPr>
           <w:p>
             <w:r>
-              <w:t xml:space="preserve">DEMO 1 — Formulas</w:t>
+              <w:t>DEMO 1 — Formulas</w:t>
             </w:r>
           </w:p>
         </w:tc>
         <w:tc>
           <w:tcPr>
-            <w:tcW w:type="dxa" w:w="4960"/>
+            <w:tcW w:w="4960" w:type="dxa"/>
             <w:tcBorders>
-              <w:top w:val="single" w:color="BFBFBF" w:sz="4"/>
-              <w:left w:val="single" w:color="BFBFBF" w:sz="4"/>
-              <w:bottom w:val="single" w:color="BFBFBF" w:sz="4"/>
-              <w:right w:val="single" w:color="BFBFBF" w:sz="4"/>
+              <w:top w:val="single" w:sz="4" w:space="0" w:color="BFBFBF"/>
+              <w:left w:val="single" w:sz="4" w:space="0" w:color="BFBFBF"/>
+              <w:bottom w:val="single" w:sz="4" w:space="0" w:color="BFBFBF"/>
+              <w:right w:val="single" w:sz="4" w:space="0" w:color="BFBFBF"/>
             </w:tcBorders>
             <w:tcMar>
-              <w:top w:type="dxa" w:w="80"/>
-              <w:left w:type="dxa" w:w="120"/>
-              <w:bottom w:type="dxa" w:w="80"/>
-              <w:right w:type="dxa" w:w="120"/>
+              <w:top w:w="80" w:type="dxa"/>
+              <w:left w:w="120" w:type="dxa"/>
+              <w:bottom w:w="80" w:type="dxa"/>
+              <w:right w:w="120" w:type="dxa"/>
             </w:tcMar>
           </w:tcPr>
           <w:p>
             <w:r>
-              <w:t xml:space="preserve">Generate, troubleshoot, and explain formulas on the Sales dataset.</w:t>
+              <w:t>Generate, troubleshoot, and explain formulas on the Sales dataset.</w:t>
             </w:r>
           </w:p>
         </w:tc>
       </w:tr>
       <w:tr>
+        <w:tblPrEx>
+          <w:tblCellMar>
+            <w:top w:w="0" w:type="dxa"/>
+            <w:bottom w:w="0" w:type="dxa"/>
+          </w:tblCellMar>
+        </w:tblPrEx>
         <w:tc>
           <w:tcPr>
-            <w:tcW w:type="dxa" w:w="1400"/>
+            <w:tcW w:w="1400" w:type="dxa"/>
             <w:tcBorders>
-              <w:top w:val="single" w:color="BFBFBF" w:sz="4"/>
-              <w:left w:val="single" w:color="BFBFBF" w:sz="4"/>
-              <w:bottom w:val="single" w:color="BFBFBF" w:sz="4"/>
-              <w:right w:val="single" w:color="BFBFBF" w:sz="4"/>
+              <w:top w:val="single" w:sz="4" w:space="0" w:color="BFBFBF"/>
+              <w:left w:val="single" w:sz="4" w:space="0" w:color="BFBFBF"/>
+              <w:bottom w:val="single" w:sz="4" w:space="0" w:color="BFBFBF"/>
+              <w:right w:val="single" w:sz="4" w:space="0" w:color="BFBFBF"/>
             </w:tcBorders>
             <w:tcMar>
-              <w:top w:type="dxa" w:w="80"/>
-              <w:left w:type="dxa" w:w="120"/>
-              <w:bottom w:type="dxa" w:w="80"/>
-              <w:right w:type="dxa" w:w="120"/>
+              <w:top w:w="80" w:type="dxa"/>
+              <w:left w:w="120" w:type="dxa"/>
+              <w:bottom w:w="80" w:type="dxa"/>
+              <w:right w:w="120" w:type="dxa"/>
             </w:tcMar>
           </w:tcPr>
           <w:p>
             <w:r>
-              <w:t xml:space="preserve">22:00–25:00</w:t>
+              <w:t>22:00–25:00</w:t>
             </w:r>
           </w:p>
         </w:tc>
         <w:tc>
           <w:tcPr>
-            <w:tcW w:type="dxa" w:w="3000"/>
+            <w:tcW w:w="3000" w:type="dxa"/>
             <w:tcBorders>
-              <w:top w:val="single" w:color="BFBFBF" w:sz="4"/>
-              <w:left w:val="single" w:color="BFBFBF" w:sz="4"/>
-              <w:bottom w:val="single" w:color="BFBFBF" w:sz="4"/>
-              <w:right w:val="single" w:color="BFBFBF" w:sz="4"/>
+              <w:top w:val="single" w:sz="4" w:space="0" w:color="BFBFBF"/>
+              <w:left w:val="single" w:sz="4" w:space="0" w:color="BFBFBF"/>
+              <w:bottom w:val="single" w:sz="4" w:space="0" w:color="BFBFBF"/>
+              <w:right w:val="single" w:sz="4" w:space="0" w:color="BFBFBF"/>
             </w:tcBorders>
             <w:tcMar>
-              <w:top w:type="dxa" w:w="80"/>
-              <w:left w:type="dxa" w:w="120"/>
-              <w:bottom w:type="dxa" w:w="80"/>
-              <w:right w:type="dxa" w:w="120"/>
+              <w:top w:w="80" w:type="dxa"/>
+              <w:left w:w="120" w:type="dxa"/>
+              <w:bottom w:w="80" w:type="dxa"/>
+              <w:right w:w="120" w:type="dxa"/>
             </w:tcMar>
           </w:tcPr>
           <w:p>
             <w:r>
-              <w:t xml:space="preserve">Demo 1 takeaways</w:t>
+              <w:t>Demo 1 takeaways</w:t>
             </w:r>
           </w:p>
         </w:tc>
         <w:tc>
           <w:tcPr>
-            <w:tcW w:type="dxa" w:w="4960"/>
+            <w:tcW w:w="4960" w:type="dxa"/>
             <w:tcBorders>
-              <w:top w:val="single" w:color="BFBFBF" w:sz="4"/>
-              <w:left w:val="single" w:color="BFBFBF" w:sz="4"/>
-              <w:bottom w:val="single" w:color="BFBFBF" w:sz="4"/>
-              <w:right w:val="single" w:color="BFBFBF" w:sz="4"/>
+              <w:top w:val="single" w:sz="4" w:space="0" w:color="BFBFBF"/>
+              <w:left w:val="single" w:sz="4" w:space="0" w:color="BFBFBF"/>
+              <w:bottom w:val="single" w:sz="4" w:space="0" w:color="BFBFBF"/>
+              <w:right w:val="single" w:sz="4" w:space="0" w:color="BFBFBF"/>
             </w:tcBorders>
             <w:tcMar>
-              <w:top w:type="dxa" w:w="80"/>
-              <w:left w:type="dxa" w:w="120"/>
-              <w:bottom w:type="dxa" w:w="80"/>
-              <w:right w:type="dxa" w:w="120"/>
+              <w:top w:w="80" w:type="dxa"/>
+              <w:left w:w="120" w:type="dxa"/>
+              <w:bottom w:w="80" w:type="dxa"/>
+              <w:right w:w="120" w:type="dxa"/>
             </w:tcMar>
           </w:tcPr>
           <w:p>
             <w:r>
-              <w:t xml:space="preserve">When to lean on AI for formulas; when to skip it.</w:t>
+              <w:t>When to lean on AI for formulas; when to skip it.</w:t>
             </w:r>
           </w:p>
         </w:tc>
       </w:tr>
       <w:tr>
+        <w:tblPrEx>
+          <w:tblCellMar>
+            <w:top w:w="0" w:type="dxa"/>
+            <w:bottom w:w="0" w:type="dxa"/>
+          </w:tblCellMar>
+        </w:tblPrEx>
         <w:tc>
           <w:tcPr>
-            <w:tcW w:type="dxa" w:w="1400"/>
+            <w:tcW w:w="1400" w:type="dxa"/>
             <w:tcBorders>
-              <w:top w:val="single" w:color="BFBFBF" w:sz="4"/>
-              <w:left w:val="single" w:color="BFBFBF" w:sz="4"/>
-              <w:bottom w:val="single" w:color="BFBFBF" w:sz="4"/>
-              <w:right w:val="single" w:color="BFBFBF" w:sz="4"/>
+              <w:top w:val="single" w:sz="4" w:space="0" w:color="BFBFBF"/>
+              <w:left w:val="single" w:sz="4" w:space="0" w:color="BFBFBF"/>
+              <w:bottom w:val="single" w:sz="4" w:space="0" w:color="BFBFBF"/>
+              <w:right w:val="single" w:sz="4" w:space="0" w:color="BFBFBF"/>
             </w:tcBorders>
             <w:tcMar>
-              <w:top w:type="dxa" w:w="80"/>
-              <w:left w:type="dxa" w:w="120"/>
-              <w:bottom w:type="dxa" w:w="80"/>
-              <w:right w:type="dxa" w:w="120"/>
+              <w:top w:w="80" w:type="dxa"/>
+              <w:left w:w="120" w:type="dxa"/>
+              <w:bottom w:w="80" w:type="dxa"/>
+              <w:right w:w="120" w:type="dxa"/>
             </w:tcMar>
           </w:tcPr>
           <w:p>
             <w:r>
-              <w:t xml:space="preserve">25:00–37:00</w:t>
+              <w:t>25:00–37:00</w:t>
             </w:r>
           </w:p>
         </w:tc>
         <w:tc>
           <w:tcPr>
-            <w:tcW w:type="dxa" w:w="3000"/>
+            <w:tcW w:w="3000" w:type="dxa"/>
             <w:tcBorders>
-              <w:top w:val="single" w:color="BFBFBF" w:sz="4"/>
-              <w:left w:val="single" w:color="BFBFBF" w:sz="4"/>
-              <w:bottom w:val="single" w:color="BFBFBF" w:sz="4"/>
-              <w:right w:val="single" w:color="BFBFBF" w:sz="4"/>
+              <w:top w:val="single" w:sz="4" w:space="0" w:color="BFBFBF"/>
+              <w:left w:val="single" w:sz="4" w:space="0" w:color="BFBFBF"/>
+              <w:bottom w:val="single" w:sz="4" w:space="0" w:color="BFBFBF"/>
+              <w:right w:val="single" w:sz="4" w:space="0" w:color="BFBFBF"/>
             </w:tcBorders>
             <w:tcMar>
-              <w:top w:type="dxa" w:w="80"/>
-              <w:left w:type="dxa" w:w="120"/>
-              <w:bottom w:type="dxa" w:w="80"/>
-              <w:right w:type="dxa" w:w="120"/>
+              <w:top w:w="80" w:type="dxa"/>
+              <w:left w:w="120" w:type="dxa"/>
+              <w:bottom w:w="80" w:type="dxa"/>
+              <w:right w:w="120" w:type="dxa"/>
             </w:tcMar>
           </w:tcPr>
           <w:p>
             <w:r>
-              <w:t xml:space="preserve">DEMO 2 — Variance + narrative</w:t>
+              <w:t>DEMO 2 — Variance + narrative</w:t>
             </w:r>
           </w:p>
         </w:tc>
         <w:tc>
           <w:tcPr>
-            <w:tcW w:type="dxa" w:w="4960"/>
+            <w:tcW w:w="4960" w:type="dxa"/>
             <w:tcBorders>
-              <w:top w:val="single" w:color="BFBFBF" w:sz="4"/>
-              <w:left w:val="single" w:color="BFBFBF" w:sz="4"/>
-              <w:bottom w:val="single" w:color="BFBFBF" w:sz="4"/>
-              <w:right w:val="single" w:color="BFBFBF" w:sz="4"/>
+              <w:top w:val="single" w:sz="4" w:space="0" w:color="BFBFBF"/>
+              <w:left w:val="single" w:sz="4" w:space="0" w:color="BFBFBF"/>
+              <w:bottom w:val="single" w:sz="4" w:space="0" w:color="BFBFBF"/>
+              <w:right w:val="single" w:sz="4" w:space="0" w:color="BFBFBF"/>
             </w:tcBorders>
             <w:tcMar>
-              <w:top w:type="dxa" w:w="80"/>
-              <w:left w:type="dxa" w:w="120"/>
-              <w:bottom w:type="dxa" w:w="80"/>
-              <w:right w:type="dxa" w:w="120"/>
+              <w:top w:w="80" w:type="dxa"/>
+              <w:left w:w="120" w:type="dxa"/>
+              <w:bottom w:w="80" w:type="dxa"/>
+              <w:right w:w="120" w:type="dxa"/>
             </w:tcMar>
           </w:tcPr>
           <w:p>
             <w:r>
-              <w:t xml:space="preserve">Variance summary + draft executive commentary on Budget vs Actuals.</w:t>
+              <w:t>Variance summary + draft executive commentary on Budget vs Actuals.</w:t>
             </w:r>
           </w:p>
         </w:tc>
       </w:tr>
       <w:tr>
+        <w:tblPrEx>
+          <w:tblCellMar>
+            <w:top w:w="0" w:type="dxa"/>
+            <w:bottom w:w="0" w:type="dxa"/>
+          </w:tblCellMar>
+        </w:tblPrEx>
         <w:tc>
           <w:tcPr>
-            <w:tcW w:type="dxa" w:w="1400"/>
+            <w:tcW w:w="1400" w:type="dxa"/>
             <w:tcBorders>
-              <w:top w:val="single" w:color="BFBFBF" w:sz="4"/>
-              <w:left w:val="single" w:color="BFBFBF" w:sz="4"/>
-              <w:bottom w:val="single" w:color="BFBFBF" w:sz="4"/>
-              <w:right w:val="single" w:color="BFBFBF" w:sz="4"/>
+              <w:top w:val="single" w:sz="4" w:space="0" w:color="BFBFBF"/>
+              <w:left w:val="single" w:sz="4" w:space="0" w:color="BFBFBF"/>
+              <w:bottom w:val="single" w:sz="4" w:space="0" w:color="BFBFBF"/>
+              <w:right w:val="single" w:sz="4" w:space="0" w:color="BFBFBF"/>
             </w:tcBorders>
             <w:tcMar>
-              <w:top w:type="dxa" w:w="80"/>
-              <w:left w:type="dxa" w:w="120"/>
-              <w:bottom w:type="dxa" w:w="80"/>
-              <w:right w:type="dxa" w:w="120"/>
+              <w:top w:w="80" w:type="dxa"/>
+              <w:left w:w="120" w:type="dxa"/>
+              <w:bottom w:w="80" w:type="dxa"/>
+              <w:right w:w="120" w:type="dxa"/>
             </w:tcMar>
           </w:tcPr>
           <w:p>
             <w:r>
-              <w:t xml:space="preserve">37:00–40:00</w:t>
+              <w:t>37:00–40:00</w:t>
             </w:r>
           </w:p>
         </w:tc>
         <w:tc>
           <w:tcPr>
-            <w:tcW w:type="dxa" w:w="3000"/>
+            <w:tcW w:w="3000" w:type="dxa"/>
             <w:tcBorders>
-              <w:top w:val="single" w:color="BFBFBF" w:sz="4"/>
-              <w:left w:val="single" w:color="BFBFBF" w:sz="4"/>
-              <w:bottom w:val="single" w:color="BFBFBF" w:sz="4"/>
-              <w:right w:val="single" w:color="BFBFBF" w:sz="4"/>
+              <w:top w:val="single" w:sz="4" w:space="0" w:color="BFBFBF"/>
+              <w:left w:val="single" w:sz="4" w:space="0" w:color="BFBFBF"/>
+              <w:bottom w:val="single" w:sz="4" w:space="0" w:color="BFBFBF"/>
+              <w:right w:val="single" w:sz="4" w:space="0" w:color="BFBFBF"/>
             </w:tcBorders>
             <w:tcMar>
-              <w:top w:type="dxa" w:w="80"/>
-              <w:left w:type="dxa" w:w="120"/>
-              <w:bottom w:type="dxa" w:w="80"/>
-              <w:right w:type="dxa" w:w="120"/>
+              <w:top w:w="80" w:type="dxa"/>
+              <w:left w:w="120" w:type="dxa"/>
+              <w:bottom w:w="80" w:type="dxa"/>
+              <w:right w:w="120" w:type="dxa"/>
             </w:tcMar>
           </w:tcPr>
           <w:p>
             <w:r>
-              <w:t xml:space="preserve">Demo 2 takeaways</w:t>
+              <w:t>Demo 2 takeaways</w:t>
             </w:r>
           </w:p>
         </w:tc>
         <w:tc>
           <w:tcPr>
-            <w:tcW w:type="dxa" w:w="4960"/>
+            <w:tcW w:w="4960" w:type="dxa"/>
             <w:tcBorders>
-              <w:top w:val="single" w:color="BFBFBF" w:sz="4"/>
-              <w:left w:val="single" w:color="BFBFBF" w:sz="4"/>
-              <w:bottom w:val="single" w:color="BFBFBF" w:sz="4"/>
-              <w:right w:val="single" w:color="BFBFBF" w:sz="4"/>
+              <w:top w:val="single" w:sz="4" w:space="0" w:color="BFBFBF"/>
+              <w:left w:val="single" w:sz="4" w:space="0" w:color="BFBFBF"/>
+              <w:bottom w:val="single" w:sz="4" w:space="0" w:color="BFBFBF"/>
+              <w:right w:val="single" w:sz="4" w:space="0" w:color="BFBFBF"/>
             </w:tcBorders>
             <w:tcMar>
-              <w:top w:type="dxa" w:w="80"/>
-              <w:left w:type="dxa" w:w="120"/>
-              <w:bottom w:type="dxa" w:w="80"/>
-              <w:right w:type="dxa" w:w="120"/>
+              <w:top w:w="80" w:type="dxa"/>
+              <w:left w:w="120" w:type="dxa"/>
+              <w:bottom w:w="80" w:type="dxa"/>
+              <w:right w:w="120" w:type="dxa"/>
             </w:tcMar>
           </w:tcPr>
           <w:p>
             <w:r>
-              <w:t xml:space="preserve">AI is good at the narrative, you own the numbers.</w:t>
+              <w:t xml:space="preserve">AI is good at the </w:t>
+            </w:r>
+            <w:proofErr w:type="gramStart"/>
+            <w:r>
+              <w:t>narrative,</w:t>
+            </w:r>
+            <w:proofErr w:type="gramEnd"/>
+            <w:r>
+              <w:t xml:space="preserve"> you </w:t>
+            </w:r>
+            <w:proofErr w:type="gramStart"/>
+            <w:r>
+              <w:t>own</w:t>
+            </w:r>
+            <w:proofErr w:type="gramEnd"/>
+            <w:r>
+              <w:t xml:space="preserve"> the numbers.</w:t>
             </w:r>
           </w:p>
         </w:tc>
       </w:tr>
       <w:tr>
+        <w:tblPrEx>
+          <w:tblCellMar>
+            <w:top w:w="0" w:type="dxa"/>
+            <w:bottom w:w="0" w:type="dxa"/>
+          </w:tblCellMar>
+        </w:tblPrEx>
         <w:tc>
           <w:tcPr>
-            <w:tcW w:type="dxa" w:w="1400"/>
+            <w:tcW w:w="1400" w:type="dxa"/>
             <w:tcBorders>
-              <w:top w:val="single" w:color="BFBFBF" w:sz="4"/>
-              <w:left w:val="single" w:color="BFBFBF" w:sz="4"/>
-              <w:bottom w:val="single" w:color="BFBFBF" w:sz="4"/>
-              <w:right w:val="single" w:color="BFBFBF" w:sz="4"/>
+              <w:top w:val="single" w:sz="4" w:space="0" w:color="BFBFBF"/>
+              <w:left w:val="single" w:sz="4" w:space="0" w:color="BFBFBF"/>
+              <w:bottom w:val="single" w:sz="4" w:space="0" w:color="BFBFBF"/>
+              <w:right w:val="single" w:sz="4" w:space="0" w:color="BFBFBF"/>
             </w:tcBorders>
             <w:tcMar>
-              <w:top w:type="dxa" w:w="80"/>
-              <w:left w:type="dxa" w:w="120"/>
-              <w:bottom w:type="dxa" w:w="80"/>
-              <w:right w:type="dxa" w:w="120"/>
+              <w:top w:w="80" w:type="dxa"/>
+              <w:left w:w="120" w:type="dxa"/>
+              <w:bottom w:w="80" w:type="dxa"/>
+              <w:right w:w="120" w:type="dxa"/>
             </w:tcMar>
           </w:tcPr>
           <w:p>
             <w:r>
-              <w:t xml:space="preserve">40:00–50:00</w:t>
+              <w:t>40:00–50:00</w:t>
             </w:r>
           </w:p>
         </w:tc>
         <w:tc>
           <w:tcPr>
-            <w:tcW w:type="dxa" w:w="3000"/>
+            <w:tcW w:w="3000" w:type="dxa"/>
             <w:tcBorders>
-              <w:top w:val="single" w:color="BFBFBF" w:sz="4"/>
-              <w:left w:val="single" w:color="BFBFBF" w:sz="4"/>
-              <w:bottom w:val="single" w:color="BFBFBF" w:sz="4"/>
-              <w:right w:val="single" w:color="BFBFBF" w:sz="4"/>
+              <w:top w:val="single" w:sz="4" w:space="0" w:color="BFBFBF"/>
+              <w:left w:val="single" w:sz="4" w:space="0" w:color="BFBFBF"/>
+              <w:bottom w:val="single" w:sz="4" w:space="0" w:color="BFBFBF"/>
+              <w:right w:val="single" w:sz="4" w:space="0" w:color="BFBFBF"/>
             </w:tcBorders>
             <w:tcMar>
-              <w:top w:type="dxa" w:w="80"/>
-              <w:left w:type="dxa" w:w="120"/>
-              <w:bottom w:type="dxa" w:w="80"/>
-              <w:right w:type="dxa" w:w="120"/>
+              <w:top w:w="80" w:type="dxa"/>
+              <w:left w:w="120" w:type="dxa"/>
+              <w:bottom w:w="80" w:type="dxa"/>
+              <w:right w:w="120" w:type="dxa"/>
             </w:tcMar>
           </w:tcPr>
           <w:p>
             <w:r>
-              <w:t xml:space="preserve">DEMO 3 — Exploratory / audit</w:t>
+              <w:t>DEMO 3 — Exploratory / audit</w:t>
             </w:r>
           </w:p>
         </w:tc>
         <w:tc>
           <w:tcPr>
-            <w:tcW w:type="dxa" w:w="4960"/>
+            <w:tcW w:w="4960" w:type="dxa"/>
             <w:tcBorders>
-              <w:top w:val="single" w:color="BFBFBF" w:sz="4"/>
-              <w:left w:val="single" w:color="BFBFBF" w:sz="4"/>
-              <w:bottom w:val="single" w:color="BFBFBF" w:sz="4"/>
-              <w:right w:val="single" w:color="BFBFBF" w:sz="4"/>
+              <w:top w:val="single" w:sz="4" w:space="0" w:color="BFBFBF"/>
+              <w:left w:val="single" w:sz="4" w:space="0" w:color="BFBFBF"/>
+              <w:bottom w:val="single" w:sz="4" w:space="0" w:color="BFBFBF"/>
+              <w:right w:val="single" w:sz="4" w:space="0" w:color="BFBFBF"/>
             </w:tcBorders>
             <w:tcMar>
-              <w:top w:type="dxa" w:w="80"/>
-              <w:left w:type="dxa" w:w="120"/>
-              <w:bottom w:type="dxa" w:w="80"/>
-              <w:right w:type="dxa" w:w="120"/>
+              <w:top w:w="80" w:type="dxa"/>
+              <w:left w:w="120" w:type="dxa"/>
+              <w:bottom w:w="80" w:type="dxa"/>
+              <w:right w:w="120" w:type="dxa"/>
             </w:tcMar>
           </w:tcPr>
           <w:p>
             <w:r>
-              <w:t xml:space="preserve">Hunt anomalies in T&amp;E expense data; ask follow-up questions.</w:t>
+              <w:t>Hunt anomalies in T&amp;E expense data; ask follow-up questions.</w:t>
             </w:r>
           </w:p>
         </w:tc>
       </w:tr>
       <w:tr>
+        <w:tblPrEx>
+          <w:tblCellMar>
+            <w:top w:w="0" w:type="dxa"/>
+            <w:bottom w:w="0" w:type="dxa"/>
+          </w:tblCellMar>
+        </w:tblPrEx>
         <w:tc>
           <w:tcPr>
-            <w:tcW w:type="dxa" w:w="1400"/>
+            <w:tcW w:w="1400" w:type="dxa"/>
             <w:tcBorders>
-              <w:top w:val="single" w:color="BFBFBF" w:sz="4"/>
-              <w:left w:val="single" w:color="BFBFBF" w:sz="4"/>
-              <w:bottom w:val="single" w:color="BFBFBF" w:sz="4"/>
-              <w:right w:val="single" w:color="BFBFBF" w:sz="4"/>
+              <w:top w:val="single" w:sz="4" w:space="0" w:color="BFBFBF"/>
+              <w:left w:val="single" w:sz="4" w:space="0" w:color="BFBFBF"/>
+              <w:bottom w:val="single" w:sz="4" w:space="0" w:color="BFBFBF"/>
+              <w:right w:val="single" w:sz="4" w:space="0" w:color="BFBFBF"/>
             </w:tcBorders>
             <w:tcMar>
-              <w:top w:type="dxa" w:w="80"/>
-              <w:left w:type="dxa" w:w="120"/>
-              <w:bottom w:type="dxa" w:w="80"/>
-              <w:right w:type="dxa" w:w="120"/>
+              <w:top w:w="80" w:type="dxa"/>
+              <w:left w:w="120" w:type="dxa"/>
+              <w:bottom w:w="80" w:type="dxa"/>
+              <w:right w:w="120" w:type="dxa"/>
             </w:tcMar>
           </w:tcPr>
           <w:p>
             <w:r>
-              <w:t xml:space="preserve">50:00–53:00</w:t>
+              <w:t>50:00–53:00</w:t>
             </w:r>
           </w:p>
         </w:tc>
         <w:tc>
           <w:tcPr>
-            <w:tcW w:type="dxa" w:w="3000"/>
+            <w:tcW w:w="3000" w:type="dxa"/>
             <w:tcBorders>
-              <w:top w:val="single" w:color="BFBFBF" w:sz="4"/>
-              <w:left w:val="single" w:color="BFBFBF" w:sz="4"/>
-              <w:bottom w:val="single" w:color="BFBFBF" w:sz="4"/>
-              <w:right w:val="single" w:color="BFBFBF" w:sz="4"/>
+              <w:top w:val="single" w:sz="4" w:space="0" w:color="BFBFBF"/>
+              <w:left w:val="single" w:sz="4" w:space="0" w:color="BFBFBF"/>
+              <w:bottom w:val="single" w:sz="4" w:space="0" w:color="BFBFBF"/>
+              <w:right w:val="single" w:sz="4" w:space="0" w:color="BFBFBF"/>
             </w:tcBorders>
             <w:tcMar>
-              <w:top w:type="dxa" w:w="80"/>
-              <w:left w:type="dxa" w:w="120"/>
-              <w:bottom w:type="dxa" w:w="80"/>
-              <w:right w:type="dxa" w:w="120"/>
+              <w:top w:w="80" w:type="dxa"/>
+              <w:left w:w="120" w:type="dxa"/>
+              <w:bottom w:w="80" w:type="dxa"/>
+              <w:right w:w="120" w:type="dxa"/>
             </w:tcMar>
           </w:tcPr>
           <w:p>
             <w:r>
-              <w:t xml:space="preserve">Demo 3 takeaways</w:t>
+              <w:t>Demo 3 takeaways</w:t>
             </w:r>
           </w:p>
         </w:tc>
         <w:tc>
           <w:tcPr>
-            <w:tcW w:type="dxa" w:w="4960"/>
+            <w:tcW w:w="4960" w:type="dxa"/>
             <w:tcBorders>
-              <w:top w:val="single" w:color="BFBFBF" w:sz="4"/>
-              <w:left w:val="single" w:color="BFBFBF" w:sz="4"/>
-              <w:bottom w:val="single" w:color="BFBFBF" w:sz="4"/>
-              <w:right w:val="single" w:color="BFBFBF" w:sz="4"/>
+              <w:top w:val="single" w:sz="4" w:space="0" w:color="BFBFBF"/>
+              <w:left w:val="single" w:sz="4" w:space="0" w:color="BFBFBF"/>
+              <w:bottom w:val="single" w:sz="4" w:space="0" w:color="BFBFBF"/>
+              <w:right w:val="single" w:sz="4" w:space="0" w:color="BFBFBF"/>
             </w:tcBorders>
             <w:tcMar>
-              <w:top w:type="dxa" w:w="80"/>
-              <w:left w:type="dxa" w:w="120"/>
-              <w:bottom w:type="dxa" w:w="80"/>
-              <w:right w:type="dxa" w:w="120"/>
+              <w:top w:w="80" w:type="dxa"/>
+              <w:left w:w="120" w:type="dxa"/>
+              <w:bottom w:w="80" w:type="dxa"/>
+              <w:right w:w="120" w:type="dxa"/>
             </w:tcMar>
           </w:tcPr>
           <w:p>
             <w:r>
-              <w:t xml:space="preserve">AI is a tip-generator, not a conclusion-maker.</w:t>
+              <w:t>AI is a tip-generator, not a conclusion-maker.</w:t>
             </w:r>
           </w:p>
         </w:tc>
       </w:tr>
       <w:tr>
+        <w:tblPrEx>
+          <w:tblCellMar>
+            <w:top w:w="0" w:type="dxa"/>
+            <w:bottom w:w="0" w:type="dxa"/>
+          </w:tblCellMar>
+        </w:tblPrEx>
         <w:tc>
           <w:tcPr>
-            <w:tcW w:type="dxa" w:w="1400"/>
+            <w:tcW w:w="1400" w:type="dxa"/>
             <w:tcBorders>
-              <w:top w:val="single" w:color="BFBFBF" w:sz="4"/>
-              <w:left w:val="single" w:color="BFBFBF" w:sz="4"/>
-              <w:bottom w:val="single" w:color="BFBFBF" w:sz="4"/>
-              <w:right w:val="single" w:color="BFBFBF" w:sz="4"/>
+              <w:top w:val="single" w:sz="4" w:space="0" w:color="BFBFBF"/>
+              <w:left w:val="single" w:sz="4" w:space="0" w:color="BFBFBF"/>
+              <w:bottom w:val="single" w:sz="4" w:space="0" w:color="BFBFBF"/>
+              <w:right w:val="single" w:sz="4" w:space="0" w:color="BFBFBF"/>
             </w:tcBorders>
             <w:tcMar>
-              <w:top w:type="dxa" w:w="80"/>
-              <w:left w:type="dxa" w:w="120"/>
-              <w:bottom w:type="dxa" w:w="80"/>
-              <w:right w:type="dxa" w:w="120"/>
+              <w:top w:w="80" w:type="dxa"/>
+              <w:left w:w="120" w:type="dxa"/>
+              <w:bottom w:w="80" w:type="dxa"/>
+              <w:right w:w="120" w:type="dxa"/>
             </w:tcMar>
           </w:tcPr>
           <w:p>
             <w:r>
-              <w:t xml:space="preserve">53:00–57:00</w:t>
+              <w:t>53:00–57:00</w:t>
             </w:r>
           </w:p>
         </w:tc>
         <w:tc>
           <w:tcPr>
-            <w:tcW w:type="dxa" w:w="3000"/>
+            <w:tcW w:w="3000" w:type="dxa"/>
             <w:tcBorders>
-              <w:top w:val="single" w:color="BFBFBF" w:sz="4"/>
-              <w:left w:val="single" w:color="BFBFBF" w:sz="4"/>
-              <w:bottom w:val="single" w:color="BFBFBF" w:sz="4"/>
-              <w:right w:val="single" w:color="BFBFBF" w:sz="4"/>
+              <w:top w:val="single" w:sz="4" w:space="0" w:color="BFBFBF"/>
+              <w:left w:val="single" w:sz="4" w:space="0" w:color="BFBFBF"/>
+              <w:bottom w:val="single" w:sz="4" w:space="0" w:color="BFBFBF"/>
+              <w:right w:val="single" w:sz="4" w:space="0" w:color="BFBFBF"/>
             </w:tcBorders>
             <w:tcMar>
-              <w:top w:type="dxa" w:w="80"/>
-              <w:left w:type="dxa" w:w="120"/>
-              <w:bottom w:type="dxa" w:w="80"/>
-              <w:right w:type="dxa" w:w="120"/>
+              <w:top w:w="80" w:type="dxa"/>
+              <w:left w:w="120" w:type="dxa"/>
+              <w:bottom w:w="80" w:type="dxa"/>
+              <w:right w:w="120" w:type="dxa"/>
             </w:tcMar>
           </w:tcPr>
           <w:p>
             <w:r>
-              <w:t xml:space="preserve">Validation playbook</w:t>
+              <w:t>Validation playbook</w:t>
             </w:r>
           </w:p>
         </w:tc>
         <w:tc>
           <w:tcPr>
-            <w:tcW w:type="dxa" w:w="4960"/>
+            <w:tcW w:w="4960" w:type="dxa"/>
             <w:tcBorders>
-              <w:top w:val="single" w:color="BFBFBF" w:sz="4"/>
-              <w:left w:val="single" w:color="BFBFBF" w:sz="4"/>
-              <w:bottom w:val="single" w:color="BFBFBF" w:sz="4"/>
-              <w:right w:val="single" w:color="BFBFBF" w:sz="4"/>
+              <w:top w:val="single" w:sz="4" w:space="0" w:color="BFBFBF"/>
+              <w:left w:val="single" w:sz="4" w:space="0" w:color="BFBFBF"/>
+              <w:bottom w:val="single" w:sz="4" w:space="0" w:color="BFBFBF"/>
+              <w:right w:val="single" w:sz="4" w:space="0" w:color="BFBFBF"/>
             </w:tcBorders>
             <w:tcMar>
-              <w:top w:type="dxa" w:w="80"/>
-              <w:left w:type="dxa" w:w="120"/>
-              <w:bottom w:type="dxa" w:w="80"/>
-              <w:right w:type="dxa" w:w="120"/>
+              <w:top w:w="80" w:type="dxa"/>
+              <w:left w:w="120" w:type="dxa"/>
+              <w:bottom w:w="80" w:type="dxa"/>
+              <w:right w:w="120" w:type="dxa"/>
             </w:tcMar>
           </w:tcPr>
           <w:p>
             <w:r>
-              <w:t xml:space="preserve">Re-prompt, spot-check, isolate, version. Trust but verify.</w:t>
+              <w:t>Re-prompt, spot-check, isolate, version. Trust but verify.</w:t>
             </w:r>
           </w:p>
         </w:tc>
       </w:tr>
       <w:tr>
+        <w:tblPrEx>
+          <w:tblCellMar>
+            <w:top w:w="0" w:type="dxa"/>
+            <w:bottom w:w="0" w:type="dxa"/>
+          </w:tblCellMar>
+        </w:tblPrEx>
         <w:tc>
           <w:tcPr>
-            <w:tcW w:type="dxa" w:w="1400"/>
+            <w:tcW w:w="1400" w:type="dxa"/>
             <w:tcBorders>
-              <w:top w:val="single" w:color="BFBFBF" w:sz="4"/>
-              <w:left w:val="single" w:color="BFBFBF" w:sz="4"/>
-              <w:bottom w:val="single" w:color="BFBFBF" w:sz="4"/>
-              <w:right w:val="single" w:color="BFBFBF" w:sz="4"/>
+              <w:top w:val="single" w:sz="4" w:space="0" w:color="BFBFBF"/>
+              <w:left w:val="single" w:sz="4" w:space="0" w:color="BFBFBF"/>
+              <w:bottom w:val="single" w:sz="4" w:space="0" w:color="BFBFBF"/>
+              <w:right w:val="single" w:sz="4" w:space="0" w:color="BFBFBF"/>
             </w:tcBorders>
             <w:tcMar>
-              <w:top w:type="dxa" w:w="80"/>
-              <w:left w:type="dxa" w:w="120"/>
-              <w:bottom w:type="dxa" w:w="80"/>
-              <w:right w:type="dxa" w:w="120"/>
+              <w:top w:w="80" w:type="dxa"/>
+              <w:left w:w="120" w:type="dxa"/>
+              <w:bottom w:w="80" w:type="dxa"/>
+              <w:right w:w="120" w:type="dxa"/>
             </w:tcMar>
           </w:tcPr>
           <w:p>
             <w:r>
-              <w:t xml:space="preserve">57:00–60:00</w:t>
+              <w:t>57:00–60:00</w:t>
             </w:r>
           </w:p>
         </w:tc>
         <w:tc>
           <w:tcPr>
-            <w:tcW w:type="dxa" w:w="3000"/>
+            <w:tcW w:w="3000" w:type="dxa"/>
             <w:tcBorders>
-              <w:top w:val="single" w:color="BFBFBF" w:sz="4"/>
-              <w:left w:val="single" w:color="BFBFBF" w:sz="4"/>
-              <w:bottom w:val="single" w:color="BFBFBF" w:sz="4"/>
-              <w:right w:val="single" w:color="BFBFBF" w:sz="4"/>
+              <w:top w:val="single" w:sz="4" w:space="0" w:color="BFBFBF"/>
+              <w:left w:val="single" w:sz="4" w:space="0" w:color="BFBFBF"/>
+              <w:bottom w:val="single" w:sz="4" w:space="0" w:color="BFBFBF"/>
+              <w:right w:val="single" w:sz="4" w:space="0" w:color="BFBFBF"/>
             </w:tcBorders>
             <w:tcMar>
-              <w:top w:type="dxa" w:w="80"/>
-              <w:left w:type="dxa" w:w="120"/>
-              <w:bottom w:type="dxa" w:w="80"/>
-              <w:right w:type="dxa" w:w="120"/>
+              <w:top w:w="80" w:type="dxa"/>
+              <w:left w:w="120" w:type="dxa"/>
+              <w:bottom w:w="80" w:type="dxa"/>
+              <w:right w:w="120" w:type="dxa"/>
             </w:tcMar>
           </w:tcPr>
           <w:p>
             <w:r>
-              <w:t xml:space="preserve">Recap &amp; resources</w:t>
+              <w:t>Recap &amp; resources</w:t>
             </w:r>
           </w:p>
         </w:tc>
         <w:tc>
           <w:tcPr>
-            <w:tcW w:type="dxa" w:w="4960"/>
+            <w:tcW w:w="4960" w:type="dxa"/>
             <w:tcBorders>
-              <w:top w:val="single" w:color="BFBFBF" w:sz="4"/>
-              <w:left w:val="single" w:color="BFBFBF" w:sz="4"/>
-              <w:bottom w:val="single" w:color="BFBFBF" w:sz="4"/>
-              <w:right w:val="single" w:color="BFBFBF" w:sz="4"/>
+              <w:top w:val="single" w:sz="4" w:space="0" w:color="BFBFBF"/>
+              <w:left w:val="single" w:sz="4" w:space="0" w:color="BFBFBF"/>
+              <w:bottom w:val="single" w:sz="4" w:space="0" w:color="BFBFBF"/>
+              <w:right w:val="single" w:sz="4" w:space="0" w:color="BFBFBF"/>
             </w:tcBorders>
             <w:tcMar>
-              <w:top w:type="dxa" w:w="80"/>
-              <w:left w:type="dxa" w:w="120"/>
-              <w:bottom w:type="dxa" w:w="80"/>
-              <w:right w:type="dxa" w:w="120"/>
+              <w:top w:w="80" w:type="dxa"/>
+              <w:left w:w="120" w:type="dxa"/>
+              <w:bottom w:w="80" w:type="dxa"/>
+              <w:right w:w="120" w:type="dxa"/>
             </w:tcMar>
           </w:tcPr>
           <w:p>
             <w:r>
-              <w:t xml:space="preserve">5 takeaways, where to learn more, thanks.</w:t>
+              <w:t>5 takeaways, where to learn more, thanks.</w:t>
             </w:r>
           </w:p>
         </w:tc>
@@ -1090,7 +1226,24 @@
         <w:pStyle w:val="Heading1"/>
       </w:pPr>
       <w:r>
-        <w:t xml:space="preserve">0:00–2:00  Welcome &amp; housekeeping  •  Slides 1–2</w:t>
+        <w:lastRenderedPageBreak/>
+        <w:t>0:00–</w:t>
+      </w:r>
+      <w:proofErr w:type="gramStart"/>
+      <w:r>
+        <w:t>2:00  Welcome</w:t>
+      </w:r>
+      <w:proofErr w:type="gramEnd"/>
+      <w:r>
+        <w:t xml:space="preserve"> &amp; </w:t>
+      </w:r>
+      <w:proofErr w:type="gramStart"/>
+      <w:r>
+        <w:t>housekeeping  •</w:t>
+      </w:r>
+      <w:proofErr w:type="gramEnd"/>
+      <w:r>
+        <w:t xml:space="preserve">  Slides 1–2</w:t>
       </w:r>
     </w:p>
     <w:p>
@@ -1099,26 +1252,22 @@
           <w:i/>
           <w:iCs/>
         </w:rPr>
-        <w:t xml:space="preserve">Open on Slide 1 (Title). After the welcome script, advance to Slide 2 (Today's promise) and read the three bullets aloud.</w:t>
+        <w:t>Open on Slide 1 (Title). After the welcome script, advance to Slide 2 (Today's promise) and read the three bullets aloud.</w:t>
       </w:r>
     </w:p>
     <w:p>
       <w:pPr>
         <w:pStyle w:val="Heading3"/>
       </w:pPr>
-      <w:r>
-        <w:t xml:space="preserve">Say</w:t>
-      </w:r>
-    </w:p>
-    <w:p>
-      <w:r>
-        <w:t xml:space="preserve">"Welcome — over the next 60 minutes I'm going to show you the ChatGPT add-in for Excel by actually using it. </w:t>
-      </w:r>
-      <w:r>
-        <w:t xml:space="preserve">We're going to move quickly, so I'm going to hold questions to the end. If anything is confusing in the moment, drop it in chat and I'll pick it up. </w:t>
-      </w:r>
-      <w:r>
-        <w:t xml:space="preserve">By the end you'll have seen three realistic workflows — formulas, variance commentary, and exploratory analysis — and you'll know where this tool earns its keep and where it doesn't."</w:t>
+      <w:proofErr w:type="gramStart"/>
+      <w:r>
+        <w:t>Say</w:t>
+      </w:r>
+      <w:proofErr w:type="gramEnd"/>
+    </w:p>
+    <w:p>
+      <w:r>
+        <w:t>"Welcome — over the next 60 minutes I'm going to show you the ChatGPT add-in for Excel by actually using it. We're going to move quickly, so I'm going to hold questions to the end. If anything is confusing in the moment, drop it in chat and I'll pick it up. By the end you'll have seen three realistic workflows — formulas, variance commentary, and exploratory analysis — and you'll know where this tool earns its keep and where it doesn't."</w:t>
       </w:r>
     </w:p>
     <w:p>
@@ -1126,7 +1275,7 @@
         <w:pStyle w:val="Heading3"/>
       </w:pPr>
       <w:r>
-        <w:t xml:space="preserve">Do</w:t>
+        <w:t>Do</w:t>
       </w:r>
     </w:p>
     <w:p>
@@ -1138,7 +1287,7 @@
         </w:numPr>
       </w:pPr>
       <w:r>
-        <w:t xml:space="preserve">Share screen on the Excel window, not the whole desktop.</w:t>
+        <w:t>Share screen on the Excel window, not the whole desktop.</w:t>
       </w:r>
     </w:p>
     <w:p>
@@ -1150,7 +1299,7 @@
         </w:numPr>
       </w:pPr>
       <w:r>
-        <w:t xml:space="preserve">Confirm the ChatGPT pane is visible.</w:t>
+        <w:t>Confirm the ChatGPT pane is visible.</w:t>
       </w:r>
     </w:p>
     <w:p>
@@ -1158,7 +1307,23 @@
         <w:pStyle w:val="Heading1"/>
       </w:pPr>
       <w:r>
-        <w:t xml:space="preserve">2:00–6:00  Why this matters  •  Slides 3–4</w:t>
+        <w:t>2:00–</w:t>
+      </w:r>
+      <w:proofErr w:type="gramStart"/>
+      <w:r>
+        <w:t>6:00  Why</w:t>
+      </w:r>
+      <w:proofErr w:type="gramEnd"/>
+      <w:r>
+        <w:t xml:space="preserve"> this </w:t>
+      </w:r>
+      <w:proofErr w:type="gramStart"/>
+      <w:r>
+        <w:t>matters  •</w:t>
+      </w:r>
+      <w:proofErr w:type="gramEnd"/>
+      <w:r>
+        <w:t xml:space="preserve">  Slides 3–4</w:t>
       </w:r>
     </w:p>
     <w:p>
@@ -1167,7 +1332,7 @@
           <w:i/>
           <w:iCs/>
         </w:rPr>
-        <w:t xml:space="preserve">Slide 3 (Agenda) goes by quickly — 30 seconds. Then advance to Slide 4 (Why this matters) and walk through the bullets.</w:t>
+        <w:t>Slide 3 (Agenda) goes by quickly — 30 seconds. Then advance to Slide 4 (Why this matters) and walk through the bullets.</w:t>
       </w:r>
     </w:p>
     <w:p>
@@ -1175,12 +1340,12 @@
         <w:pStyle w:val="Heading3"/>
       </w:pPr>
       <w:r>
-        <w:t xml:space="preserve">Beat 1 — Excel isn't going anywhere</w:t>
-      </w:r>
-    </w:p>
-    <w:p>
-      <w:r>
-        <w:t xml:space="preserve">Spreadsheets remain the lingua franca of finance, audit, and operations. Anyone telling you AI will replace Excel doesn't talk to enough analysts.</w:t>
+        <w:t>Beat 1 — Excel isn't going anywhere</w:t>
+      </w:r>
+    </w:p>
+    <w:p>
+      <w:r>
+        <w:t>Spreadsheets remain the lingua franca of finance, audit, and operations. Anyone telling you AI will replace Excel doesn't talk to enough analysts.</w:t>
       </w:r>
     </w:p>
     <w:p>
@@ -1188,12 +1353,28 @@
         <w:pStyle w:val="Heading3"/>
       </w:pPr>
       <w:r>
-        <w:t xml:space="preserve">Beat 2 — But the entry point is changing</w:t>
-      </w:r>
-    </w:p>
-    <w:p>
-      <w:r>
-        <w:t xml:space="preserve">Until recently you had to leave Excel to use ChatGPT: copy data out, paste a prompt, copy the answer back. The add-in collapses that loop — the prompt happens against the cells you've already selected.</w:t>
+        <w:t>Beat 2 — But the entry point is changing</w:t>
+      </w:r>
+    </w:p>
+    <w:p>
+      <w:r>
+        <w:t xml:space="preserve">Until recently you had to leave Excel to use ChatGPT: copy data out, paste a prompt, copy the answer back. The add-in collapses that loop — the </w:t>
+      </w:r>
+      <w:proofErr w:type="gramStart"/>
+      <w:r>
+        <w:t>prompt</w:t>
+      </w:r>
+      <w:proofErr w:type="gramEnd"/>
+      <w:r>
+        <w:t xml:space="preserve"> </w:t>
+      </w:r>
+      <w:proofErr w:type="gramStart"/>
+      <w:r>
+        <w:t>happens</w:t>
+      </w:r>
+      <w:proofErr w:type="gramEnd"/>
+      <w:r>
+        <w:t xml:space="preserve"> against the cells you've already selected.</w:t>
       </w:r>
     </w:p>
     <w:p>
@@ -1201,7 +1382,7 @@
         <w:pStyle w:val="Heading3"/>
       </w:pPr>
       <w:r>
-        <w:t xml:space="preserve">Beat 3 — What this means in practice</w:t>
+        <w:t>Beat 3 — What this means in practice</w:t>
       </w:r>
     </w:p>
     <w:p>
@@ -1213,7 +1394,7 @@
         </w:numPr>
       </w:pPr>
       <w:r>
-        <w:t xml:space="preserve">Faster: less alt-tabbing, fewer paste errors.</w:t>
+        <w:t>Faster: less alt-tabbing, fewer paste errors.</w:t>
       </w:r>
     </w:p>
     <w:p>
@@ -1225,7 +1406,7 @@
         </w:numPr>
       </w:pPr>
       <w:r>
-        <w:t xml:space="preserve">More auditable: the prompt + selection lives inside the workbook, not in a browser tab.</w:t>
+        <w:t>More auditable: the prompt + selection lives inside the workbook, not in a browser tab.</w:t>
       </w:r>
     </w:p>
     <w:p>
@@ -1237,7 +1418,7 @@
         </w:numPr>
       </w:pPr>
       <w:r>
-        <w:t xml:space="preserve">Still your job to validate: AI generates, you approve.</w:t>
+        <w:t>Still your job to validate: AI generates, you approve.</w:t>
       </w:r>
     </w:p>
     <w:p>
@@ -1245,7 +1426,23 @@
         <w:pStyle w:val="Heading1"/>
       </w:pPr>
       <w:r>
-        <w:t xml:space="preserve">6:00–10:00  What the add-in is and how it works  •  Slides 5–6</w:t>
+        <w:t>6:00–</w:t>
+      </w:r>
+      <w:proofErr w:type="gramStart"/>
+      <w:r>
+        <w:t>10:00  What</w:t>
+      </w:r>
+      <w:proofErr w:type="gramEnd"/>
+      <w:r>
+        <w:t xml:space="preserve"> the add-in is and how it </w:t>
+      </w:r>
+      <w:proofErr w:type="gramStart"/>
+      <w:r>
+        <w:t>works  •</w:t>
+      </w:r>
+      <w:proofErr w:type="gramEnd"/>
+      <w:r>
+        <w:t xml:space="preserve">  Slides 5–6</w:t>
       </w:r>
     </w:p>
     <w:p>
@@ -1254,7 +1451,23 @@
           <w:i/>
           <w:iCs/>
         </w:rPr>
-        <w:t xml:space="preserve">Slide 5 (The add-in in 60 seconds) — walk the bullets. Slide 6 (Three things to know) is the bridge to the first demo.</w:t>
+        <w:t xml:space="preserve">Slide 5 (The add-in in 60 </w:t>
+      </w:r>
+      <w:proofErr w:type="gramStart"/>
+      <w:r>
+        <w:rPr>
+          <w:i/>
+          <w:iCs/>
+        </w:rPr>
+        <w:t>seconds) —</w:t>
+      </w:r>
+      <w:proofErr w:type="gramEnd"/>
+      <w:r>
+        <w:rPr>
+          <w:i/>
+          <w:iCs/>
+        </w:rPr>
+        <w:t xml:space="preserve"> walk the bullets. Slide 6 (Three things to know) is the bridge to the first demo.</w:t>
       </w:r>
     </w:p>
     <w:p>
@@ -1262,7 +1475,7 @@
         <w:pStyle w:val="Heading3"/>
       </w:pPr>
       <w:r>
-        <w:t xml:space="preserve">Show on screen</w:t>
+        <w:t>Show on screen</w:t>
       </w:r>
     </w:p>
     <w:p>
@@ -1274,7 +1487,15 @@
         </w:numPr>
       </w:pPr>
       <w:r>
-        <w:t xml:space="preserve">Insert → Get Add-ins → search 'ChatGPT' → installed. (Don't actually install during the demo — just point to where it lives.)</w:t>
+        <w:t xml:space="preserve">Insert → Get Add-ins → search 'ChatGPT' → installed. (Don't </w:t>
+      </w:r>
+      <w:proofErr w:type="gramStart"/>
+      <w:r>
+        <w:t>actually install</w:t>
+      </w:r>
+      <w:proofErr w:type="gramEnd"/>
+      <w:r>
+        <w:t xml:space="preserve"> during the demo — just point to where it lives.)</w:t>
       </w:r>
     </w:p>
     <w:p>
@@ -1286,7 +1507,7 @@
         </w:numPr>
       </w:pPr>
       <w:r>
-        <w:t xml:space="preserve">Click the icon in the ribbon to open the pane on the right.</w:t>
+        <w:t>Click the icon in the ribbon to open the pane on the right.</w:t>
       </w:r>
     </w:p>
     <w:p>
@@ -1298,7 +1519,7 @@
         </w:numPr>
       </w:pPr>
       <w:r>
-        <w:t xml:space="preserve">Show the prompt box at the bottom and the chat history above it.</w:t>
+        <w:t>Show the prompt box at the bottom and the chat history above it.</w:t>
       </w:r>
     </w:p>
     <w:p>
@@ -1306,7 +1527,7 @@
         <w:pStyle w:val="Heading3"/>
       </w:pPr>
       <w:r>
-        <w:t xml:space="preserve">Three things to call out</w:t>
+        <w:t>Three things to call out</w:t>
       </w:r>
     </w:p>
     <w:p>
@@ -1318,7 +1539,7 @@
         </w:numPr>
       </w:pPr>
       <w:r>
-        <w:t xml:space="preserve">It sees what you select. The active selection is the context window for your prompt.</w:t>
+        <w:t>It sees what you select. The active selection is the context window for your prompt.</w:t>
       </w:r>
     </w:p>
     <w:p>
@@ -1330,7 +1551,7 @@
         </w:numPr>
       </w:pPr>
       <w:r>
-        <w:t xml:space="preserve">It can read or write. Some prompts return text; some write directly into cells.</w:t>
+        <w:t>It can read or write. Some prompts return text; some write directly into cells.</w:t>
       </w:r>
     </w:p>
     <w:p>
@@ -1342,7 +1563,7 @@
         </w:numPr>
       </w:pPr>
       <w:r>
-        <w:t xml:space="preserve">It's not deterministic. Same prompt, slightly different answer each time. Plan around that.</w:t>
+        <w:t>It's not deterministic. Same prompt, slightly different answer each time. Plan around that.</w:t>
       </w:r>
     </w:p>
     <w:p>
@@ -1354,7 +1575,7 @@
         <w:t xml:space="preserve">Transition line: </w:t>
       </w:r>
       <w:r>
-        <w:t xml:space="preserve">"Let's stop talking about it and start using it. Demo 1 — formulas."</w:t>
+        <w:t>"Let's stop talking about it and start using it. Demo 1 — formulas."</w:t>
       </w:r>
     </w:p>
     <w:p>
@@ -1367,7 +1588,32 @@
         <w:pStyle w:val="Heading1"/>
       </w:pPr>
       <w:r>
-        <w:t xml:space="preserve">DEMO 1  •  10:00–22:00  •  Formulas, the gateway use case  •  Slides 7–9</w:t>
+        <w:lastRenderedPageBreak/>
+        <w:t xml:space="preserve">DEMO </w:t>
+      </w:r>
+      <w:proofErr w:type="gramStart"/>
+      <w:r>
+        <w:t>1  •</w:t>
+      </w:r>
+      <w:proofErr w:type="gramEnd"/>
+      <w:r>
+        <w:t xml:space="preserve">  10:00–</w:t>
+      </w:r>
+      <w:proofErr w:type="gramStart"/>
+      <w:r>
+        <w:t>22:00  •</w:t>
+      </w:r>
+      <w:proofErr w:type="gramEnd"/>
+      <w:r>
+        <w:t xml:space="preserve">  Formulas, the gateway use </w:t>
+      </w:r>
+      <w:proofErr w:type="gramStart"/>
+      <w:r>
+        <w:t>case  •</w:t>
+      </w:r>
+      <w:proofErr w:type="gramEnd"/>
+      <w:r>
+        <w:t xml:space="preserve">  Slides 7–9</w:t>
       </w:r>
     </w:p>
     <w:p>
@@ -1376,7 +1622,7 @@
           <w:i/>
           <w:iCs/>
         </w:rPr>
-        <w:t xml:space="preserve">Advance to Slide 7 (Demo 1 title). Talk over the title for ~5 seconds, then advance to Slide 8 before opening the file.</w:t>
+        <w:t>Advance to Slide 7 (Demo 1 title). Talk over the title for ~5 seconds, then advance to Slide 8 before opening the file.</w:t>
       </w:r>
     </w:p>
     <w:p>
@@ -1388,7 +1634,7 @@
         <w:t xml:space="preserve">File: </w:t>
       </w:r>
       <w:r>
-        <w:t xml:space="preserve">01_sales_transactions.xlsx (Sheet: Sales, ~80 rows of order data)</w:t>
+        <w:t>01_sales_transactions.xlsx (Sheet: Sales, ~80 rows of order data)</w:t>
       </w:r>
     </w:p>
     <w:p>
@@ -1400,7 +1646,7 @@
         <w:t xml:space="preserve">Goal: </w:t>
       </w:r>
       <w:r>
-        <w:t xml:space="preserve">Show three formula moves — generate a new column, explain an existing one, and fix a broken one.</w:t>
+        <w:t>Show three formula moves — generate a new column, explain an existing one, and fix a broken one.</w:t>
       </w:r>
     </w:p>
     <w:p>
@@ -1408,7 +1654,7 @@
         <w:pStyle w:val="Heading2"/>
       </w:pPr>
       <w:r>
-        <w:t xml:space="preserve">Beat 1 — Generate a calculated column (3 min)</w:t>
+        <w:t>Beat 1 — Generate a calculated column (3 min)</w:t>
       </w:r>
     </w:p>
     <w:p>
@@ -1420,53 +1666,71 @@
         <w:t xml:space="preserve">Set up: </w:t>
       </w:r>
       <w:r>
-        <w:t xml:space="preserve">Click on cell K1 (one column to the right of Revenue).</w:t>
-      </w:r>
-    </w:p>
-    <w:p>
-      <w:r>
-        <w:rPr>
-          <w:b/>
-          <w:bCs/>
-        </w:rPr>
-        <w:t xml:space="preserve">Prompt to paste:</w:t>
+        <w:t>Click on cell K1 (one column to the right of Revenue).</w:t>
+      </w:r>
+    </w:p>
+    <w:p>
+      <w:r>
+        <w:rPr>
+          <w:b/>
+          <w:bCs/>
+        </w:rPr>
+        <w:t>Prompt to paste:</w:t>
       </w:r>
     </w:p>
     <w:p>
       <w:pPr>
         <w:pBdr>
-          <w:left w:val="single" w:color="808080" w:sz="18" w:space="4"/>
+          <w:left w:val="single" w:sz="18" w:space="4" w:color="808080"/>
         </w:pBdr>
-        <w:shd w:fill="F2F2F2" w:val="clear"/>
-        <w:spacing w:after="80" w:before="80"/>
-      </w:pPr>
-      <w:r>
-        <w:rPr>
-          <w:rFonts w:ascii="Consolas" w:cs="Consolas" w:eastAsia="Consolas" w:hAnsi="Consolas"/>
-          <w:sz w:val="20"/>
-          <w:szCs w:val="20"/>
-        </w:rPr>
-        <w:t xml:space="preserve">Look at columns A:J. I want a new column called "Net Revenue After Commission" that takes the Revenue column and subtracts a 4% commission. Give me the Excel formula for the first row, written as a structured-reference formula if this is a table, or with regular references if not. Then explain in one line how it works.</w:t>
-      </w:r>
-    </w:p>
-    <w:p>
-      <w:r>
-        <w:rPr>
-          <w:b/>
-          <w:bCs/>
-        </w:rPr>
-        <w:t xml:space="preserve">Expected output:</w:t>
+        <w:shd w:val="clear" w:color="auto" w:fill="F2F2F2"/>
+        <w:spacing w:before="80" w:after="80"/>
+      </w:pPr>
+      <w:r>
+        <w:rPr>
+          <w:rFonts w:ascii="Consolas" w:eastAsia="Consolas" w:hAnsi="Consolas" w:cs="Consolas"/>
+          <w:sz w:val="20"/>
+          <w:szCs w:val="20"/>
+        </w:rPr>
+        <w:t xml:space="preserve">Look at columns </w:t>
+      </w:r>
+      <w:proofErr w:type="gramStart"/>
+      <w:r>
+        <w:rPr>
+          <w:rFonts w:ascii="Consolas" w:eastAsia="Consolas" w:hAnsi="Consolas" w:cs="Consolas"/>
+          <w:sz w:val="20"/>
+          <w:szCs w:val="20"/>
+        </w:rPr>
+        <w:t>A:J.</w:t>
+      </w:r>
+      <w:proofErr w:type="gramEnd"/>
+      <w:r>
+        <w:rPr>
+          <w:rFonts w:ascii="Consolas" w:eastAsia="Consolas" w:hAnsi="Consolas" w:cs="Consolas"/>
+          <w:sz w:val="20"/>
+          <w:szCs w:val="20"/>
+        </w:rPr>
+        <w:t xml:space="preserve"> I want a new column called "Net Revenue After Commission" that takes the Revenue column and subtracts a 4% commission. Give me the Excel formula for the first row, written as a structured-reference formula if this is a table, or with regular references if not. Then explain in one line how it works.</w:t>
+      </w:r>
+    </w:p>
+    <w:p>
+      <w:r>
+        <w:rPr>
+          <w:b/>
+          <w:bCs/>
+        </w:rPr>
+        <w:t>Expected output:</w:t>
       </w:r>
       <w:r>
         <w:t xml:space="preserve"> Something like </w:t>
       </w:r>
       <w:r>
         <w:rPr>
-          <w:rFonts w:ascii="Consolas" w:cs="Consolas" w:eastAsia="Consolas" w:hAnsi="Consolas"/>
-          <w:sz w:val="20"/>
-          <w:szCs w:val="20"/>
-        </w:rPr>
-        <w:t xml:space="preserve">=J2*(1-0.04)</w:t>
+          <w:rFonts w:ascii="Consolas" w:eastAsia="Consolas" w:hAnsi="Consolas" w:cs="Consolas"/>
+          <w:sz w:val="20"/>
+          <w:szCs w:val="20"/>
+        </w:rPr>
+        <w:t>=J2*(1-0.04)</w:t>
       </w:r>
       <w:r>
         <w:t xml:space="preserve"> or with a table reference. Paste the formula into K2, drag it down, watch the room.</w:t>
@@ -1481,7 +1745,15 @@
         <w:t xml:space="preserve">If it returns 4% as a separate cell reference: </w:t>
       </w:r>
       <w:r>
-        <w:t xml:space="preserve">good — that's actually better practice. Roll with it: "See, it just suggested making the commission rate a named input. That's exactly what you'd do in a real model."</w:t>
+        <w:t xml:space="preserve">good — that's </w:t>
+      </w:r>
+      <w:proofErr w:type="gramStart"/>
+      <w:r>
+        <w:t>actually better</w:t>
+      </w:r>
+      <w:proofErr w:type="gramEnd"/>
+      <w:r>
+        <w:t xml:space="preserve"> practice. Roll with it: "See, it just suggested making the commission rate a named input. That's exactly what you'd do in a real model."</w:t>
       </w:r>
     </w:p>
     <w:p>
@@ -1489,7 +1761,7 @@
         <w:pStyle w:val="Heading2"/>
       </w:pPr>
       <w:r>
-        <w:t xml:space="preserve">Beat 2 — Explain an existing formula (3 min)</w:t>
+        <w:t>Beat 2 — Explain an existing formula (3 min)</w:t>
       </w:r>
     </w:p>
     <w:p>
@@ -1501,33 +1773,33 @@
         <w:t xml:space="preserve">Set up: </w:t>
       </w:r>
       <w:r>
-        <w:t xml:space="preserve">Click on cell J2 (the Revenue formula).</w:t>
-      </w:r>
-    </w:p>
-    <w:p>
-      <w:r>
-        <w:rPr>
-          <w:b/>
-          <w:bCs/>
-        </w:rPr>
-        <w:t xml:space="preserve">Prompt to paste:</w:t>
+        <w:t>Click on cell J2 (the Revenue formula).</w:t>
+      </w:r>
+    </w:p>
+    <w:p>
+      <w:r>
+        <w:rPr>
+          <w:b/>
+          <w:bCs/>
+        </w:rPr>
+        <w:t>Prompt to paste:</w:t>
       </w:r>
     </w:p>
     <w:p>
       <w:pPr>
         <w:pBdr>
-          <w:left w:val="single" w:color="808080" w:sz="18" w:space="4"/>
+          <w:left w:val="single" w:sz="18" w:space="4" w:color="808080"/>
         </w:pBdr>
-        <w:shd w:fill="F2F2F2" w:val="clear"/>
-        <w:spacing w:after="80" w:before="80"/>
-      </w:pPr>
-      <w:r>
-        <w:rPr>
-          <w:rFonts w:ascii="Consolas" w:cs="Consolas" w:eastAsia="Consolas" w:hAnsi="Consolas"/>
-          <w:sz w:val="20"/>
-          <w:szCs w:val="20"/>
-        </w:rPr>
-        <w:t xml:space="preserve">Plain-English explanation of the formula in the selected cell. Treat me like someone who knows Excel basics but didn't write this model.</w:t>
+        <w:shd w:val="clear" w:color="auto" w:fill="F2F2F2"/>
+        <w:spacing w:before="80" w:after="80"/>
+      </w:pPr>
+      <w:r>
+        <w:rPr>
+          <w:rFonts w:ascii="Consolas" w:eastAsia="Consolas" w:hAnsi="Consolas" w:cs="Consolas"/>
+          <w:sz w:val="20"/>
+          <w:szCs w:val="20"/>
+        </w:rPr>
+        <w:t>Plain-English explanation of the formula in the selected cell. Treat me like someone who knows Excel basics but didn't write this model.</w:t>
       </w:r>
     </w:p>
     <w:p>
@@ -1539,7 +1811,7 @@
         <w:t xml:space="preserve">Talking point: </w:t>
       </w:r>
       <w:r>
-        <w:t xml:space="preserve">"This is where the add-in earns its keep on inherited workbooks. The next analyst who opens this file has a built-in tutor."</w:t>
+        <w:t>"This is where the add-in earns its keep on inherited workbooks. The next analyst who opens this file has a built-in tutor."</w:t>
       </w:r>
     </w:p>
     <w:p>
@@ -1547,7 +1819,7 @@
         <w:pStyle w:val="Heading2"/>
       </w:pPr>
       <w:r>
-        <w:t xml:space="preserve">Beat 3 — Troubleshoot a broken formula (4 min)</w:t>
+        <w:t>Beat 3 — Troubleshoot a broken formula (4 min)</w:t>
       </w:r>
     </w:p>
     <w:p>
@@ -1559,20 +1831,56 @@
         <w:t xml:space="preserve">Set up: </w:t>
       </w:r>
       <w:r>
-        <w:t xml:space="preserve">In cell L2, type this on purpose:</w:t>
-      </w:r>
-    </w:p>
-    <w:p>
-      <w:pPr>
-        <w:spacing w:after="60" w:before="60"/>
-      </w:pPr>
-      <w:r>
-        <w:rPr>
-          <w:rFonts w:ascii="Consolas" w:cs="Consolas" w:eastAsia="Consolas" w:hAnsi="Consolas"/>
-          <w:sz w:val="20"/>
-          <w:szCs w:val="20"/>
-        </w:rPr>
-        <w:t xml:space="preserve">=IF(F2="Hardware",J2*0.05,J2*0,03)</w:t>
+        <w:t>In cell L2, type this on purpose:</w:t>
+      </w:r>
+    </w:p>
+    <w:p>
+      <w:pPr>
+        <w:spacing w:before="60" w:after="60"/>
+      </w:pPr>
+      <w:r>
+        <w:rPr>
+          <w:rFonts w:ascii="Consolas" w:eastAsia="Consolas" w:hAnsi="Consolas" w:cs="Consolas"/>
+          <w:sz w:val="20"/>
+          <w:szCs w:val="20"/>
+        </w:rPr>
+        <w:t>=IF(F2="Hardware</w:t>
+      </w:r>
+      <w:proofErr w:type="gramStart"/>
+      <w:r>
+        <w:rPr>
+          <w:rFonts w:ascii="Consolas" w:eastAsia="Consolas" w:hAnsi="Consolas" w:cs="Consolas"/>
+          <w:sz w:val="20"/>
+          <w:szCs w:val="20"/>
+        </w:rPr>
+        <w:t>",J</w:t>
+      </w:r>
+      <w:proofErr w:type="gramEnd"/>
+      <w:r>
+        <w:rPr>
+          <w:rFonts w:ascii="Consolas" w:eastAsia="Consolas" w:hAnsi="Consolas" w:cs="Consolas"/>
+          <w:sz w:val="20"/>
+          <w:szCs w:val="20"/>
+        </w:rPr>
+        <w:t>2*0.</w:t>
+      </w:r>
+      <w:proofErr w:type="gramStart"/>
+      <w:r>
+        <w:rPr>
+          <w:rFonts w:ascii="Consolas" w:eastAsia="Consolas" w:hAnsi="Consolas" w:cs="Consolas"/>
+          <w:sz w:val="20"/>
+          <w:szCs w:val="20"/>
+        </w:rPr>
+        <w:t>05,J</w:t>
+      </w:r>
+      <w:proofErr w:type="gramEnd"/>
+      <w:r>
+        <w:rPr>
+          <w:rFonts w:ascii="Consolas" w:eastAsia="Consolas" w:hAnsi="Consolas" w:cs="Consolas"/>
+          <w:sz w:val="20"/>
+          <w:szCs w:val="20"/>
+        </w:rPr>
+        <w:t>2*0,03)</w:t>
       </w:r>
     </w:p>
     <w:p>
@@ -1581,11 +1889,11 @@
       </w:r>
       <w:r>
         <w:rPr>
-          <w:rFonts w:ascii="Consolas" w:cs="Consolas" w:eastAsia="Consolas" w:hAnsi="Consolas"/>
-          <w:sz w:val="20"/>
-          <w:szCs w:val="20"/>
-        </w:rPr>
-        <w:t xml:space="preserve">#VALUE!</w:t>
+          <w:rFonts w:ascii="Consolas" w:eastAsia="Consolas" w:hAnsi="Consolas" w:cs="Consolas"/>
+          <w:sz w:val="20"/>
+          <w:szCs w:val="20"/>
+        </w:rPr>
+        <w:t>#VALUE!</w:t>
       </w:r>
       <w:r>
         <w:t xml:space="preserve"> (notice the typo: comma instead of period in 0,03). Don't tell the audience why it's broken — make ChatGPT find it.</w:t>
@@ -1597,24 +1905,174 @@
           <w:b/>
           <w:bCs/>
         </w:rPr>
-        <w:t xml:space="preserve">Prompt to paste:</w:t>
+        <w:t>Prompt to paste:</w:t>
       </w:r>
     </w:p>
     <w:p>
       <w:pPr>
         <w:pBdr>
-          <w:left w:val="single" w:color="808080" w:sz="18" w:space="4"/>
+          <w:left w:val="single" w:sz="18" w:space="4" w:color="808080"/>
         </w:pBdr>
-        <w:shd w:fill="F2F2F2" w:val="clear"/>
-        <w:spacing w:after="80" w:before="80"/>
-      </w:pPr>
-      <w:r>
-        <w:rPr>
-          <w:rFonts w:ascii="Consolas" w:cs="Consolas" w:eastAsia="Consolas" w:hAnsi="Consolas"/>
-          <w:sz w:val="20"/>
-          <w:szCs w:val="20"/>
-        </w:rPr>
-        <w:t xml:space="preserve">The formula in cell L2 is returning an error. What's wrong with it and how do I fix it? Give me the corrected formula.</w:t>
+        <w:shd w:val="clear" w:color="auto" w:fill="F2F2F2"/>
+        <w:spacing w:before="80" w:after="80"/>
+        <w:rPr>
+          <w:rFonts w:ascii="Consolas" w:eastAsia="Consolas" w:hAnsi="Consolas" w:cs="Consolas"/>
+          <w:sz w:val="20"/>
+          <w:szCs w:val="20"/>
+        </w:rPr>
+      </w:pPr>
+      <w:r>
+        <w:rPr>
+          <w:rFonts w:ascii="Consolas" w:eastAsia="Consolas" w:hAnsi="Consolas" w:cs="Consolas"/>
+          <w:sz w:val="20"/>
+          <w:szCs w:val="20"/>
+        </w:rPr>
+        <w:t>T</w:t>
+      </w:r>
+      <w:r>
+        <w:rPr>
+          <w:rFonts w:ascii="Consolas" w:eastAsia="Consolas" w:hAnsi="Consolas" w:cs="Consolas"/>
+          <w:sz w:val="20"/>
+          <w:szCs w:val="20"/>
+        </w:rPr>
+        <w:t xml:space="preserve">his formula I am adding to cell L2 </w:t>
+      </w:r>
+      <w:r>
+        <w:rPr>
+          <w:rFonts w:ascii="Consolas" w:eastAsia="Consolas" w:hAnsi="Consolas" w:cs="Consolas"/>
+          <w:sz w:val="20"/>
+          <w:szCs w:val="20"/>
+        </w:rPr>
+        <w:t>is returning an error</w:t>
+      </w:r>
+      <w:r>
+        <w:rPr>
+          <w:rFonts w:ascii="Consolas" w:eastAsia="Consolas" w:hAnsi="Consolas" w:cs="Consolas"/>
+          <w:sz w:val="20"/>
+          <w:szCs w:val="20"/>
+        </w:rPr>
+        <w:t>:</w:t>
+      </w:r>
+    </w:p>
+    <w:p>
+      <w:pPr>
+        <w:pBdr>
+          <w:left w:val="single" w:sz="18" w:space="4" w:color="808080"/>
+        </w:pBdr>
+        <w:shd w:val="clear" w:color="auto" w:fill="F2F2F2"/>
+        <w:spacing w:before="80" w:after="80"/>
+        <w:rPr>
+          <w:rFonts w:ascii="Consolas" w:eastAsia="Consolas" w:hAnsi="Consolas" w:cs="Consolas"/>
+          <w:sz w:val="20"/>
+          <w:szCs w:val="20"/>
+        </w:rPr>
+      </w:pPr>
+    </w:p>
+    <w:p>
+      <w:pPr>
+        <w:pBdr>
+          <w:left w:val="single" w:sz="18" w:space="4" w:color="808080"/>
+        </w:pBdr>
+        <w:shd w:val="clear" w:color="auto" w:fill="F2F2F2"/>
+        <w:spacing w:before="80" w:after="80"/>
+        <w:rPr>
+          <w:rFonts w:ascii="Consolas" w:eastAsia="Consolas" w:hAnsi="Consolas" w:cs="Consolas"/>
+          <w:sz w:val="20"/>
+          <w:szCs w:val="20"/>
+        </w:rPr>
+      </w:pPr>
+      <w:r>
+        <w:rPr>
+          <w:rFonts w:ascii="Consolas" w:eastAsia="Consolas" w:hAnsi="Consolas" w:cs="Consolas"/>
+          <w:sz w:val="20"/>
+          <w:szCs w:val="20"/>
+        </w:rPr>
+        <w:t>=IF(F2="Hardware</w:t>
+      </w:r>
+      <w:proofErr w:type="gramStart"/>
+      <w:r>
+        <w:rPr>
+          <w:rFonts w:ascii="Consolas" w:eastAsia="Consolas" w:hAnsi="Consolas" w:cs="Consolas"/>
+          <w:sz w:val="20"/>
+          <w:szCs w:val="20"/>
+        </w:rPr>
+        <w:t>",J</w:t>
+      </w:r>
+      <w:proofErr w:type="gramEnd"/>
+      <w:r>
+        <w:rPr>
+          <w:rFonts w:ascii="Consolas" w:eastAsia="Consolas" w:hAnsi="Consolas" w:cs="Consolas"/>
+          <w:sz w:val="20"/>
+          <w:szCs w:val="20"/>
+        </w:rPr>
+        <w:t>2*0.</w:t>
+      </w:r>
+      <w:proofErr w:type="gramStart"/>
+      <w:r>
+        <w:rPr>
+          <w:rFonts w:ascii="Consolas" w:eastAsia="Consolas" w:hAnsi="Consolas" w:cs="Consolas"/>
+          <w:sz w:val="20"/>
+          <w:szCs w:val="20"/>
+        </w:rPr>
+        <w:t>05,J</w:t>
+      </w:r>
+      <w:proofErr w:type="gramEnd"/>
+      <w:r>
+        <w:rPr>
+          <w:rFonts w:ascii="Consolas" w:eastAsia="Consolas" w:hAnsi="Consolas" w:cs="Consolas"/>
+          <w:sz w:val="20"/>
+          <w:szCs w:val="20"/>
+        </w:rPr>
+        <w:t>2*0,03)</w:t>
+      </w:r>
+    </w:p>
+    <w:p>
+      <w:pPr>
+        <w:pBdr>
+          <w:left w:val="single" w:sz="18" w:space="4" w:color="808080"/>
+        </w:pBdr>
+        <w:shd w:val="clear" w:color="auto" w:fill="F2F2F2"/>
+        <w:spacing w:before="80" w:after="80"/>
+        <w:rPr>
+          <w:rFonts w:ascii="Consolas" w:eastAsia="Consolas" w:hAnsi="Consolas" w:cs="Consolas"/>
+          <w:sz w:val="20"/>
+          <w:szCs w:val="20"/>
+        </w:rPr>
+      </w:pPr>
+    </w:p>
+    <w:p>
+      <w:pPr>
+        <w:pBdr>
+          <w:left w:val="single" w:sz="18" w:space="4" w:color="808080"/>
+        </w:pBdr>
+        <w:shd w:val="clear" w:color="auto" w:fill="F2F2F2"/>
+        <w:spacing w:before="80" w:after="80"/>
+      </w:pPr>
+      <w:r>
+        <w:rPr>
+          <w:rFonts w:ascii="Consolas" w:eastAsia="Consolas" w:hAnsi="Consolas" w:cs="Consolas"/>
+          <w:sz w:val="20"/>
+          <w:szCs w:val="20"/>
+        </w:rPr>
+        <w:t xml:space="preserve"> What's wrong with it and how do I fix it? Give me the </w:t>
+      </w:r>
+      <w:proofErr w:type="gramStart"/>
+      <w:r>
+        <w:rPr>
+          <w:rFonts w:ascii="Consolas" w:eastAsia="Consolas" w:hAnsi="Consolas" w:cs="Consolas"/>
+          <w:sz w:val="20"/>
+          <w:szCs w:val="20"/>
+        </w:rPr>
+        <w:t>corrected</w:t>
+      </w:r>
+      <w:proofErr w:type="gramEnd"/>
+      <w:r>
+        <w:rPr>
+          <w:rFonts w:ascii="Consolas" w:eastAsia="Consolas" w:hAnsi="Consolas" w:cs="Consolas"/>
+          <w:sz w:val="20"/>
+          <w:szCs w:val="20"/>
+        </w:rPr>
+        <w:t xml:space="preserve"> formula.</w:t>
       </w:r>
     </w:p>
     <w:p>
@@ -1626,7 +2084,7 @@
         <w:t xml:space="preserve">Expected output: </w:t>
       </w:r>
       <w:r>
-        <w:t xml:space="preserve">It catches the comma-vs-period typo and rewrites the formula. Paste the fix in, watch the error clear.</w:t>
+        <w:t>It catches the comma-vs-period typo and rewrites the formula. Paste the fix in, watch the error clear.</w:t>
       </w:r>
     </w:p>
     <w:p>
@@ -1638,7 +2096,15 @@
         <w:t xml:space="preserve">Punchline: </w:t>
       </w:r>
       <w:r>
-        <w:t xml:space="preserve">"Notice what just happened — I didn't have to phrase it as 'find my typo.' I just said it's broken. That's the right way to ask: describe the symptom, let it diagnose."</w:t>
+        <w:t xml:space="preserve">"Notice what just happened — I didn't have to phrase it as 'find my typo.' I just said it's broken. That's the right way to </w:t>
+      </w:r>
+      <w:proofErr w:type="gramStart"/>
+      <w:r>
+        <w:t>ask:</w:t>
+      </w:r>
+      <w:proofErr w:type="gramEnd"/>
+      <w:r>
+        <w:t xml:space="preserve"> describe the symptom, let it diagnose."</w:t>
       </w:r>
     </w:p>
     <w:p>
@@ -1646,7 +2112,7 @@
         <w:pStyle w:val="Heading2"/>
       </w:pPr>
       <w:r>
-        <w:t xml:space="preserve">Beat 4 — Summarize what we just learned (2 min)</w:t>
+        <w:t>Beat 4 — Summarize what we just learned (2 min)</w:t>
       </w:r>
     </w:p>
     <w:p>
@@ -1658,7 +2124,7 @@
         <w:t xml:space="preserve">Advance to Slide 9 (Demo 1 takeaways). </w:t>
       </w:r>
       <w:r>
-        <w:t xml:space="preserve">Cover:</w:t>
+        <w:t>Cover:</w:t>
       </w:r>
     </w:p>
     <w:p>
@@ -1670,7 +2136,8 @@
         </w:numPr>
       </w:pPr>
       <w:r>
-        <w:t xml:space="preserve">Generate when you know what you want but not the syntax.</w:t>
+        <w:lastRenderedPageBreak/>
+        <w:t>Generate when you know what you want but not the syntax.</w:t>
       </w:r>
     </w:p>
     <w:p>
@@ -1682,7 +2149,7 @@
         </w:numPr>
       </w:pPr>
       <w:r>
-        <w:t xml:space="preserve">Explain when you inherit a workbook.</w:t>
+        <w:t>Explain when you inherit a workbook.</w:t>
       </w:r>
     </w:p>
     <w:p>
@@ -1694,7 +2161,7 @@
         </w:numPr>
       </w:pPr>
       <w:r>
-        <w:t xml:space="preserve">Troubleshoot when you have an error you can't see.</w:t>
+        <w:t>Troubleshoot when you have an error you can't see.</w:t>
       </w:r>
     </w:p>
     <w:p>
@@ -1706,7 +2173,15 @@
         </w:numPr>
       </w:pPr>
       <w:r>
-        <w:t xml:space="preserve">Always read the formula before pasting it in. The add-in is a co-pilot, not an autopilot.</w:t>
+        <w:t xml:space="preserve">Always read the formula before </w:t>
+      </w:r>
+      <w:proofErr w:type="gramStart"/>
+      <w:r>
+        <w:t>pasting</w:t>
+      </w:r>
+      <w:proofErr w:type="gramEnd"/>
+      <w:r>
+        <w:t xml:space="preserve"> it in. The add-in is a co-pilot, not an autopilot.</w:t>
       </w:r>
     </w:p>
     <w:p>
@@ -1714,7 +2189,7 @@
         <w:pStyle w:val="Heading3"/>
       </w:pPr>
       <w:r>
-        <w:t xml:space="preserve">Fallback if a prompt misbehaves</w:t>
+        <w:t>Fallback if a prompt misbehaves</w:t>
       </w:r>
     </w:p>
     <w:p>
@@ -1726,7 +2201,15 @@
         </w:numPr>
       </w:pPr>
       <w:r>
-        <w:t xml:space="preserve">If it returns a wall of explanation instead of a formula, re-prompt: "Give me just the formula, no explanation."</w:t>
+        <w:t xml:space="preserve">If it </w:t>
+      </w:r>
+      <w:proofErr w:type="gramStart"/>
+      <w:r>
+        <w:t>returns</w:t>
+      </w:r>
+      <w:proofErr w:type="gramEnd"/>
+      <w:r>
+        <w:t xml:space="preserve"> a wall of explanation instead of a formula, re-prompt: "Give me just the formula, no explanation."</w:t>
       </w:r>
     </w:p>
     <w:p>
@@ -1738,7 +2221,15 @@
         </w:numPr>
       </w:pPr>
       <w:r>
-        <w:t xml:space="preserve">If it hallucinates a column that doesn't exist, say so out loud — "Watch this, it just invented a column. Always read what it gives you." Then re-prompt with explicit headers.</w:t>
+        <w:t xml:space="preserve">If it hallucinates a column that doesn't exist, say so out </w:t>
+      </w:r>
+      <w:proofErr w:type="gramStart"/>
+      <w:r>
+        <w:t>loud — "</w:t>
+      </w:r>
+      <w:proofErr w:type="gramEnd"/>
+      <w:r>
+        <w:t>Watch this, it just invented a column. Always read what it gives you." Then re-prompt with explicit headers.</w:t>
       </w:r>
     </w:p>
     <w:p>
@@ -1751,7 +2242,32 @@
         <w:pStyle w:val="Heading1"/>
       </w:pPr>
       <w:r>
-        <w:t xml:space="preserve">DEMO 2  •  25:00–37:00  •  Variance analysis with narrative  •  Slides 10–12</w:t>
+        <w:lastRenderedPageBreak/>
+        <w:t xml:space="preserve">DEMO </w:t>
+      </w:r>
+      <w:proofErr w:type="gramStart"/>
+      <w:r>
+        <w:t>2  •</w:t>
+      </w:r>
+      <w:proofErr w:type="gramEnd"/>
+      <w:r>
+        <w:t xml:space="preserve">  25:00–</w:t>
+      </w:r>
+      <w:proofErr w:type="gramStart"/>
+      <w:r>
+        <w:t>37:00  •</w:t>
+      </w:r>
+      <w:proofErr w:type="gramEnd"/>
+      <w:r>
+        <w:t xml:space="preserve">  Variance analysis with </w:t>
+      </w:r>
+      <w:proofErr w:type="gramStart"/>
+      <w:r>
+        <w:t>narrative  •</w:t>
+      </w:r>
+      <w:proofErr w:type="gramEnd"/>
+      <w:r>
+        <w:t xml:space="preserve">  Slides 10–12</w:t>
       </w:r>
     </w:p>
     <w:p>
@@ -1760,7 +2276,7 @@
           <w:i/>
           <w:iCs/>
         </w:rPr>
-        <w:t xml:space="preserve">Advance to Slide 10 (Demo 2 title), then Slide 11 (setup) before switching to Excel. Slide 12 (takeaways) comes after the demo.</w:t>
+        <w:t>Advance to Slide 10 (Demo 2 title), then Slide 11 (setup) before switching to Excel. Slide 12 (takeaways) comes after the demo.</w:t>
       </w:r>
     </w:p>
     <w:p>
@@ -1772,7 +2288,15 @@
         <w:t xml:space="preserve">File: </w:t>
       </w:r>
       <w:r>
-        <w:t xml:space="preserve">02_budget_vs_actuals.xlsx (Sheet: BudgetVsActual, 45 rows across 3 departments × 3 months)</w:t>
+        <w:t xml:space="preserve">02_budget_vs_actuals.xlsx (Sheet: </w:t>
+      </w:r>
+      <w:proofErr w:type="spellStart"/>
+      <w:r>
+        <w:t>BudgetVsActual</w:t>
+      </w:r>
+      <w:proofErr w:type="spellEnd"/>
+      <w:r>
+        <w:t>, 45 rows across 3 departments × 3 months)</w:t>
       </w:r>
     </w:p>
     <w:p>
@@ -1784,7 +2308,15 @@
         <w:t xml:space="preserve">Goal: </w:t>
       </w:r>
       <w:r>
-        <w:t xml:space="preserve">Take a flat variance table and turn it into something a CFO would actually read.</w:t>
+        <w:t xml:space="preserve">Take a flat variance table and turn it into something a CFO would </w:t>
+      </w:r>
+      <w:proofErr w:type="gramStart"/>
+      <w:r>
+        <w:t>actually read</w:t>
+      </w:r>
+      <w:proofErr w:type="gramEnd"/>
+      <w:r>
+        <w:t>.</w:t>
       </w:r>
     </w:p>
     <w:p>
@@ -1792,7 +2324,7 @@
         <w:pStyle w:val="Heading2"/>
       </w:pPr>
       <w:r>
-        <w:t xml:space="preserve">Beat 1 — Top-line summary from selection (3 min)</w:t>
+        <w:t>Beat 1 — Top-line summary from selection (3 min)</w:t>
       </w:r>
     </w:p>
     <w:p>
@@ -1804,33 +2336,57 @@
         <w:t xml:space="preserve">Set up: </w:t>
       </w:r>
       <w:r>
-        <w:t xml:space="preserve">Select the full data range A1:G46 (Ctrl+Shift+End from A1).</w:t>
-      </w:r>
-    </w:p>
-    <w:p>
-      <w:r>
-        <w:rPr>
-          <w:b/>
-          <w:bCs/>
-        </w:rPr>
-        <w:t xml:space="preserve">Prompt to paste:</w:t>
+        <w:t>Select the full data range A1:G46 (</w:t>
+      </w:r>
+      <w:proofErr w:type="spellStart"/>
+      <w:r>
+        <w:t>Ctrl+Shift+End</w:t>
+      </w:r>
+      <w:proofErr w:type="spellEnd"/>
+      <w:r>
+        <w:t xml:space="preserve"> from A1).</w:t>
+      </w:r>
+    </w:p>
+    <w:p>
+      <w:r>
+        <w:rPr>
+          <w:b/>
+          <w:bCs/>
+        </w:rPr>
+        <w:t>Prompt to paste:</w:t>
       </w:r>
     </w:p>
     <w:p>
       <w:pPr>
         <w:pBdr>
-          <w:left w:val="single" w:color="808080" w:sz="18" w:space="4"/>
+          <w:left w:val="single" w:sz="18" w:space="4" w:color="808080"/>
         </w:pBdr>
-        <w:shd w:fill="F2F2F2" w:val="clear"/>
-        <w:spacing w:after="80" w:before="80"/>
-      </w:pPr>
-      <w:r>
-        <w:rPr>
-          <w:rFonts w:ascii="Consolas" w:cs="Consolas" w:eastAsia="Consolas" w:hAnsi="Consolas"/>
-          <w:sz w:val="20"/>
-          <w:szCs w:val="20"/>
-        </w:rPr>
-        <w:t xml:space="preserve">This is a Budget vs Actual table for Q1 across three departments. Give me a 4-bullet executive summary of where the budget came in, where it overran, and where the biggest stories are. Be specific — name accounts and approximate dollar amounts.</w:t>
+        <w:shd w:val="clear" w:color="auto" w:fill="F2F2F2"/>
+        <w:spacing w:before="80" w:after="80"/>
+      </w:pPr>
+      <w:r>
+        <w:rPr>
+          <w:rFonts w:ascii="Consolas" w:eastAsia="Consolas" w:hAnsi="Consolas" w:cs="Consolas"/>
+          <w:sz w:val="20"/>
+          <w:szCs w:val="20"/>
+        </w:rPr>
+        <w:t xml:space="preserve">This is a Budget vs Actual </w:t>
+      </w:r>
+      <w:r>
+        <w:rPr>
+          <w:rFonts w:ascii="Consolas" w:eastAsia="Consolas" w:hAnsi="Consolas" w:cs="Consolas"/>
+          <w:sz w:val="20"/>
+          <w:szCs w:val="20"/>
+        </w:rPr>
+        <w:t>dataset</w:t>
+      </w:r>
+      <w:r>
+        <w:rPr>
+          <w:rFonts w:ascii="Consolas" w:eastAsia="Consolas" w:hAnsi="Consolas" w:cs="Consolas"/>
+          <w:sz w:val="20"/>
+          <w:szCs w:val="20"/>
+        </w:rPr>
+        <w:t xml:space="preserve"> for Q1 across three departments. Give me a 4-bullet executive summary of where the budget came in, where it overran, and where the biggest stories are. Be specific — name accounts and approximate dollar amounts.</w:t>
       </w:r>
     </w:p>
     <w:p>
@@ -1842,7 +2398,15 @@
         <w:t xml:space="preserve">What you'll get (engineered): </w:t>
       </w:r>
       <w:r>
-        <w:t xml:space="preserve">Sales Travel is meaningfully over budget all three months; Sales Marketing is under; Operations Materials is creeping over month by month; G&amp;A Professional Fees spiked in January.</w:t>
+        <w:t xml:space="preserve">Sales Travel is meaningfully over budget all three months; Sales Marketing is under; Operations Materials </w:t>
+      </w:r>
+      <w:proofErr w:type="gramStart"/>
+      <w:r>
+        <w:t>is</w:t>
+      </w:r>
+      <w:proofErr w:type="gramEnd"/>
+      <w:r>
+        <w:t xml:space="preserve"> creeping over month by month; G&amp;A Professional Fees spiked in January.</w:t>
       </w:r>
     </w:p>
     <w:p>
@@ -1854,7 +2418,7 @@
         <w:t xml:space="preserve">Talking point: </w:t>
       </w:r>
       <w:r>
-        <w:t xml:space="preserve">"I didn't have to write a SUMIFS or a pivot. The add-in just read the selection and gave me a CFO-grade synopsis. That's roughly 20 minutes of work it just did in 15 seconds."</w:t>
+        <w:t>"I didn't have to write a SUMIFS or a pivot. The add-in just read the selection and gave me a CFO-grade synopsis. That's roughly 20 minutes of work it just did in 15 seconds."</w:t>
       </w:r>
     </w:p>
     <w:p>
@@ -1862,33 +2426,51 @@
         <w:pStyle w:val="Heading2"/>
       </w:pPr>
       <w:r>
-        <w:t xml:space="preserve">Beat 2 — Drill into one story (3 min)</w:t>
-      </w:r>
-    </w:p>
-    <w:p>
-      <w:r>
-        <w:rPr>
-          <w:b/>
-          <w:bCs/>
-        </w:rPr>
-        <w:t xml:space="preserve">Prompt to paste:</w:t>
+        <w:t>Beat 2 — Drill into one story (3 min)</w:t>
+      </w:r>
+    </w:p>
+    <w:p>
+      <w:r>
+        <w:rPr>
+          <w:b/>
+          <w:bCs/>
+        </w:rPr>
+        <w:t>Prompt to paste:</w:t>
       </w:r>
     </w:p>
     <w:p>
       <w:pPr>
         <w:pBdr>
-          <w:left w:val="single" w:color="808080" w:sz="18" w:space="4"/>
+          <w:left w:val="single" w:sz="18" w:space="4" w:color="808080"/>
         </w:pBdr>
-        <w:shd w:fill="F2F2F2" w:val="clear"/>
-        <w:spacing w:after="80" w:before="80"/>
-      </w:pPr>
-      <w:r>
-        <w:rPr>
-          <w:rFonts w:ascii="Consolas" w:cs="Consolas" w:eastAsia="Consolas" w:hAnsi="Consolas"/>
-          <w:sz w:val="20"/>
-          <w:szCs w:val="20"/>
-        </w:rPr>
-        <w:t xml:space="preserve">Focus on the Sales Travel line. Across the three months, what's the trend in variance percent? Should I be more worried about the size of the overrun or the direction it's heading?</w:t>
+        <w:shd w:val="clear" w:color="auto" w:fill="F2F2F2"/>
+        <w:spacing w:before="80" w:after="80"/>
+      </w:pPr>
+      <w:r>
+        <w:rPr>
+          <w:rFonts w:ascii="Consolas" w:eastAsia="Consolas" w:hAnsi="Consolas" w:cs="Consolas"/>
+          <w:sz w:val="20"/>
+          <w:szCs w:val="20"/>
+        </w:rPr>
+        <w:t xml:space="preserve">Focus on the Sales Travel line. Across the three months, what's the trend in variance percent? Should I be more worried about the size of the overrun or </w:t>
+      </w:r>
+      <w:proofErr w:type="gramStart"/>
+      <w:r>
+        <w:rPr>
+          <w:rFonts w:ascii="Consolas" w:eastAsia="Consolas" w:hAnsi="Consolas" w:cs="Consolas"/>
+          <w:sz w:val="20"/>
+          <w:szCs w:val="20"/>
+        </w:rPr>
+        <w:t>the direction</w:t>
+      </w:r>
+      <w:proofErr w:type="gramEnd"/>
+      <w:r>
+        <w:rPr>
+          <w:rFonts w:ascii="Consolas" w:eastAsia="Consolas" w:hAnsi="Consolas" w:cs="Consolas"/>
+          <w:sz w:val="20"/>
+          <w:szCs w:val="20"/>
+        </w:rPr>
+        <w:t xml:space="preserve"> it's heading?</w:t>
       </w:r>
     </w:p>
     <w:p>
@@ -1900,7 +2482,7 @@
         <w:t xml:space="preserve">Why this is good: </w:t>
       </w:r>
       <w:r>
-        <w:t xml:space="preserve">It models the actual conversation you'd have with a CFO. You're not just asking for numbers; you're asking for a judgment.</w:t>
+        <w:t>It models the actual conversation you'd have with a CFO. You're not just asking for numbers; you're asking for a judgment.</w:t>
       </w:r>
     </w:p>
     <w:p>
@@ -1912,24 +2494,32 @@
         <w:t xml:space="preserve">Be ready to push back: </w:t>
       </w:r>
       <w:r>
-        <w:t xml:space="preserve">If it hedges with "it depends," say so out loud — "Notice the hedge. AI is allergic to taking a position. You'll need to push it." Then re-prompt: </w:t>
+        <w:t xml:space="preserve">If it hedges with "it depends," say so out </w:t>
+      </w:r>
+      <w:proofErr w:type="gramStart"/>
+      <w:r>
+        <w:t>loud — "</w:t>
+      </w:r>
+      <w:proofErr w:type="gramEnd"/>
+      <w:r>
+        <w:t xml:space="preserve">Notice the hedge. AI is allergic to taking a position. You'll need to push it." Then re-prompt: </w:t>
       </w:r>
     </w:p>
     <w:p>
       <w:pPr>
         <w:pBdr>
-          <w:left w:val="single" w:color="808080" w:sz="18" w:space="4"/>
+          <w:left w:val="single" w:sz="18" w:space="4" w:color="808080"/>
         </w:pBdr>
-        <w:shd w:fill="F2F2F2" w:val="clear"/>
-        <w:spacing w:after="80" w:before="80"/>
-      </w:pPr>
-      <w:r>
-        <w:rPr>
-          <w:rFonts w:ascii="Consolas" w:cs="Consolas" w:eastAsia="Consolas" w:hAnsi="Consolas"/>
-          <w:sz w:val="20"/>
-          <w:szCs w:val="20"/>
-        </w:rPr>
-        <w:t xml:space="preserve">Take a position. If you were the FP&amp;A lead, would you flag this in next month's review or wait?</w:t>
+        <w:shd w:val="clear" w:color="auto" w:fill="F2F2F2"/>
+        <w:spacing w:before="80" w:after="80"/>
+      </w:pPr>
+      <w:r>
+        <w:rPr>
+          <w:rFonts w:ascii="Consolas" w:eastAsia="Consolas" w:hAnsi="Consolas" w:cs="Consolas"/>
+          <w:sz w:val="20"/>
+          <w:szCs w:val="20"/>
+        </w:rPr>
+        <w:t>Take a position. If you were the FP&amp;A lead, would you flag this in next month's review or wait?</w:t>
       </w:r>
     </w:p>
     <w:p>
@@ -1937,42 +2527,42 @@
         <w:pStyle w:val="Heading2"/>
       </w:pPr>
       <w:r>
-        <w:t xml:space="preserve">Beat 3 — Generate the variance commentary (4 min)</w:t>
-      </w:r>
-    </w:p>
-    <w:p>
-      <w:r>
-        <w:rPr>
-          <w:b/>
-          <w:bCs/>
-        </w:rPr>
-        <w:t xml:space="preserve">This is the showstopper. Keep the selection on the full range.</w:t>
-      </w:r>
-    </w:p>
-    <w:p>
-      <w:r>
-        <w:rPr>
-          <w:b/>
-          <w:bCs/>
-        </w:rPr>
-        <w:t xml:space="preserve">Prompt to paste:</w:t>
+        <w:t>Beat 3 — Generate the variance commentary (4 min)</w:t>
+      </w:r>
+    </w:p>
+    <w:p>
+      <w:r>
+        <w:rPr>
+          <w:b/>
+          <w:bCs/>
+        </w:rPr>
+        <w:t>This is the showstopper. Keep the selection on the full range.</w:t>
+      </w:r>
+    </w:p>
+    <w:p>
+      <w:r>
+        <w:rPr>
+          <w:b/>
+          <w:bCs/>
+        </w:rPr>
+        <w:t>Prompt to paste:</w:t>
       </w:r>
     </w:p>
     <w:p>
       <w:pPr>
         <w:pBdr>
-          <w:left w:val="single" w:color="808080" w:sz="18" w:space="4"/>
+          <w:left w:val="single" w:sz="18" w:space="4" w:color="808080"/>
         </w:pBdr>
-        <w:shd w:fill="F2F2F2" w:val="clear"/>
-        <w:spacing w:after="80" w:before="80"/>
-      </w:pPr>
-      <w:r>
-        <w:rPr>
-          <w:rFonts w:ascii="Consolas" w:cs="Consolas" w:eastAsia="Consolas" w:hAnsi="Consolas"/>
-          <w:sz w:val="20"/>
-          <w:szCs w:val="20"/>
-        </w:rPr>
-        <w:t xml:space="preserve">Write a Q1 variance commentary for the executive summary section of our monthly business review. Audience: CFO and department heads. Tone: professional, concise, no fluff. Cover the most material overruns and underruns. Bullet format, max 6 bullets. End with one 'watch list' bullet.</w:t>
+        <w:shd w:val="clear" w:color="auto" w:fill="F2F2F2"/>
+        <w:spacing w:before="80" w:after="80"/>
+      </w:pPr>
+      <w:r>
+        <w:rPr>
+          <w:rFonts w:ascii="Consolas" w:eastAsia="Consolas" w:hAnsi="Consolas" w:cs="Consolas"/>
+          <w:sz w:val="20"/>
+          <w:szCs w:val="20"/>
+        </w:rPr>
+        <w:t>Write a Q1 variance commentary for the executive summary section of our monthly business review. Audience: CFO and department heads. Tone: professional, concise, no fluff. Cover the most material overruns and underruns. Bullet format, max 6 bullets. End with one 'watch list' bullet.</w:t>
       </w:r>
     </w:p>
     <w:p>
@@ -1984,7 +2574,7 @@
         <w:t xml:space="preserve">Expected output: </w:t>
       </w:r>
       <w:r>
-        <w:t xml:space="preserve">Production-quality copy. Read the first two bullets aloud — that's the moment where the room realizes this changes their Monday morning.</w:t>
+        <w:t>Production-quality copy. Read the first two bullets aloud — that's the moment where the room realizes this changes their Monday morning.</w:t>
       </w:r>
     </w:p>
     <w:p>
@@ -1996,7 +2586,15 @@
         <w:t xml:space="preserve">Beat to land: </w:t>
       </w:r>
       <w:r>
-        <w:t xml:space="preserve">"This took 15 seconds. You still own the numbers — but the writing is done. That's the model: AI drafts, you approve."</w:t>
+        <w:t xml:space="preserve">"This took 15 seconds. You still </w:t>
+      </w:r>
+      <w:proofErr w:type="gramStart"/>
+      <w:r>
+        <w:t>own</w:t>
+      </w:r>
+      <w:proofErr w:type="gramEnd"/>
+      <w:r>
+        <w:t xml:space="preserve"> the numbers — but the writing is done. That's the model: AI drafts, you approve."</w:t>
       </w:r>
     </w:p>
     <w:p>
@@ -2004,45 +2602,54 @@
         <w:pStyle w:val="Heading2"/>
       </w:pPr>
       <w:r>
-        <w:t xml:space="preserve">Beat 4 — Stress test (2 min)</w:t>
-      </w:r>
-    </w:p>
-    <w:p>
-      <w:r>
-        <w:rPr>
-          <w:b/>
-          <w:bCs/>
-        </w:rPr>
-        <w:t xml:space="preserve">Prompt to paste:</w:t>
+        <w:t>Beat 4 — Stress test (2 min)</w:t>
+      </w:r>
+    </w:p>
+    <w:p>
+      <w:r>
+        <w:rPr>
+          <w:b/>
+          <w:bCs/>
+        </w:rPr>
+        <w:t>Prompt to paste:</w:t>
       </w:r>
     </w:p>
     <w:p>
       <w:pPr>
         <w:pBdr>
-          <w:left w:val="single" w:color="808080" w:sz="18" w:space="4"/>
+          <w:left w:val="single" w:sz="18" w:space="4" w:color="808080"/>
         </w:pBdr>
-        <w:shd w:fill="F2F2F2" w:val="clear"/>
-        <w:spacing w:after="80" w:before="80"/>
-      </w:pPr>
-      <w:r>
-        <w:rPr>
-          <w:rFonts w:ascii="Consolas" w:cs="Consolas" w:eastAsia="Consolas" w:hAnsi="Consolas"/>
-          <w:sz w:val="20"/>
-          <w:szCs w:val="20"/>
-        </w:rPr>
-        <w:t xml:space="preserve">Reread your commentary. Did you make any specific dollar claims that I should double-check before I send this to the CFO?</w:t>
-      </w:r>
-    </w:p>
-    <w:p>
-      <w:r>
-        <w:rPr>
-          <w:b/>
-          <w:bCs/>
-        </w:rPr>
+        <w:shd w:val="clear" w:color="auto" w:fill="F2F2F2"/>
+        <w:spacing w:before="80" w:after="80"/>
+      </w:pPr>
+      <w:r>
+        <w:rPr>
+          <w:rFonts w:ascii="Consolas" w:eastAsia="Consolas" w:hAnsi="Consolas" w:cs="Consolas"/>
+          <w:sz w:val="20"/>
+          <w:szCs w:val="20"/>
+        </w:rPr>
+        <w:t>Reread your commentary. Did you make any specific dollar claims that I should double-check before I send this to the CFO?</w:t>
+      </w:r>
+    </w:p>
+    <w:p>
+      <w:r>
+        <w:rPr>
+          <w:b/>
+          <w:bCs/>
+        </w:rPr>
+        <w:lastRenderedPageBreak/>
         <w:t xml:space="preserve">Punchline: </w:t>
       </w:r>
       <w:r>
-        <w:t xml:space="preserve">"This is the move I want you to remember. Always ask AI to red-team itself. Costs nothing, catches a lot."</w:t>
+        <w:t xml:space="preserve">"This is the move I want you to remember. Always ask AI to </w:t>
+      </w:r>
+      <w:proofErr w:type="gramStart"/>
+      <w:r>
+        <w:t>red-team</w:t>
+      </w:r>
+      <w:proofErr w:type="gramEnd"/>
+      <w:r>
+        <w:t xml:space="preserve"> itself. Costs nothing, catches a lot."</w:t>
       </w:r>
     </w:p>
     <w:p>
@@ -2050,7 +2657,7 @@
         <w:pStyle w:val="Heading3"/>
       </w:pPr>
       <w:r>
-        <w:t xml:space="preserve">Fallback if a prompt misbehaves</w:t>
+        <w:t>Fallback if a prompt misbehaves</w:t>
       </w:r>
     </w:p>
     <w:p>
@@ -2062,7 +2669,15 @@
         </w:numPr>
       </w:pPr>
       <w:r>
-        <w:t xml:space="preserve">If the model is too generic, paste the actual numbers into the prompt by selecting the row and saying 'use the values in the selection.'</w:t>
+        <w:t xml:space="preserve">If the model is too generic, paste the actual numbers into the prompt by selecting the row and </w:t>
+      </w:r>
+      <w:proofErr w:type="gramStart"/>
+      <w:r>
+        <w:t>saying</w:t>
+      </w:r>
+      <w:proofErr w:type="gramEnd"/>
+      <w:r>
+        <w:t xml:space="preserve"> 'use the values in the selection.'</w:t>
       </w:r>
     </w:p>
     <w:p>
@@ -2074,7 +2689,7 @@
         </w:numPr>
       </w:pPr>
       <w:r>
-        <w:t xml:space="preserve">If it confuses budget and actual, re-prompt with column names: "Budget is column D, Actual is column E, Variance is column F."</w:t>
+        <w:t>If it confuses budget and actual, re-prompt with column names: "Budget is column D, Actual is column E, Variance is column F."</w:t>
       </w:r>
     </w:p>
     <w:p>
@@ -2087,7 +2702,32 @@
         <w:pStyle w:val="Heading1"/>
       </w:pPr>
       <w:r>
-        <w:t xml:space="preserve">DEMO 3  •  40:00–50:00  •  Exploratory analysis on T&amp;E expenses  •  Slides 13–15</w:t>
+        <w:lastRenderedPageBreak/>
+        <w:t xml:space="preserve">DEMO </w:t>
+      </w:r>
+      <w:proofErr w:type="gramStart"/>
+      <w:r>
+        <w:t>3  •</w:t>
+      </w:r>
+      <w:proofErr w:type="gramEnd"/>
+      <w:r>
+        <w:t xml:space="preserve">  40:00–</w:t>
+      </w:r>
+      <w:proofErr w:type="gramStart"/>
+      <w:r>
+        <w:t>50:00  •</w:t>
+      </w:r>
+      <w:proofErr w:type="gramEnd"/>
+      <w:r>
+        <w:t xml:space="preserve">  Exploratory analysis on T&amp;E </w:t>
+      </w:r>
+      <w:proofErr w:type="gramStart"/>
+      <w:r>
+        <w:t>expenses  •</w:t>
+      </w:r>
+      <w:proofErr w:type="gramEnd"/>
+      <w:r>
+        <w:t xml:space="preserve">  Slides 13–15</w:t>
       </w:r>
     </w:p>
     <w:p>
@@ -2096,7 +2736,7 @@
           <w:i/>
           <w:iCs/>
         </w:rPr>
-        <w:t xml:space="preserve">Advance to Slide 13 (Demo 3 title), then Slide 14 (setup). Slide 15 (takeaways) comes after the demo.</w:t>
+        <w:t>Advance to Slide 13 (Demo 3 title), then Slide 14 (setup). Slide 15 (takeaways) comes after the demo.</w:t>
       </w:r>
     </w:p>
     <w:p>
@@ -2108,7 +2748,7 @@
         <w:t xml:space="preserve">File: </w:t>
       </w:r>
       <w:r>
-        <w:t xml:space="preserve">03_expense_transactions.xlsx (Sheet: Expenses, ~120 transactions with planted anomalies)</w:t>
+        <w:t>03_expense_transactions.xlsx (Sheet: Expenses, ~120 transactions with planted anomalies)</w:t>
       </w:r>
     </w:p>
     <w:p>
@@ -2120,7 +2760,7 @@
         <w:t xml:space="preserve">Goal: </w:t>
       </w:r>
       <w:r>
-        <w:t xml:space="preserve">Show that the add-in shines as a tip-generator on messy data — but it's a starting point, not a conclusion.</w:t>
+        <w:t>Show that the add-in shines as a tip-generator on messy data — but it's a starting point, not a conclusion.</w:t>
       </w:r>
     </w:p>
     <w:p>
@@ -2128,7 +2768,7 @@
         <w:pStyle w:val="Heading3"/>
       </w:pPr>
       <w:r>
-        <w:t xml:space="preserve">What's planted in the data (do NOT read aloud — let ChatGPT find them)</w:t>
+        <w:t>What's planted in the data (do NOT read aloud — let ChatGPT find them)</w:t>
       </w:r>
     </w:p>
     <w:p>
@@ -2140,7 +2780,7 @@
         </w:numPr>
       </w:pPr>
       <w:r>
-        <w:t xml:space="preserve">Taylor Diaz (E109): seven meal expenses suspiciously parked at $74.50–$74.99, right under a $75 policy threshold.</w:t>
+        <w:t>Taylor Diaz (E109): seven meal expenses suspiciously parked at $74.50–$74.99, right under a $75 policy threshold.</w:t>
       </w:r>
     </w:p>
     <w:p>
@@ -2152,7 +2792,7 @@
         </w:numPr>
       </w:pPr>
       <w:r>
-        <w:t xml:space="preserve">Priya Shah (E102): duplicate Marriott Downtown lodging, $289.40, submitted twice.</w:t>
+        <w:t>Priya Shah (E102): duplicate Marriott Downtown lodging, $289.40, submitted twice.</w:t>
       </w:r>
     </w:p>
     <w:p>
@@ -2164,7 +2804,7 @@
         </w:numPr>
       </w:pPr>
       <w:r>
-        <w:t xml:space="preserve">Morgan Patel (E105): two suspiciously round-number supply expenses ($500.00 and $750.00).</w:t>
+        <w:t>Morgan Patel (E105): two suspiciously round-number supply expenses ($500.00 and $750.00).</w:t>
       </w:r>
     </w:p>
     <w:p>
@@ -2176,7 +2816,7 @@
         </w:numPr>
       </w:pPr>
       <w:r>
-        <w:t xml:space="preserve">Jordan Lee (E103): four weekend Entertainment / TopGolf charges.</w:t>
+        <w:t>Jordan Lee (E103): four weekend Entertainment / TopGolf charges.</w:t>
       </w:r>
     </w:p>
     <w:p>
@@ -2188,7 +2828,15 @@
         </w:numPr>
       </w:pPr>
       <w:r>
-        <w:t xml:space="preserve">Alex Carter (E101): outsized travel spend (8 trips at $650–$1,450).</w:t>
+        <w:t xml:space="preserve">Alex Carter (E101): outsized travel </w:t>
+      </w:r>
+      <w:proofErr w:type="gramStart"/>
+      <w:r>
+        <w:t>spend</w:t>
+      </w:r>
+      <w:proofErr w:type="gramEnd"/>
+      <w:r>
+        <w:t xml:space="preserve"> (8 trips at $650–$1,450).</w:t>
       </w:r>
     </w:p>
     <w:p>
@@ -2200,7 +2848,7 @@
         </w:numPr>
       </w:pPr>
       <w:r>
-        <w:t xml:space="preserve">Riley Brooks (E108): two meals on the same day.</w:t>
+        <w:t>Riley Brooks (E108): two meals on the same day.</w:t>
       </w:r>
     </w:p>
     <w:p>
@@ -2212,7 +2860,7 @@
         </w:numPr>
       </w:pPr>
       <w:r>
-        <w:t xml:space="preserve">A $1,899 Adobe charge approved 'Yes' that looks high; a $14.20 deli charge approved 'No.'</w:t>
+        <w:t>A $1,899 Adobe charge approved 'Yes' that looks high; a $14.20 deli charge approved 'No.'</w:t>
       </w:r>
     </w:p>
     <w:p>
@@ -2220,7 +2868,7 @@
         <w:pStyle w:val="Heading2"/>
       </w:pPr>
       <w:r>
-        <w:t xml:space="preserve">Beat 1 — Open the data, ask it cold (2 min)</w:t>
+        <w:t>Beat 1 — Open the data, ask it cold (2 min)</w:t>
       </w:r>
     </w:p>
     <w:p>
@@ -2232,33 +2880,67 @@
         <w:t xml:space="preserve">Set up: </w:t>
       </w:r>
       <w:r>
-        <w:t xml:space="preserve">Select the entire used range (Ctrl+A from inside the table).</w:t>
-      </w:r>
-    </w:p>
-    <w:p>
-      <w:r>
-        <w:rPr>
-          <w:b/>
-          <w:bCs/>
-        </w:rPr>
-        <w:t xml:space="preserve">Prompt to paste:</w:t>
+        <w:t xml:space="preserve">Select the entire </w:t>
+      </w:r>
+      <w:proofErr w:type="gramStart"/>
+      <w:r>
+        <w:t>used range</w:t>
+      </w:r>
+      <w:proofErr w:type="gramEnd"/>
+      <w:r>
+        <w:t xml:space="preserve"> (</w:t>
+      </w:r>
+      <w:proofErr w:type="spellStart"/>
+      <w:r>
+        <w:t>Ctrl+A</w:t>
+      </w:r>
+      <w:proofErr w:type="spellEnd"/>
+      <w:r>
+        <w:t xml:space="preserve"> from inside the table).</w:t>
+      </w:r>
+    </w:p>
+    <w:p>
+      <w:r>
+        <w:rPr>
+          <w:b/>
+          <w:bCs/>
+        </w:rPr>
+        <w:t>Prompt to paste:</w:t>
       </w:r>
     </w:p>
     <w:p>
       <w:pPr>
         <w:pBdr>
-          <w:left w:val="single" w:color="808080" w:sz="18" w:space="4"/>
+          <w:left w:val="single" w:sz="18" w:space="4" w:color="808080"/>
         </w:pBdr>
-        <w:shd w:fill="F2F2F2" w:val="clear"/>
-        <w:spacing w:after="80" w:before="80"/>
-      </w:pPr>
-      <w:r>
-        <w:rPr>
-          <w:rFonts w:ascii="Consolas" w:cs="Consolas" w:eastAsia="Consolas" w:hAnsi="Consolas"/>
-          <w:sz w:val="20"/>
-          <w:szCs w:val="20"/>
-        </w:rPr>
-        <w:t xml:space="preserve">This is a T&amp;E expense report. Pretend you're an internal auditor doing a first-pass review. List the top five things in this data that you'd flag for follow-up. Be specific — name employees, amounts, dates.</w:t>
+        <w:shd w:val="clear" w:color="auto" w:fill="F2F2F2"/>
+        <w:spacing w:before="80" w:after="80"/>
+      </w:pPr>
+      <w:r>
+        <w:rPr>
+          <w:rFonts w:ascii="Consolas" w:eastAsia="Consolas" w:hAnsi="Consolas" w:cs="Consolas"/>
+          <w:sz w:val="20"/>
+          <w:szCs w:val="20"/>
+        </w:rPr>
+        <w:t xml:space="preserve">This is a T&amp;E expense report. Pretend you're an internal auditor doing a first-pass review. List the top five things in this data that you'd flag for follow-up. </w:t>
+      </w:r>
+      <w:proofErr w:type="gramStart"/>
+      <w:r>
+        <w:rPr>
+          <w:rFonts w:ascii="Consolas" w:eastAsia="Consolas" w:hAnsi="Consolas" w:cs="Consolas"/>
+          <w:sz w:val="20"/>
+          <w:szCs w:val="20"/>
+        </w:rPr>
+        <w:t>Be specific —</w:t>
+      </w:r>
+      <w:proofErr w:type="gramEnd"/>
+      <w:r>
+        <w:rPr>
+          <w:rFonts w:ascii="Consolas" w:eastAsia="Consolas" w:hAnsi="Consolas" w:cs="Consolas"/>
+          <w:sz w:val="20"/>
+          <w:szCs w:val="20"/>
+        </w:rPr>
+        <w:t xml:space="preserve"> name employees, amounts, dates.</w:t>
       </w:r>
     </w:p>
     <w:p>
@@ -2270,7 +2952,7 @@
         <w:t xml:space="preserve">What to do while it runs: </w:t>
       </w:r>
       <w:r>
-        <w:t xml:space="preserve">Narrate. "I'm asking it to be an auditor. Notice I'm not telling it what to look for — I want to see what it surfaces on its own."</w:t>
+        <w:t>Narrate. "I'm asking it to be an auditor. Notice I'm not telling it what to look for — I want to see what it surfaces on its own."</w:t>
       </w:r>
     </w:p>
     <w:p>
@@ -2282,7 +2964,7 @@
         <w:t xml:space="preserve">Expected output: </w:t>
       </w:r>
       <w:r>
-        <w:t xml:space="preserve">It will catch at least three of the planted anomalies. Probably the duplicate Marriott, the round-number supplies, and Taylor's near-threshold meals.</w:t>
+        <w:t>It will catch at least three of the planted anomalies. Probably the duplicate Marriott, the round-number supplies, and Taylor's near-threshold meals.</w:t>
       </w:r>
     </w:p>
     <w:p>
@@ -2290,16 +2972,32 @@
         <w:pStyle w:val="Heading2"/>
       </w:pPr>
       <w:r>
-        <w:t xml:space="preserve">Beat 2 — Score it honestly (2 min)</w:t>
-      </w:r>
-    </w:p>
-    <w:p>
-      <w:r>
-        <w:rPr>
-          <w:b/>
-          <w:bCs/>
-        </w:rPr>
-        <w:t xml:space="preserve">After the response, look down the list and call out:</w:t>
+        <w:t>Beat 2 — Score it honestly (2 min)</w:t>
+      </w:r>
+    </w:p>
+    <w:p>
+      <w:r>
+        <w:rPr>
+          <w:b/>
+          <w:bCs/>
+        </w:rPr>
+        <w:t xml:space="preserve">After the response, look </w:t>
+      </w:r>
+      <w:proofErr w:type="gramStart"/>
+      <w:r>
+        <w:rPr>
+          <w:b/>
+          <w:bCs/>
+        </w:rPr>
+        <w:t>down</w:t>
+      </w:r>
+      <w:proofErr w:type="gramEnd"/>
+      <w:r>
+        <w:rPr>
+          <w:b/>
+          <w:bCs/>
+        </w:rPr>
+        <w:t xml:space="preserve"> the list and call out:</w:t>
       </w:r>
     </w:p>
     <w:p>
@@ -2311,7 +3009,7 @@
         </w:numPr>
       </w:pPr>
       <w:r>
-        <w:t xml:space="preserve">"It got the duplicate."</w:t>
+        <w:t>"It got the duplicate."</w:t>
       </w:r>
     </w:p>
     <w:p>
@@ -2323,7 +3021,7 @@
         </w:numPr>
       </w:pPr>
       <w:r>
-        <w:t xml:space="preserve">"It got the round-number flag."</w:t>
+        <w:t>"It got the round-number flag."</w:t>
       </w:r>
     </w:p>
     <w:p>
@@ -2335,7 +3033,7 @@
         </w:numPr>
       </w:pPr>
       <w:r>
-        <w:t xml:space="preserve">"It missed the weekend entertainment pattern — let's go find it."</w:t>
+        <w:t>"It missed the weekend entertainment pattern — let's go find it."</w:t>
       </w:r>
     </w:p>
     <w:p>
@@ -2347,7 +3045,15 @@
         <w:t xml:space="preserve">Beat to land: </w:t>
       </w:r>
       <w:r>
-        <w:t xml:space="preserve">"This is exactly how you should treat AI output. It found three of five things I planted. It missed two. Useful first pass — but not a substitute for the work."</w:t>
+        <w:t xml:space="preserve">"This is exactly how you should treat AI output. </w:t>
+      </w:r>
+      <w:proofErr w:type="gramStart"/>
+      <w:r>
+        <w:t>It</w:t>
+      </w:r>
+      <w:proofErr w:type="gramEnd"/>
+      <w:r>
+        <w:t xml:space="preserve"> found three of five things I planted. It missed two. Useful first pass — but not a substitute for the work."</w:t>
       </w:r>
     </w:p>
     <w:p>
@@ -2355,33 +3061,33 @@
         <w:pStyle w:val="Heading2"/>
       </w:pPr>
       <w:r>
-        <w:t xml:space="preserve">Beat 3 — Targeted follow-up (3 min)</w:t>
-      </w:r>
-    </w:p>
-    <w:p>
-      <w:r>
-        <w:rPr>
-          <w:b/>
-          <w:bCs/>
-        </w:rPr>
-        <w:t xml:space="preserve">Prompt to paste:</w:t>
+        <w:t>Beat 3 — Targeted follow-up (3 min)</w:t>
+      </w:r>
+    </w:p>
+    <w:p>
+      <w:r>
+        <w:rPr>
+          <w:b/>
+          <w:bCs/>
+        </w:rPr>
+        <w:t>Prompt to paste:</w:t>
       </w:r>
     </w:p>
     <w:p>
       <w:pPr>
         <w:pBdr>
-          <w:left w:val="single" w:color="808080" w:sz="18" w:space="4"/>
+          <w:left w:val="single" w:sz="18" w:space="4" w:color="808080"/>
         </w:pBdr>
-        <w:shd w:fill="F2F2F2" w:val="clear"/>
-        <w:spacing w:after="80" w:before="80"/>
-      </w:pPr>
-      <w:r>
-        <w:rPr>
-          <w:rFonts w:ascii="Consolas" w:cs="Consolas" w:eastAsia="Consolas" w:hAnsi="Consolas"/>
-          <w:sz w:val="20"/>
-          <w:szCs w:val="20"/>
-        </w:rPr>
-        <w:t xml:space="preserve">Look specifically at the Entertainment category. Are there any patterns by day of the week, employee, or merchant that seem worth a closer look?</w:t>
+        <w:shd w:val="clear" w:color="auto" w:fill="F2F2F2"/>
+        <w:spacing w:before="80" w:after="80"/>
+      </w:pPr>
+      <w:r>
+        <w:rPr>
+          <w:rFonts w:ascii="Consolas" w:eastAsia="Consolas" w:hAnsi="Consolas" w:cs="Consolas"/>
+          <w:sz w:val="20"/>
+          <w:szCs w:val="20"/>
+        </w:rPr>
+        <w:t>Look specifically at the Entertainment category. Are there any patterns by day of the week, employee, or merchant that seem worth a closer look?</w:t>
       </w:r>
     </w:p>
     <w:p>
@@ -2393,33 +3099,33 @@
         <w:t xml:space="preserve">Expected output: </w:t>
       </w:r>
       <w:r>
-        <w:t xml:space="preserve">It catches the Jordan Lee weekend TopGolf pattern.</w:t>
-      </w:r>
-    </w:p>
-    <w:p>
-      <w:r>
-        <w:rPr>
-          <w:b/>
-          <w:bCs/>
-        </w:rPr>
-        <w:t xml:space="preserve">Then ask:</w:t>
+        <w:t>It catches the Jordan Lee weekend TopGolf pattern.</w:t>
+      </w:r>
+    </w:p>
+    <w:p>
+      <w:r>
+        <w:rPr>
+          <w:b/>
+          <w:bCs/>
+        </w:rPr>
+        <w:t>Then ask:</w:t>
       </w:r>
     </w:p>
     <w:p>
       <w:pPr>
         <w:pBdr>
-          <w:left w:val="single" w:color="808080" w:sz="18" w:space="4"/>
+          <w:left w:val="single" w:sz="18" w:space="4" w:color="808080"/>
         </w:pBdr>
-        <w:shd w:fill="F2F2F2" w:val="clear"/>
-        <w:spacing w:after="80" w:before="80"/>
-      </w:pPr>
-      <w:r>
-        <w:rPr>
-          <w:rFonts w:ascii="Consolas" w:cs="Consolas" w:eastAsia="Consolas" w:hAnsi="Consolas"/>
-          <w:sz w:val="20"/>
-          <w:szCs w:val="20"/>
-        </w:rPr>
-        <w:t xml:space="preserve">Are there any pairs of transactions where the same employee submitted the same amount to the same merchant within a couple of weeks? List them if so.</w:t>
+        <w:shd w:val="clear" w:color="auto" w:fill="F2F2F2"/>
+        <w:spacing w:before="80" w:after="80"/>
+      </w:pPr>
+      <w:r>
+        <w:rPr>
+          <w:rFonts w:ascii="Consolas" w:eastAsia="Consolas" w:hAnsi="Consolas" w:cs="Consolas"/>
+          <w:sz w:val="20"/>
+          <w:szCs w:val="20"/>
+        </w:rPr>
+        <w:t>Are there any pairs of transactions where the same employee submitted the same amount to the same merchant within a couple of weeks? List them if so.</w:t>
       </w:r>
     </w:p>
     <w:p>
@@ -2431,7 +3137,7 @@
         <w:t xml:space="preserve">Expected output: </w:t>
       </w:r>
       <w:r>
-        <w:t xml:space="preserve">Marriott duplicate surfaces clearly.</w:t>
+        <w:t>Marriott duplicate surfaces clearly.</w:t>
       </w:r>
     </w:p>
     <w:p>
@@ -2439,33 +3145,42 @@
         <w:pStyle w:val="Heading2"/>
       </w:pPr>
       <w:r>
-        <w:t xml:space="preserve">Beat 4 — The validation move (3 min)</w:t>
-      </w:r>
-    </w:p>
-    <w:p>
-      <w:r>
-        <w:rPr>
-          <w:b/>
-          <w:bCs/>
-        </w:rPr>
-        <w:t xml:space="preserve">Prompt to paste:</w:t>
+        <w:t xml:space="preserve">Beat 4 — The validation </w:t>
+      </w:r>
+      <w:proofErr w:type="gramStart"/>
+      <w:r>
+        <w:t>move</w:t>
+      </w:r>
+      <w:proofErr w:type="gramEnd"/>
+      <w:r>
+        <w:t xml:space="preserve"> (3 min)</w:t>
+      </w:r>
+    </w:p>
+    <w:p>
+      <w:r>
+        <w:rPr>
+          <w:b/>
+          <w:bCs/>
+        </w:rPr>
+        <w:lastRenderedPageBreak/>
+        <w:t>Prompt to paste:</w:t>
       </w:r>
     </w:p>
     <w:p>
       <w:pPr>
         <w:pBdr>
-          <w:left w:val="single" w:color="808080" w:sz="18" w:space="4"/>
+          <w:left w:val="single" w:sz="18" w:space="4" w:color="808080"/>
         </w:pBdr>
-        <w:shd w:fill="F2F2F2" w:val="clear"/>
-        <w:spacing w:after="80" w:before="80"/>
-      </w:pPr>
-      <w:r>
-        <w:rPr>
-          <w:rFonts w:ascii="Consolas" w:cs="Consolas" w:eastAsia="Consolas" w:hAnsi="Consolas"/>
-          <w:sz w:val="20"/>
-          <w:szCs w:val="20"/>
-        </w:rPr>
-        <w:t xml:space="preserve">Of the items you just flagged, which ones are you most confident about and which would you classify as soft signals that need human judgment? Give me a confidence label for each.</w:t>
+        <w:shd w:val="clear" w:color="auto" w:fill="F2F2F2"/>
+        <w:spacing w:before="80" w:after="80"/>
+      </w:pPr>
+      <w:r>
+        <w:rPr>
+          <w:rFonts w:ascii="Consolas" w:eastAsia="Consolas" w:hAnsi="Consolas" w:cs="Consolas"/>
+          <w:sz w:val="20"/>
+          <w:szCs w:val="20"/>
+        </w:rPr>
+        <w:t>Of the items you just flagged, which ones are you most confident about and which would you classify as soft signals that need human judgment? Give me a confidence label for each.</w:t>
       </w:r>
     </w:p>
     <w:p>
@@ -2477,7 +3192,7 @@
         <w:t xml:space="preserve">Why this matters: </w:t>
       </w:r>
       <w:r>
-        <w:t xml:space="preserve">This is the prompt you'll use forever in any audit or risk workflow. It forces the model to grade its own evidence. Watch it back off on the soft signals — that's a feature, not a bug.</w:t>
+        <w:t>This is the prompt you'll use forever in any audit or risk workflow. It forces the model to grade its own evidence. Watch it back off on the soft signals — that's a feature, not a bug.</w:t>
       </w:r>
     </w:p>
     <w:p>
@@ -2489,7 +3204,7 @@
         <w:t xml:space="preserve">Closing beat: </w:t>
       </w:r>
       <w:r>
-        <w:t xml:space="preserve">"That's the workflow. Cast a wide net with AI. Score it. Validate the strong signals. Discard the noise. You just compressed two hours of click-through into about eight minutes."</w:t>
+        <w:t>"That's the workflow. Cast a wide net with AI. Score it. Validate the strong signals. Discard the noise. You just compressed two hours of click-through into about eight minutes."</w:t>
       </w:r>
     </w:p>
     <w:p>
@@ -2497,7 +3212,7 @@
         <w:pStyle w:val="Heading3"/>
       </w:pPr>
       <w:r>
-        <w:t xml:space="preserve">Fallback if a prompt misbehaves</w:t>
+        <w:t>Fallback if a prompt misbehaves</w:t>
       </w:r>
     </w:p>
     <w:p>
@@ -2509,7 +3224,7 @@
         </w:numPr>
       </w:pPr>
       <w:r>
-        <w:t xml:space="preserve">If the model refuses to 'be an auditor,' rephrase: 'Treat this as a code review of an expense report. What looks unusual?'</w:t>
+        <w:t>If the model refuses to 'be an auditor,' rephrase: 'Treat this as a code review of an expense report. What looks unusual?'</w:t>
       </w:r>
     </w:p>
     <w:p>
@@ -2521,7 +3236,7 @@
         </w:numPr>
       </w:pPr>
       <w:r>
-        <w:t xml:space="preserve">If it gets too abstract, ground it: 'Give me employee IDs and dollar amounts. No general observations.'</w:t>
+        <w:t>If it gets too abstract, ground it: 'Give me employee IDs and dollar amounts. No general observations.'</w:t>
       </w:r>
     </w:p>
     <w:p>
@@ -2534,7 +3249,24 @@
         <w:pStyle w:val="Heading1"/>
       </w:pPr>
       <w:r>
-        <w:t xml:space="preserve">53:00–57:00  Validation playbook  •  Slide 16</w:t>
+        <w:lastRenderedPageBreak/>
+        <w:t>53:00–</w:t>
+      </w:r>
+      <w:proofErr w:type="gramStart"/>
+      <w:r>
+        <w:t>57:00  Validation</w:t>
+      </w:r>
+      <w:proofErr w:type="gramEnd"/>
+      <w:r>
+        <w:t xml:space="preserve"> </w:t>
+      </w:r>
+      <w:proofErr w:type="gramStart"/>
+      <w:r>
+        <w:t>playbook  •</w:t>
+      </w:r>
+      <w:proofErr w:type="gramEnd"/>
+      <w:r>
+        <w:t xml:space="preserve">  Slide 16</w:t>
       </w:r>
     </w:p>
     <w:p>
@@ -2543,7 +3275,7 @@
           <w:i/>
           <w:iCs/>
         </w:rPr>
-        <w:t xml:space="preserve">Advance to Slide 16. The four bullets on screen track the four moves you'll explain. Read them in order — Re-prompt, Spot-check, Isolate, Version.</w:t>
+        <w:t>Advance to Slide 16. The four bullets on screen track the four moves you'll explain. Read them in order — Re-prompt, Spot-check, Isolate, Version.</w:t>
       </w:r>
     </w:p>
     <w:p>
@@ -2555,7 +3287,15 @@
         <w:t xml:space="preserve">Headline: </w:t>
       </w:r>
       <w:r>
-        <w:t xml:space="preserve">The four-move validation routine. Use it every time, on every output, no exceptions.</w:t>
+        <w:t xml:space="preserve">The four-move validation routine. Use it every time, on every output, no </w:t>
+      </w:r>
+      <w:proofErr w:type="gramStart"/>
+      <w:r>
+        <w:t>exceptions</w:t>
+      </w:r>
+      <w:proofErr w:type="gramEnd"/>
+      <w:r>
+        <w:t>.</w:t>
       </w:r>
     </w:p>
     <w:p>
@@ -2566,7 +3306,6 @@
           <w:numId w:val="3"/>
         </w:numPr>
       </w:pPr>
-      <w:r/>
     </w:p>
     <w:p>
       <w:pPr>
@@ -2576,7 +3315,6 @@
           <w:numId w:val="3"/>
         </w:numPr>
       </w:pPr>
-      <w:r/>
     </w:p>
     <w:p>
       <w:pPr>
@@ -2586,7 +3324,6 @@
           <w:numId w:val="3"/>
         </w:numPr>
       </w:pPr>
-      <w:r/>
     </w:p>
     <w:p>
       <w:pPr>
@@ -2596,7 +3333,6 @@
           <w:numId w:val="3"/>
         </w:numPr>
       </w:pPr>
-      <w:r/>
     </w:p>
     <w:p>
       <w:r>
@@ -2607,7 +3343,7 @@
         <w:t xml:space="preserve">One slide, four words: </w:t>
       </w:r>
       <w:r>
-        <w:t xml:space="preserve">Re-prompt. Spot-check. Isolate. Version.</w:t>
+        <w:t>Re-prompt. Spot-check. Isolate. Version.</w:t>
       </w:r>
     </w:p>
     <w:p>
@@ -2615,7 +3351,23 @@
         <w:pStyle w:val="Heading1"/>
       </w:pPr>
       <w:r>
-        <w:t xml:space="preserve">57:00–60:00  Recap &amp; resources  •  Slides 17–19</w:t>
+        <w:t>57:00–</w:t>
+      </w:r>
+      <w:proofErr w:type="gramStart"/>
+      <w:r>
+        <w:t>60:00  Recap</w:t>
+      </w:r>
+      <w:proofErr w:type="gramEnd"/>
+      <w:r>
+        <w:t xml:space="preserve"> &amp; </w:t>
+      </w:r>
+      <w:proofErr w:type="gramStart"/>
+      <w:r>
+        <w:t>resources  •</w:t>
+      </w:r>
+      <w:proofErr w:type="gramEnd"/>
+      <w:r>
+        <w:t xml:space="preserve">  Slides 17–19</w:t>
       </w:r>
     </w:p>
     <w:p>
@@ -2624,12 +3376,12 @@
           <w:i/>
           <w:iCs/>
         </w:rPr>
-        <w:t xml:space="preserve">Advance to Slide 17 (Recap). Read the five bullets aloud, then advance to Slide 18 (Next steps), then Slide 19 (Thank you) for the sign-off.</w:t>
-      </w:r>
-    </w:p>
-    <w:p>
-      <w:r>
-        <w:t xml:space="preserve">Hit these five and you're done:</w:t>
+        <w:t>Advance to Slide 17 (Recap). Read the five bullets aloud, then advance to Slide 18 (Next steps), then Slide 19 (Thank you) for the sign-off.</w:t>
+      </w:r>
+    </w:p>
+    <w:p>
+      <w:r>
+        <w:t>Hit these five and you're done:</w:t>
       </w:r>
     </w:p>
     <w:p>
@@ -2641,7 +3393,7 @@
         </w:numPr>
       </w:pPr>
       <w:r>
-        <w:t xml:space="preserve">The add-in is a co-pilot for the work you already do in Excel — not a replacement for the work.</w:t>
+        <w:t>The add-in is a co-pilot for the work you already do in Excel — not a replacement for the work.</w:t>
       </w:r>
     </w:p>
     <w:p>
@@ -2653,7 +3405,7 @@
         </w:numPr>
       </w:pPr>
       <w:r>
-        <w:t xml:space="preserve">Formulas, narratives, and exploratory passes are the three highest-ROI use cases today.</w:t>
+        <w:t>Formulas, narratives, and exploratory passes are the three highest-ROI use cases today.</w:t>
       </w:r>
     </w:p>
     <w:p>
@@ -2665,7 +3417,7 @@
         </w:numPr>
       </w:pPr>
       <w:r>
-        <w:t xml:space="preserve">AI generates; you validate. The judgment is still yours.</w:t>
+        <w:t>AI generates; you validate. The judgment is still yours.</w:t>
       </w:r>
     </w:p>
     <w:p>
@@ -2677,7 +3429,7 @@
         </w:numPr>
       </w:pPr>
       <w:r>
-        <w:t xml:space="preserve">Re-prompt, spot-check, isolate, version — the four-move discipline.</w:t>
+        <w:t>Re-prompt, spot-check, isolate, version — the four-move discipline.</w:t>
       </w:r>
     </w:p>
     <w:p>
@@ -2689,24 +3441,36 @@
         </w:numPr>
       </w:pPr>
       <w:r>
-        <w:t xml:space="preserve">Start small. Pick one weekly task and replace one step with the add-in. Compound from there.</w:t>
-      </w:r>
-    </w:p>
-    <w:p>
-      <w:r>
-        <w:t xml:space="preserve"/>
-      </w:r>
-    </w:p>
-    <w:p>
-      <w:r>
-        <w:rPr>
-          <w:b/>
-          <w:bCs/>
-        </w:rPr>
-        <w:t xml:space="preserve">Sign-off line: </w:t>
-      </w:r>
-      <w:r>
-        <w:t xml:space="preserve">"Thanks for the hour. If you take one thing from this — let it be: ask the AI to red-team itself. That single habit pays for the rest."</w:t>
+        <w:t>Start small. Pick one weekly task and replace one step with the add-in. Compound from there.</w:t>
+      </w:r>
+    </w:p>
+    <w:p/>
+    <w:p>
+      <w:r>
+        <w:rPr>
+          <w:b/>
+          <w:bCs/>
+        </w:rPr>
+        <w:t>Sign-</w:t>
+      </w:r>
+      <w:proofErr w:type="gramStart"/>
+      <w:r>
+        <w:rPr>
+          <w:b/>
+          <w:bCs/>
+        </w:rPr>
+        <w:t>off line</w:t>
+      </w:r>
+      <w:proofErr w:type="gramEnd"/>
+      <w:r>
+        <w:rPr>
+          <w:b/>
+          <w:bCs/>
+        </w:rPr>
+        <w:t xml:space="preserve">: </w:t>
+      </w:r>
+      <w:r>
+        <w:t>"Thanks for the hour. If you take one thing from this — let it be: ask the AI to red-team itself. That single habit pays for the rest."</w:t>
       </w:r>
     </w:p>
     <w:p>
@@ -2718,8 +3482,14 @@
       <w:pPr>
         <w:pStyle w:val="Heading1"/>
       </w:pPr>
-      <w:r>
-        <w:t xml:space="preserve">Appendix  •  Prompts cheat sheet (print this)</w:t>
+      <w:proofErr w:type="gramStart"/>
+      <w:r>
+        <w:lastRenderedPageBreak/>
+        <w:t>Appendix  •</w:t>
+      </w:r>
+      <w:proofErr w:type="gramEnd"/>
+      <w:r>
+        <w:t xml:space="preserve">  Prompts cheat sheet (print this)</w:t>
       </w:r>
     </w:p>
     <w:p>
@@ -2727,58 +3497,94 @@
         <w:pStyle w:val="Heading2"/>
       </w:pPr>
       <w:r>
-        <w:t xml:space="preserve">Demo 1 — Formulas</w:t>
+        <w:t>Demo 1 — Formulas</w:t>
       </w:r>
     </w:p>
     <w:p>
       <w:pPr>
         <w:pBdr>
-          <w:left w:val="single" w:color="808080" w:sz="18" w:space="4"/>
+          <w:left w:val="single" w:sz="18" w:space="4" w:color="808080"/>
         </w:pBdr>
-        <w:shd w:fill="F2F2F2" w:val="clear"/>
-        <w:spacing w:after="80" w:before="80"/>
-      </w:pPr>
-      <w:r>
-        <w:rPr>
-          <w:rFonts w:ascii="Consolas" w:cs="Consolas" w:eastAsia="Consolas" w:hAnsi="Consolas"/>
-          <w:sz w:val="20"/>
-          <w:szCs w:val="20"/>
-        </w:rPr>
-        <w:t xml:space="preserve">Look at columns A:J. I want a new column called "Net Revenue After Commission" that takes the Revenue column and subtracts a 4% commission. Give me the Excel formula for the first row… Then explain in one line how it works.</w:t>
+        <w:shd w:val="clear" w:color="auto" w:fill="F2F2F2"/>
+        <w:spacing w:before="80" w:after="80"/>
+      </w:pPr>
+      <w:r>
+        <w:rPr>
+          <w:rFonts w:ascii="Consolas" w:eastAsia="Consolas" w:hAnsi="Consolas" w:cs="Consolas"/>
+          <w:sz w:val="20"/>
+          <w:szCs w:val="20"/>
+        </w:rPr>
+        <w:t xml:space="preserve">Look at columns </w:t>
+      </w:r>
+      <w:proofErr w:type="gramStart"/>
+      <w:r>
+        <w:rPr>
+          <w:rFonts w:ascii="Consolas" w:eastAsia="Consolas" w:hAnsi="Consolas" w:cs="Consolas"/>
+          <w:sz w:val="20"/>
+          <w:szCs w:val="20"/>
+        </w:rPr>
+        <w:t>A:J.</w:t>
+      </w:r>
+      <w:proofErr w:type="gramEnd"/>
+      <w:r>
+        <w:rPr>
+          <w:rFonts w:ascii="Consolas" w:eastAsia="Consolas" w:hAnsi="Consolas" w:cs="Consolas"/>
+          <w:sz w:val="20"/>
+          <w:szCs w:val="20"/>
+        </w:rPr>
+        <w:t xml:space="preserve"> I want a new column called "Net Revenue After Commission" that takes the Revenue column and subtracts a 4% commission. Give me the Excel formula for the first row… Then explain in one line how it works.</w:t>
       </w:r>
     </w:p>
     <w:p>
       <w:pPr>
         <w:pBdr>
-          <w:left w:val="single" w:color="808080" w:sz="18" w:space="4"/>
+          <w:left w:val="single" w:sz="18" w:space="4" w:color="808080"/>
         </w:pBdr>
-        <w:shd w:fill="F2F2F2" w:val="clear"/>
-        <w:spacing w:after="80" w:before="80"/>
-      </w:pPr>
-      <w:r>
-        <w:rPr>
-          <w:rFonts w:ascii="Consolas" w:cs="Consolas" w:eastAsia="Consolas" w:hAnsi="Consolas"/>
-          <w:sz w:val="20"/>
-          <w:szCs w:val="20"/>
-        </w:rPr>
-        <w:t xml:space="preserve">Plain-English explanation of the formula in the selected cell. Treat me like someone who knows Excel basics but didn't write this model.</w:t>
+        <w:shd w:val="clear" w:color="auto" w:fill="F2F2F2"/>
+        <w:spacing w:before="80" w:after="80"/>
+      </w:pPr>
+      <w:r>
+        <w:rPr>
+          <w:rFonts w:ascii="Consolas" w:eastAsia="Consolas" w:hAnsi="Consolas" w:cs="Consolas"/>
+          <w:sz w:val="20"/>
+          <w:szCs w:val="20"/>
+        </w:rPr>
+        <w:t>Plain-English explanation of the formula in the selected cell. Treat me like someone who knows Excel basics but didn't write this model.</w:t>
       </w:r>
     </w:p>
     <w:p>
       <w:pPr>
         <w:pBdr>
-          <w:left w:val="single" w:color="808080" w:sz="18" w:space="4"/>
+          <w:left w:val="single" w:sz="18" w:space="4" w:color="808080"/>
         </w:pBdr>
-        <w:shd w:fill="F2F2F2" w:val="clear"/>
-        <w:spacing w:after="80" w:before="80"/>
-      </w:pPr>
-      <w:r>
-        <w:rPr>
-          <w:rFonts w:ascii="Consolas" w:cs="Consolas" w:eastAsia="Consolas" w:hAnsi="Consolas"/>
-          <w:sz w:val="20"/>
-          <w:szCs w:val="20"/>
-        </w:rPr>
-        <w:t xml:space="preserve">The formula in cell L2 is returning an error. What's wrong with it and how do I fix it? Give me the corrected formula.</w:t>
+        <w:shd w:val="clear" w:color="auto" w:fill="F2F2F2"/>
+        <w:spacing w:before="80" w:after="80"/>
+      </w:pPr>
+      <w:r>
+        <w:rPr>
+          <w:rFonts w:ascii="Consolas" w:eastAsia="Consolas" w:hAnsi="Consolas" w:cs="Consolas"/>
+          <w:sz w:val="20"/>
+          <w:szCs w:val="20"/>
+        </w:rPr>
+        <w:t xml:space="preserve">The formula in cell L2 is returning an error. What's wrong with it and how do I fix it? Give me the </w:t>
+      </w:r>
+      <w:proofErr w:type="gramStart"/>
+      <w:r>
+        <w:rPr>
+          <w:rFonts w:ascii="Consolas" w:eastAsia="Consolas" w:hAnsi="Consolas" w:cs="Consolas"/>
+          <w:sz w:val="20"/>
+          <w:szCs w:val="20"/>
+        </w:rPr>
+        <w:t>corrected</w:t>
+      </w:r>
+      <w:proofErr w:type="gramEnd"/>
+      <w:r>
+        <w:rPr>
+          <w:rFonts w:ascii="Consolas" w:eastAsia="Consolas" w:hAnsi="Consolas" w:cs="Consolas"/>
+          <w:sz w:val="20"/>
+          <w:szCs w:val="20"/>
+        </w:rPr>
+        <w:t xml:space="preserve"> formula.</w:t>
       </w:r>
     </w:p>
     <w:p>
@@ -2786,75 +3592,75 @@
         <w:pStyle w:val="Heading2"/>
       </w:pPr>
       <w:r>
-        <w:t xml:space="preserve">Demo 2 — Variance</w:t>
+        <w:t>Demo 2 — Variance</w:t>
       </w:r>
     </w:p>
     <w:p>
       <w:pPr>
         <w:pBdr>
-          <w:left w:val="single" w:color="808080" w:sz="18" w:space="4"/>
+          <w:left w:val="single" w:sz="18" w:space="4" w:color="808080"/>
         </w:pBdr>
-        <w:shd w:fill="F2F2F2" w:val="clear"/>
-        <w:spacing w:after="80" w:before="80"/>
-      </w:pPr>
-      <w:r>
-        <w:rPr>
-          <w:rFonts w:ascii="Consolas" w:cs="Consolas" w:eastAsia="Consolas" w:hAnsi="Consolas"/>
-          <w:sz w:val="20"/>
-          <w:szCs w:val="20"/>
-        </w:rPr>
-        <w:t xml:space="preserve">This is a Budget vs Actual table for Q1 across three departments. Give me a 4-bullet executive summary…</w:t>
+        <w:shd w:val="clear" w:color="auto" w:fill="F2F2F2"/>
+        <w:spacing w:before="80" w:after="80"/>
+      </w:pPr>
+      <w:r>
+        <w:rPr>
+          <w:rFonts w:ascii="Consolas" w:eastAsia="Consolas" w:hAnsi="Consolas" w:cs="Consolas"/>
+          <w:sz w:val="20"/>
+          <w:szCs w:val="20"/>
+        </w:rPr>
+        <w:t>This is a Budget vs Actual table for Q1 across three departments. Give me a 4-bullet executive summary…</w:t>
       </w:r>
     </w:p>
     <w:p>
       <w:pPr>
         <w:pBdr>
-          <w:left w:val="single" w:color="808080" w:sz="18" w:space="4"/>
+          <w:left w:val="single" w:sz="18" w:space="4" w:color="808080"/>
         </w:pBdr>
-        <w:shd w:fill="F2F2F2" w:val="clear"/>
-        <w:spacing w:after="80" w:before="80"/>
-      </w:pPr>
-      <w:r>
-        <w:rPr>
-          <w:rFonts w:ascii="Consolas" w:cs="Consolas" w:eastAsia="Consolas" w:hAnsi="Consolas"/>
-          <w:sz w:val="20"/>
-          <w:szCs w:val="20"/>
-        </w:rPr>
-        <w:t xml:space="preserve">Focus on the Sales Travel line. Across the three months, what's the trend in variance percent?</w:t>
+        <w:shd w:val="clear" w:color="auto" w:fill="F2F2F2"/>
+        <w:spacing w:before="80" w:after="80"/>
+      </w:pPr>
+      <w:r>
+        <w:rPr>
+          <w:rFonts w:ascii="Consolas" w:eastAsia="Consolas" w:hAnsi="Consolas" w:cs="Consolas"/>
+          <w:sz w:val="20"/>
+          <w:szCs w:val="20"/>
+        </w:rPr>
+        <w:t>Focus on the Sales Travel line. Across the three months, what's the trend in variance percent?</w:t>
       </w:r>
     </w:p>
     <w:p>
       <w:pPr>
         <w:pBdr>
-          <w:left w:val="single" w:color="808080" w:sz="18" w:space="4"/>
+          <w:left w:val="single" w:sz="18" w:space="4" w:color="808080"/>
         </w:pBdr>
-        <w:shd w:fill="F2F2F2" w:val="clear"/>
-        <w:spacing w:after="80" w:before="80"/>
-      </w:pPr>
-      <w:r>
-        <w:rPr>
-          <w:rFonts w:ascii="Consolas" w:cs="Consolas" w:eastAsia="Consolas" w:hAnsi="Consolas"/>
-          <w:sz w:val="20"/>
-          <w:szCs w:val="20"/>
-        </w:rPr>
-        <w:t xml:space="preserve">Write a Q1 variance commentary for the executive summary section of our monthly business review…</w:t>
+        <w:shd w:val="clear" w:color="auto" w:fill="F2F2F2"/>
+        <w:spacing w:before="80" w:after="80"/>
+      </w:pPr>
+      <w:r>
+        <w:rPr>
+          <w:rFonts w:ascii="Consolas" w:eastAsia="Consolas" w:hAnsi="Consolas" w:cs="Consolas"/>
+          <w:sz w:val="20"/>
+          <w:szCs w:val="20"/>
+        </w:rPr>
+        <w:t>Write a Q1 variance commentary for the executive summary section of our monthly business review…</w:t>
       </w:r>
     </w:p>
     <w:p>
       <w:pPr>
         <w:pBdr>
-          <w:left w:val="single" w:color="808080" w:sz="18" w:space="4"/>
+          <w:left w:val="single" w:sz="18" w:space="4" w:color="808080"/>
         </w:pBdr>
-        <w:shd w:fill="F2F2F2" w:val="clear"/>
-        <w:spacing w:after="80" w:before="80"/>
-      </w:pPr>
-      <w:r>
-        <w:rPr>
-          <w:rFonts w:ascii="Consolas" w:cs="Consolas" w:eastAsia="Consolas" w:hAnsi="Consolas"/>
-          <w:sz w:val="20"/>
-          <w:szCs w:val="20"/>
-        </w:rPr>
-        <w:t xml:space="preserve">Reread your commentary. Did you make any specific dollar claims that I should double-check before I send this to the CFO?</w:t>
+        <w:shd w:val="clear" w:color="auto" w:fill="F2F2F2"/>
+        <w:spacing w:before="80" w:after="80"/>
+      </w:pPr>
+      <w:r>
+        <w:rPr>
+          <w:rFonts w:ascii="Consolas" w:eastAsia="Consolas" w:hAnsi="Consolas" w:cs="Consolas"/>
+          <w:sz w:val="20"/>
+          <w:szCs w:val="20"/>
+        </w:rPr>
+        <w:t>Reread your commentary. Did you make any specific dollar claims that I should double-check before I send this to the CFO?</w:t>
       </w:r>
     </w:p>
     <w:p>
@@ -2862,170 +3668,94 @@
         <w:pStyle w:val="Heading2"/>
       </w:pPr>
       <w:r>
-        <w:t xml:space="preserve">Demo 3 — Expenses</w:t>
+        <w:t>Demo 3 — Expenses</w:t>
       </w:r>
     </w:p>
     <w:p>
       <w:pPr>
         <w:pBdr>
-          <w:left w:val="single" w:color="808080" w:sz="18" w:space="4"/>
+          <w:left w:val="single" w:sz="18" w:space="4" w:color="808080"/>
         </w:pBdr>
-        <w:shd w:fill="F2F2F2" w:val="clear"/>
-        <w:spacing w:after="80" w:before="80"/>
-      </w:pPr>
-      <w:r>
-        <w:rPr>
-          <w:rFonts w:ascii="Consolas" w:cs="Consolas" w:eastAsia="Consolas" w:hAnsi="Consolas"/>
-          <w:sz w:val="20"/>
-          <w:szCs w:val="20"/>
-        </w:rPr>
-        <w:t xml:space="preserve">This is a T&amp;E expense report. Pretend you're an internal auditor… List the top five things you'd flag.</w:t>
+        <w:shd w:val="clear" w:color="auto" w:fill="F2F2F2"/>
+        <w:spacing w:before="80" w:after="80"/>
+      </w:pPr>
+      <w:r>
+        <w:rPr>
+          <w:rFonts w:ascii="Consolas" w:eastAsia="Consolas" w:hAnsi="Consolas" w:cs="Consolas"/>
+          <w:sz w:val="20"/>
+          <w:szCs w:val="20"/>
+        </w:rPr>
+        <w:t>This is a T&amp;E expense report. Pretend you're an internal auditor… List the top five things you'd flag.</w:t>
       </w:r>
     </w:p>
     <w:p>
       <w:pPr>
         <w:pBdr>
-          <w:left w:val="single" w:color="808080" w:sz="18" w:space="4"/>
+          <w:left w:val="single" w:sz="18" w:space="4" w:color="808080"/>
         </w:pBdr>
-        <w:shd w:fill="F2F2F2" w:val="clear"/>
-        <w:spacing w:after="80" w:before="80"/>
-      </w:pPr>
-      <w:r>
-        <w:rPr>
-          <w:rFonts w:ascii="Consolas" w:cs="Consolas" w:eastAsia="Consolas" w:hAnsi="Consolas"/>
-          <w:sz w:val="20"/>
-          <w:szCs w:val="20"/>
-        </w:rPr>
-        <w:t xml:space="preserve">Look specifically at the Entertainment category. Any patterns by day of the week, employee, or merchant?</w:t>
+        <w:shd w:val="clear" w:color="auto" w:fill="F2F2F2"/>
+        <w:spacing w:before="80" w:after="80"/>
+      </w:pPr>
+      <w:r>
+        <w:rPr>
+          <w:rFonts w:ascii="Consolas" w:eastAsia="Consolas" w:hAnsi="Consolas" w:cs="Consolas"/>
+          <w:sz w:val="20"/>
+          <w:szCs w:val="20"/>
+        </w:rPr>
+        <w:t>Look specifically at the Entertainment category. Any patterns by day of the week, employee, or merchant?</w:t>
       </w:r>
     </w:p>
     <w:p>
       <w:pPr>
         <w:pBdr>
-          <w:left w:val="single" w:color="808080" w:sz="18" w:space="4"/>
+          <w:left w:val="single" w:sz="18" w:space="4" w:color="808080"/>
         </w:pBdr>
-        <w:shd w:fill="F2F2F2" w:val="clear"/>
-        <w:spacing w:after="80" w:before="80"/>
-      </w:pPr>
-      <w:r>
-        <w:rPr>
-          <w:rFonts w:ascii="Consolas" w:cs="Consolas" w:eastAsia="Consolas" w:hAnsi="Consolas"/>
-          <w:sz w:val="20"/>
-          <w:szCs w:val="20"/>
-        </w:rPr>
-        <w:t xml:space="preserve">Are there any pairs of transactions where the same employee submitted the same amount to the same merchant within a couple of weeks?</w:t>
+        <w:shd w:val="clear" w:color="auto" w:fill="F2F2F2"/>
+        <w:spacing w:before="80" w:after="80"/>
+      </w:pPr>
+      <w:r>
+        <w:rPr>
+          <w:rFonts w:ascii="Consolas" w:eastAsia="Consolas" w:hAnsi="Consolas" w:cs="Consolas"/>
+          <w:sz w:val="20"/>
+          <w:szCs w:val="20"/>
+        </w:rPr>
+        <w:t>Are there any pairs of transactions where the same employee submitted the same amount to the same merchant within a couple of weeks?</w:t>
       </w:r>
     </w:p>
     <w:p>
       <w:pPr>
         <w:pBdr>
-          <w:left w:val="single" w:color="808080" w:sz="18" w:space="4"/>
+          <w:left w:val="single" w:sz="18" w:space="4" w:color="808080"/>
         </w:pBdr>
-        <w:shd w:fill="F2F2F2" w:val="clear"/>
-        <w:spacing w:after="80" w:before="80"/>
-      </w:pPr>
-      <w:r>
-        <w:rPr>
-          <w:rFonts w:ascii="Consolas" w:cs="Consolas" w:eastAsia="Consolas" w:hAnsi="Consolas"/>
-          <w:sz w:val="20"/>
-          <w:szCs w:val="20"/>
-        </w:rPr>
-        <w:t xml:space="preserve">Of the items you just flagged, which ones are you most confident about and which are soft signals?</w:t>
+        <w:shd w:val="clear" w:color="auto" w:fill="F2F2F2"/>
+        <w:spacing w:before="80" w:after="80"/>
+      </w:pPr>
+      <w:r>
+        <w:rPr>
+          <w:rFonts w:ascii="Consolas" w:eastAsia="Consolas" w:hAnsi="Consolas" w:cs="Consolas"/>
+          <w:sz w:val="20"/>
+          <w:szCs w:val="20"/>
+        </w:rPr>
+        <w:t>Of the items you just flagged, which ones are you most confident about and which are soft signals?</w:t>
       </w:r>
     </w:p>
     <w:sectPr>
-      <w:pgSz w:w="12240" w:h="15840" w:orient="portrait"/>
+      <w:pgSz w:w="12240" w:h="15840"/>
       <w:pgMar w:top="1080" w:right="1080" w:bottom="1080" w:left="1080" w:header="708" w:footer="708" w:gutter="0"/>
-      <w:pgNumType/>
+      <w:cols w:space="720"/>
       <w:docGrid w:linePitch="360"/>
     </w:sectPr>
   </w:body>
 </w:document>
 </file>
 
-<file path=word/comments.xml><?xml version="1.0" encoding="utf-8"?>
-<w:comments xmlns:cx="http://schemas.microsoft.com/office/drawing/2014/chartex" xmlns:cx1="http://schemas.microsoft.com/office/drawing/2015/9/8/chartex" xmlns:cx2="http://schemas.microsoft.com/office/drawing/2015/10/21/chartex" xmlns:cx3="http://schemas.microsoft.com/office/drawing/2016/5/9/chartex" xmlns:cx4="http://schemas.microsoft.com/office/drawing/2016/5/10/chartex" xmlns:cx5="http://schemas.microsoft.com/office/drawing/2016/5/11/chartex" xmlns:cx6="http://schemas.microsoft.com/office/drawing/2016/5/12/chartex" xmlns:cx7="http://schemas.microsoft.com/office/drawing/2016/5/13/chartex" xmlns:cx8="http://schemas.microsoft.com/office/drawing/2016/5/14/chartex" xmlns:mc="http://schemas.openxmlformats.org/markup-compatibility/2006" xmlns:aink="http://schemas.microsoft.com/office/drawing/2016/ink" xmlns:am3d="http://schemas.microsoft.com/office/drawing/2017/model3d" xmlns:o="urn:schemas-microsoft-com:office:office" xmlns:r="http://schemas.openxmlformats.org/officeDocument/2006/relationships" xmlns:m="http://schemas.openxmlformats.org/officeDocument/2006/math" xmlns:v="urn:schemas-microsoft-com:vml" xmlns:wp14="http://schemas.microsoft.com/office/word/2010/wordprocessingDrawing" xmlns:wp="http://schemas.openxmlformats.org/drawingml/2006/wordprocessingDrawing" xmlns:w10="urn:schemas-microsoft-com:office:word" xmlns:w="http://schemas.openxmlformats.org/wordprocessingml/2006/main" xmlns:w14="http://schemas.microsoft.com/office/word/2010/wordml" xmlns:w15="http://schemas.microsoft.com/office/word/2012/wordml" xmlns:w16cex="http://schemas.microsoft.com/office/word/2018/wordml/cex" xmlns:w16cid="http://schemas.microsoft.com/office/word/2016/wordml/cid" xmlns:w16="http://schemas.microsoft.com/office/word/2018/wordml" xmlns:w16sdtdh="http://schemas.microsoft.com/office/word/2020/wordml/sdtdatahash" xmlns:w16se="http://schemas.microsoft.com/office/word/2015/wordml/symex" xmlns:wpg="http://schemas.microsoft.com/office/word/2010/wordprocessingGroup" xmlns:wpi="http://schemas.microsoft.com/office/word/2010/wordprocessingInk" xmlns:wne="http://schemas.microsoft.com/office/word/2006/wordml" xmlns:wps="http://schemas.microsoft.com/office/word/2010/wordprocessingShape"/>
-</file>
-
-<file path=word/endnotes.xml><?xml version="1.0" encoding="utf-8"?>
-<w:endnotes xmlns:wpc="http://schemas.microsoft.com/office/word/2010/wordprocessingCanvas" xmlns:mc="http://schemas.openxmlformats.org/markup-compatibility/2006" xmlns:o="urn:schemas-microsoft-com:office:office" xmlns:r="http://schemas.openxmlformats.org/officeDocument/2006/relationships" xmlns:m="http://schemas.openxmlformats.org/officeDocument/2006/math" xmlns:v="urn:schemas-microsoft-com:vml" xmlns:wp14="http://schemas.microsoft.com/office/word/2010/wordprocessingDrawing" xmlns:wp="http://schemas.openxmlformats.org/drawingml/2006/wordprocessingDrawing" xmlns:w10="urn:schemas-microsoft-com:office:word" xmlns:w="http://schemas.openxmlformats.org/wordprocessingml/2006/main" xmlns:w14="http://schemas.microsoft.com/office/word/2010/wordml" xmlns:w15="http://schemas.microsoft.com/office/word/2012/wordml" xmlns:wpg="http://schemas.microsoft.com/office/word/2010/wordprocessingGroup" xmlns:wpi="http://schemas.microsoft.com/office/word/2010/wordprocessingInk" xmlns:wne="http://schemas.microsoft.com/office/word/2006/wordml" xmlns:wps="http://schemas.microsoft.com/office/word/2010/wordprocessingShape" mc:Ignorable="w14 w15 wp14">
-  <w:endnote w:type="separator" w:id="-1">
-    <w:p>
-      <w:pPr>
-        <w:spacing w:after="0" w:line="240" w:lineRule="auto"/>
-      </w:pPr>
-      <w:r>
-        <w:rPr>
-          <w:rStyle w:val="EndnoteReference"/>
-        </w:rPr>
-        <w:endnoteRef/>
-      </w:r>
-      <w:r>
-        <w:separator/>
-      </w:r>
-    </w:p>
-  </w:endnote>
-  <w:endnote w:type="continuationSeparator" w:id="0">
-    <w:p>
-      <w:pPr>
-        <w:spacing w:after="0" w:line="240" w:lineRule="auto"/>
-      </w:pPr>
-      <w:r>
-        <w:rPr>
-          <w:rStyle w:val="EndnoteReference"/>
-        </w:rPr>
-        <w:endnoteRef/>
-      </w:r>
-      <w:r>
-        <w:continuationSeparator/>
-      </w:r>
-    </w:p>
-  </w:endnote>
-</w:endnotes>
-</file>
-
-<file path=word/footnotes.xml><?xml version="1.0" encoding="utf-8"?>
-<w:footnotes xmlns:wpc="http://schemas.microsoft.com/office/word/2010/wordprocessingCanvas" xmlns:mc="http://schemas.openxmlformats.org/markup-compatibility/2006" xmlns:o="urn:schemas-microsoft-com:office:office" xmlns:r="http://schemas.openxmlformats.org/officeDocument/2006/relationships" xmlns:m="http://schemas.openxmlformats.org/officeDocument/2006/math" xmlns:v="urn:schemas-microsoft-com:vml" xmlns:wp14="http://schemas.microsoft.com/office/word/2010/wordprocessingDrawing" xmlns:wp="http://schemas.openxmlformats.org/drawingml/2006/wordprocessingDrawing" xmlns:w10="urn:schemas-microsoft-com:office:word" xmlns:w="http://schemas.openxmlformats.org/wordprocessingml/2006/main" xmlns:w14="http://schemas.microsoft.com/office/word/2010/wordml" xmlns:w15="http://schemas.microsoft.com/office/word/2012/wordml" xmlns:wpg="http://schemas.microsoft.com/office/word/2010/wordprocessingGroup" xmlns:wpi="http://schemas.microsoft.com/office/word/2010/wordprocessingInk" xmlns:wne="http://schemas.microsoft.com/office/word/2006/wordml" xmlns:wps="http://schemas.microsoft.com/office/word/2010/wordprocessingShape" mc:Ignorable="w14 w15 wp14">
-  <w:footnote w:type="separator" w:id="-1">
-    <w:p>
-      <w:pPr>
-        <w:spacing w:after="0" w:line="240" w:lineRule="auto"/>
-      </w:pPr>
-      <w:r>
-        <w:rPr>
-          <w:rStyle w:val="FootnoteReference"/>
-        </w:rPr>
-        <w:footnoteRef/>
-      </w:r>
-      <w:r>
-        <w:separator/>
-      </w:r>
-    </w:p>
-  </w:footnote>
-  <w:footnote w:type="continuationSeparator" w:id="0">
-    <w:p>
-      <w:pPr>
-        <w:spacing w:after="0" w:line="240" w:lineRule="auto"/>
-      </w:pPr>
-      <w:r>
-        <w:rPr>
-          <w:rStyle w:val="FootnoteReference"/>
-        </w:rPr>
-        <w:footnoteRef/>
-      </w:r>
-      <w:r>
-        <w:continuationSeparator/>
-      </w:r>
-    </w:p>
-  </w:footnote>
-</w:footnotes>
-</file>
-
 <file path=word/numbering.xml><?xml version="1.0" encoding="utf-8"?>
-<w:numbering xmlns:wpc="http://schemas.microsoft.com/office/word/2010/wordprocessingCanvas" xmlns:mc="http://schemas.openxmlformats.org/markup-compatibility/2006" xmlns:o="urn:schemas-microsoft-com:office:office" xmlns:r="http://schemas.openxmlformats.org/officeDocument/2006/relationships" xmlns:m="http://schemas.openxmlformats.org/officeDocument/2006/math" xmlns:v="urn:schemas-microsoft-com:vml" xmlns:wp14="http://schemas.microsoft.com/office/word/2010/wordprocessingDrawing" xmlns:wp="http://schemas.openxmlformats.org/drawingml/2006/wordprocessingDrawing" xmlns:w10="urn:schemas-microsoft-com:office:word" xmlns:w="http://schemas.openxmlformats.org/wordprocessingml/2006/main" xmlns:w14="http://schemas.microsoft.com/office/word/2010/wordml" xmlns:w15="http://schemas.microsoft.com/office/word/2012/wordml" xmlns:wpg="http://schemas.microsoft.com/office/word/2010/wordprocessingGroup" xmlns:wpi="http://schemas.microsoft.com/office/word/2010/wordprocessingInk" xmlns:wne="http://schemas.microsoft.com/office/word/2006/wordml" xmlns:wps="http://schemas.microsoft.com/office/word/2010/wordprocessingShape" mc:Ignorable="w14 w15 wp14">
-  <w:abstractNum w:abstractNumId="1" w15:restartNumberingAfterBreak="0">
+<w:numbering xmlns:wpc="http://schemas.microsoft.com/office/word/2010/wordprocessingCanvas" xmlns:cx="http://schemas.microsoft.com/office/drawing/2014/chartex" xmlns:cx1="http://schemas.microsoft.com/office/drawing/2015/9/8/chartex" xmlns:cx2="http://schemas.microsoft.com/office/drawing/2015/10/21/chartex" xmlns:cx3="http://schemas.microsoft.com/office/drawing/2016/5/9/chartex" xmlns:cx4="http://schemas.microsoft.com/office/drawing/2016/5/10/chartex" xmlns:cx5="http://schemas.microsoft.com/office/drawing/2016/5/11/chartex" xmlns:cx6="http://schemas.microsoft.com/office/drawing/2016/5/12/chartex" xmlns:cx7="http://schemas.microsoft.com/office/drawing/2016/5/13/chartex" xmlns:cx8="http://schemas.microsoft.com/office/drawing/2016/5/14/chartex" xmlns:mc="http://schemas.openxmlformats.org/markup-compatibility/2006" xmlns:aink="http://schemas.microsoft.com/office/drawing/2016/ink" xmlns:am3d="http://schemas.microsoft.com/office/drawing/2017/model3d" xmlns:o="urn:schemas-microsoft-com:office:office" xmlns:oel="http://schemas.microsoft.com/office/2019/extlst" xmlns:r="http://schemas.openxmlformats.org/officeDocument/2006/relationships" xmlns:m="http://schemas.openxmlformats.org/officeDocument/2006/math" xmlns:v="urn:schemas-microsoft-com:vml" xmlns:wp14="http://schemas.microsoft.com/office/word/2010/wordprocessingDrawing" xmlns:wp="http://schemas.openxmlformats.org/drawingml/2006/wordprocessingDrawing" xmlns:w10="urn:schemas-microsoft-com:office:word" xmlns:w="http://schemas.openxmlformats.org/wordprocessingml/2006/main" xmlns:w14="http://schemas.microsoft.com/office/word/2010/wordml" xmlns:w15="http://schemas.microsoft.com/office/word/2012/wordml" xmlns:w16cex="http://schemas.microsoft.com/office/word/2018/wordml/cex" xmlns:w16cid="http://schemas.microsoft.com/office/word/2016/wordml/cid" xmlns:w16="http://schemas.microsoft.com/office/word/2018/wordml" xmlns:w16du="http://schemas.microsoft.com/office/word/2023/wordml/word16du" xmlns:w16sdtdh="http://schemas.microsoft.com/office/word/2020/wordml/sdtdatahash" xmlns:w16sdtfl="http://schemas.microsoft.com/office/word/2024/wordml/sdtformatlock" xmlns:w16se="http://schemas.microsoft.com/office/word/2015/wordml/symex" xmlns:wpg="http://schemas.microsoft.com/office/word/2010/wordprocessingGroup" xmlns:wpi="http://schemas.microsoft.com/office/word/2010/wordprocessingInk" xmlns:wne="http://schemas.microsoft.com/office/word/2006/wordml" xmlns:wps="http://schemas.microsoft.com/office/word/2010/wordprocessingShape" mc:Ignorable="w14 w15 w16se w16cid w16 w16cex w16sdtdh w16sdtfl w16du wp14">
+  <w:abstractNum w:abstractNumId="0" w15:restartNumberingAfterBreak="0">
+    <w:nsid w:val="31E026A2"/>
     <w:multiLevelType w:val="hybridMultilevel"/>
-    <w:lvl w:ilvl="0" w15:tentative="1">
+    <w:tmpl w:val="806663B6"/>
+    <w:lvl w:ilvl="0" w:tplc="BFCCAFE0">
       <w:start w:val="1"/>
       <w:numFmt w:val="bullet"/>
       <w:lvlText w:val="●"/>
@@ -3034,7 +3764,7 @@
         <w:ind w:left="720" w:hanging="360"/>
       </w:pPr>
     </w:lvl>
-    <w:lvl w:ilvl="1" w15:tentative="1">
+    <w:lvl w:ilvl="1" w:tplc="DAC4387E">
       <w:start w:val="1"/>
       <w:numFmt w:val="bullet"/>
       <w:lvlText w:val="○"/>
@@ -3043,7 +3773,7 @@
         <w:ind w:left="1440" w:hanging="360"/>
       </w:pPr>
     </w:lvl>
-    <w:lvl w:ilvl="2" w15:tentative="1">
+    <w:lvl w:ilvl="2" w:tplc="960A8CB4">
       <w:start w:val="1"/>
       <w:numFmt w:val="bullet"/>
       <w:lvlText w:val="■"/>
@@ -3052,7 +3782,7 @@
         <w:ind w:left="2160" w:hanging="360"/>
       </w:pPr>
     </w:lvl>
-    <w:lvl w:ilvl="3" w15:tentative="1">
+    <w:lvl w:ilvl="3" w:tplc="3B62A366">
       <w:start w:val="1"/>
       <w:numFmt w:val="bullet"/>
       <w:lvlText w:val="●"/>
@@ -3061,7 +3791,7 @@
         <w:ind w:left="2880" w:hanging="360"/>
       </w:pPr>
     </w:lvl>
-    <w:lvl w:ilvl="4" w15:tentative="1">
+    <w:lvl w:ilvl="4" w:tplc="EF04030E">
       <w:start w:val="1"/>
       <w:numFmt w:val="bullet"/>
       <w:lvlText w:val="○"/>
@@ -3070,7 +3800,7 @@
         <w:ind w:left="3600" w:hanging="360"/>
       </w:pPr>
     </w:lvl>
-    <w:lvl w:ilvl="5" w15:tentative="1">
+    <w:lvl w:ilvl="5" w:tplc="97E80564">
       <w:start w:val="1"/>
       <w:numFmt w:val="bullet"/>
       <w:lvlText w:val="■"/>
@@ -3079,7 +3809,7 @@
         <w:ind w:left="4320" w:hanging="360"/>
       </w:pPr>
     </w:lvl>
-    <w:lvl w:ilvl="6" w15:tentative="1">
+    <w:lvl w:ilvl="6" w:tplc="40B27BFE">
       <w:start w:val="1"/>
       <w:numFmt w:val="bullet"/>
       <w:lvlText w:val="●"/>
@@ -3088,7 +3818,7 @@
         <w:ind w:left="5040" w:hanging="360"/>
       </w:pPr>
     </w:lvl>
-    <w:lvl w:ilvl="7" w15:tentative="1">
+    <w:lvl w:ilvl="7" w:tplc="668ECA24">
       <w:start w:val="1"/>
       <w:numFmt w:val="bullet"/>
       <w:lvlText w:val="●"/>
@@ -3097,7 +3827,7 @@
         <w:ind w:left="5760" w:hanging="360"/>
       </w:pPr>
     </w:lvl>
-    <w:lvl w:ilvl="8" w15:tentative="1">
+    <w:lvl w:ilvl="8" w:tplc="5A4A4E84">
       <w:start w:val="1"/>
       <w:numFmt w:val="bullet"/>
       <w:lvlText w:val="●"/>
@@ -3107,9 +3837,65 @@
       </w:pPr>
     </w:lvl>
   </w:abstractNum>
+  <w:abstractNum w:abstractNumId="1" w15:restartNumberingAfterBreak="0">
+    <w:nsid w:val="571C0F7E"/>
+    <w:multiLevelType w:val="hybridMultilevel"/>
+    <w:tmpl w:val="FF2245BC"/>
+    <w:lvl w:ilvl="0" w:tplc="A98A816C">
+      <w:start w:val="1"/>
+      <w:numFmt w:val="decimal"/>
+      <w:lvlText w:val="%1."/>
+      <w:lvlJc w:val="left"/>
+      <w:pPr>
+        <w:ind w:left="720" w:hanging="360"/>
+      </w:pPr>
+    </w:lvl>
+    <w:lvl w:ilvl="1" w:tplc="78224028">
+      <w:numFmt w:val="decimal"/>
+      <w:lvlText w:val=""/>
+      <w:lvlJc w:val="left"/>
+    </w:lvl>
+    <w:lvl w:ilvl="2" w:tplc="A5D0C5FC">
+      <w:numFmt w:val="decimal"/>
+      <w:lvlText w:val=""/>
+      <w:lvlJc w:val="left"/>
+    </w:lvl>
+    <w:lvl w:ilvl="3" w:tplc="CE02BCFC">
+      <w:numFmt w:val="decimal"/>
+      <w:lvlText w:val=""/>
+      <w:lvlJc w:val="left"/>
+    </w:lvl>
+    <w:lvl w:ilvl="4" w:tplc="BEB6CF46">
+      <w:numFmt w:val="decimal"/>
+      <w:lvlText w:val=""/>
+      <w:lvlJc w:val="left"/>
+    </w:lvl>
+    <w:lvl w:ilvl="5" w:tplc="4E8E1930">
+      <w:numFmt w:val="decimal"/>
+      <w:lvlText w:val=""/>
+      <w:lvlJc w:val="left"/>
+    </w:lvl>
+    <w:lvl w:ilvl="6" w:tplc="B0121BB6">
+      <w:numFmt w:val="decimal"/>
+      <w:lvlText w:val=""/>
+      <w:lvlJc w:val="left"/>
+    </w:lvl>
+    <w:lvl w:ilvl="7" w:tplc="6CE4DB1C">
+      <w:numFmt w:val="decimal"/>
+      <w:lvlText w:val=""/>
+      <w:lvlJc w:val="left"/>
+    </w:lvl>
+    <w:lvl w:ilvl="8" w:tplc="3E2CAFD8">
+      <w:numFmt w:val="decimal"/>
+      <w:lvlText w:val=""/>
+      <w:lvlJc w:val="left"/>
+    </w:lvl>
+  </w:abstractNum>
   <w:abstractNum w:abstractNumId="2" w15:restartNumberingAfterBreak="0">
+    <w:nsid w:val="5E565C8D"/>
     <w:multiLevelType w:val="hybridMultilevel"/>
-    <w:lvl w:ilvl="0" w15:tentative="1">
+    <w:tmpl w:val="93C80DE0"/>
+    <w:lvl w:ilvl="0" w:tplc="C338B90C">
       <w:start w:val="1"/>
       <w:numFmt w:val="bullet"/>
       <w:lvlText w:val="•"/>
@@ -3118,7 +3904,7 @@
         <w:ind w:left="720" w:hanging="360"/>
       </w:pPr>
     </w:lvl>
-    <w:lvl w:ilvl="1" w15:tentative="1">
+    <w:lvl w:ilvl="1" w:tplc="A6A0D3C4">
       <w:start w:val="1"/>
       <w:numFmt w:val="bullet"/>
       <w:lvlText w:val="◦"/>
@@ -3127,33 +3913,56 @@
         <w:ind w:left="1080" w:hanging="360"/>
       </w:pPr>
     </w:lvl>
-  </w:abstractNum>
-  <w:abstractNum w:abstractNumId="3" w15:restartNumberingAfterBreak="0">
-    <w:multiLevelType w:val="hybridMultilevel"/>
-    <w:lvl w:ilvl="0" w15:tentative="1">
-      <w:start w:val="1"/>
+    <w:lvl w:ilvl="2" w:tplc="7F86A1CA">
       <w:numFmt w:val="decimal"/>
-      <w:lvlText w:val="%1."/>
+      <w:lvlText w:val=""/>
       <w:lvlJc w:val="left"/>
-      <w:pPr>
-        <w:ind w:left="720" w:hanging="360"/>
-      </w:pPr>
+    </w:lvl>
+    <w:lvl w:ilvl="3" w:tplc="4D30ADC0">
+      <w:numFmt w:val="decimal"/>
+      <w:lvlText w:val=""/>
+      <w:lvlJc w:val="left"/>
+    </w:lvl>
+    <w:lvl w:ilvl="4" w:tplc="48AA2442">
+      <w:numFmt w:val="decimal"/>
+      <w:lvlText w:val=""/>
+      <w:lvlJc w:val="left"/>
+    </w:lvl>
+    <w:lvl w:ilvl="5" w:tplc="4A0C4278">
+      <w:numFmt w:val="decimal"/>
+      <w:lvlText w:val=""/>
+      <w:lvlJc w:val="left"/>
+    </w:lvl>
+    <w:lvl w:ilvl="6" w:tplc="69D211D0">
+      <w:numFmt w:val="decimal"/>
+      <w:lvlText w:val=""/>
+      <w:lvlJc w:val="left"/>
+    </w:lvl>
+    <w:lvl w:ilvl="7" w:tplc="9F749746">
+      <w:numFmt w:val="decimal"/>
+      <w:lvlText w:val=""/>
+      <w:lvlJc w:val="left"/>
+    </w:lvl>
+    <w:lvl w:ilvl="8" w:tplc="D934403E">
+      <w:numFmt w:val="decimal"/>
+      <w:lvlText w:val=""/>
+      <w:lvlJc w:val="left"/>
     </w:lvl>
   </w:abstractNum>
-  <w:num w:numId="1">
-    <w:abstractNumId w:val="1"/>
+  <w:num w:numId="1" w16cid:durableId="774053801">
+    <w:abstractNumId w:val="0"/>
     <w:lvlOverride w:ilvl="0">
       <w:startOverride w:val="1"/>
     </w:lvlOverride>
   </w:num>
-  <w:num w:numId="2">
+  <w:num w:numId="2" w16cid:durableId="955602668">
     <w:abstractNumId w:val="2"/>
     <w:lvlOverride w:ilvl="0">
       <w:startOverride w:val="1"/>
     </w:lvlOverride>
   </w:num>
-  <w:num w:numId="3">
-    <w:abstractNumId w:val="3"/>
+  <w:num w:numId="3" w16cid:durableId="850484609">
+    <w:abstractNumId w:val="1"/>
     <w:lvlOverride w:ilvl="0">
       <w:startOverride w:val="1"/>
     </w:lvlOverride>
@@ -3162,65 +3971,457 @@
 </file>
 
 <file path=word/styles.xml><?xml version="1.0" encoding="utf-8"?>
-<w:styles xmlns:mc="http://schemas.openxmlformats.org/markup-compatibility/2006" xmlns:r="http://schemas.openxmlformats.org/officeDocument/2006/relationships" xmlns:w="http://schemas.openxmlformats.org/wordprocessingml/2006/main" xmlns:w14="http://schemas.microsoft.com/office/word/2010/wordml" xmlns:w15="http://schemas.microsoft.com/office/word/2012/wordml" mc:Ignorable="w14 w15">
+<w:styles xmlns:mc="http://schemas.openxmlformats.org/markup-compatibility/2006" xmlns:r="http://schemas.openxmlformats.org/officeDocument/2006/relationships" xmlns:w="http://schemas.openxmlformats.org/wordprocessingml/2006/main" xmlns:w14="http://schemas.microsoft.com/office/word/2010/wordml" xmlns:w15="http://schemas.microsoft.com/office/word/2012/wordml" xmlns:w16cex="http://schemas.microsoft.com/office/word/2018/wordml/cex" xmlns:w16cid="http://schemas.microsoft.com/office/word/2016/wordml/cid" xmlns:w16="http://schemas.microsoft.com/office/word/2018/wordml" xmlns:w16du="http://schemas.microsoft.com/office/word/2023/wordml/word16du" xmlns:w16sdtdh="http://schemas.microsoft.com/office/word/2020/wordml/sdtdatahash" xmlns:w16sdtfl="http://schemas.microsoft.com/office/word/2024/wordml/sdtformatlock" xmlns:w16se="http://schemas.microsoft.com/office/word/2015/wordml/symex" mc:Ignorable="w14 w15 w16se w16cid w16 w16cex w16sdtdh w16sdtfl w16du">
   <w:docDefaults>
     <w:rPrDefault>
       <w:rPr>
-        <w:rFonts w:ascii="Arial" w:cs="Arial" w:eastAsia="Arial" w:hAnsi="Arial"/>
+        <w:rFonts w:ascii="Arial" w:eastAsia="Arial" w:hAnsi="Arial" w:cs="Arial"/>
         <w:sz w:val="22"/>
         <w:szCs w:val="22"/>
+        <w:lang w:val="en-US" w:eastAsia="en-US" w:bidi="ar-SA"/>
       </w:rPr>
     </w:rPrDefault>
     <w:pPrDefault/>
   </w:docDefaults>
-  <w:style w:type="paragraph" w:styleId="Title">
-    <w:name w:val="Title"/>
-    <w:basedOn w:val="Normal"/>
-    <w:next w:val="Normal"/>
+  <w:latentStyles w:defLockedState="0" w:defUIPriority="99" w:defSemiHidden="0" w:defUnhideWhenUsed="0" w:defQFormat="0" w:count="376">
+    <w:lsdException w:name="Normal" w:uiPriority="0" w:qFormat="1"/>
+    <w:lsdException w:name="heading 1" w:uiPriority="9" w:qFormat="1"/>
+    <w:lsdException w:name="heading 2" w:semiHidden="1" w:uiPriority="9" w:unhideWhenUsed="1" w:qFormat="1"/>
+    <w:lsdException w:name="heading 3" w:semiHidden="1" w:uiPriority="9" w:unhideWhenUsed="1" w:qFormat="1"/>
+    <w:lsdException w:name="heading 4" w:semiHidden="1" w:uiPriority="9" w:unhideWhenUsed="1" w:qFormat="1"/>
+    <w:lsdException w:name="heading 5" w:semiHidden="1" w:uiPriority="9" w:unhideWhenUsed="1" w:qFormat="1"/>
+    <w:lsdException w:name="heading 6" w:semiHidden="1" w:uiPriority="9" w:unhideWhenUsed="1" w:qFormat="1"/>
+    <w:lsdException w:name="heading 7" w:semiHidden="1" w:uiPriority="9" w:unhideWhenUsed="1" w:qFormat="1"/>
+    <w:lsdException w:name="heading 8" w:semiHidden="1" w:uiPriority="9" w:unhideWhenUsed="1" w:qFormat="1"/>
+    <w:lsdException w:name="heading 9" w:semiHidden="1" w:uiPriority="9" w:unhideWhenUsed="1" w:qFormat="1"/>
+    <w:lsdException w:name="index 1" w:semiHidden="1" w:unhideWhenUsed="1"/>
+    <w:lsdException w:name="index 2" w:semiHidden="1" w:unhideWhenUsed="1"/>
+    <w:lsdException w:name="index 3" w:semiHidden="1" w:unhideWhenUsed="1"/>
+    <w:lsdException w:name="index 4" w:semiHidden="1" w:unhideWhenUsed="1"/>
+    <w:lsdException w:name="index 5" w:semiHidden="1" w:unhideWhenUsed="1"/>
+    <w:lsdException w:name="index 6" w:semiHidden="1" w:unhideWhenUsed="1"/>
+    <w:lsdException w:name="index 7" w:semiHidden="1" w:unhideWhenUsed="1"/>
+    <w:lsdException w:name="index 8" w:semiHidden="1" w:unhideWhenUsed="1"/>
+    <w:lsdException w:name="index 9" w:semiHidden="1" w:unhideWhenUsed="1"/>
+    <w:lsdException w:name="toc 1" w:semiHidden="1" w:uiPriority="39" w:unhideWhenUsed="1"/>
+    <w:lsdException w:name="toc 2" w:semiHidden="1" w:uiPriority="39" w:unhideWhenUsed="1"/>
+    <w:lsdException w:name="toc 3" w:semiHidden="1" w:uiPriority="39" w:unhideWhenUsed="1"/>
+    <w:lsdException w:name="toc 4" w:semiHidden="1" w:uiPriority="39" w:unhideWhenUsed="1"/>
+    <w:lsdException w:name="toc 5" w:semiHidden="1" w:uiPriority="39" w:unhideWhenUsed="1"/>
+    <w:lsdException w:name="toc 6" w:semiHidden="1" w:uiPriority="39" w:unhideWhenUsed="1"/>
+    <w:lsdException w:name="toc 7" w:semiHidden="1" w:uiPriority="39" w:unhideWhenUsed="1"/>
+    <w:lsdException w:name="toc 8" w:semiHidden="1" w:uiPriority="39" w:unhideWhenUsed="1"/>
+    <w:lsdException w:name="toc 9" w:semiHidden="1" w:uiPriority="39" w:unhideWhenUsed="1"/>
+    <w:lsdException w:name="Normal Indent" w:semiHidden="1" w:unhideWhenUsed="1"/>
+    <w:lsdException w:name="footnote text" w:semiHidden="1" w:unhideWhenUsed="1"/>
+    <w:lsdException w:name="annotation text" w:semiHidden="1" w:unhideWhenUsed="1"/>
+    <w:lsdException w:name="header" w:semiHidden="1" w:unhideWhenUsed="1"/>
+    <w:lsdException w:name="footer" w:semiHidden="1" w:unhideWhenUsed="1"/>
+    <w:lsdException w:name="index heading" w:semiHidden="1" w:unhideWhenUsed="1"/>
+    <w:lsdException w:name="caption" w:semiHidden="1" w:uiPriority="35" w:unhideWhenUsed="1" w:qFormat="1"/>
+    <w:lsdException w:name="table of figures" w:semiHidden="1" w:unhideWhenUsed="1"/>
+    <w:lsdException w:name="envelope address" w:semiHidden="1" w:unhideWhenUsed="1"/>
+    <w:lsdException w:name="envelope return" w:semiHidden="1" w:unhideWhenUsed="1"/>
+    <w:lsdException w:name="footnote reference" w:semiHidden="1" w:unhideWhenUsed="1"/>
+    <w:lsdException w:name="annotation reference" w:semiHidden="1" w:unhideWhenUsed="1"/>
+    <w:lsdException w:name="line number" w:semiHidden="1" w:unhideWhenUsed="1"/>
+    <w:lsdException w:name="page number" w:semiHidden="1" w:unhideWhenUsed="1"/>
+    <w:lsdException w:name="endnote reference" w:semiHidden="1" w:unhideWhenUsed="1"/>
+    <w:lsdException w:name="endnote text" w:semiHidden="1" w:unhideWhenUsed="1"/>
+    <w:lsdException w:name="table of authorities" w:semiHidden="1" w:unhideWhenUsed="1"/>
+    <w:lsdException w:name="macro" w:semiHidden="1" w:unhideWhenUsed="1"/>
+    <w:lsdException w:name="toa heading" w:semiHidden="1" w:unhideWhenUsed="1"/>
+    <w:lsdException w:name="List" w:semiHidden="1" w:unhideWhenUsed="1"/>
+    <w:lsdException w:name="List Bullet" w:semiHidden="1" w:unhideWhenUsed="1"/>
+    <w:lsdException w:name="List Number" w:semiHidden="1" w:unhideWhenUsed="1"/>
+    <w:lsdException w:name="List 2" w:semiHidden="1" w:unhideWhenUsed="1"/>
+    <w:lsdException w:name="List 3" w:semiHidden="1" w:unhideWhenUsed="1"/>
+    <w:lsdException w:name="List 4" w:semiHidden="1" w:unhideWhenUsed="1"/>
+    <w:lsdException w:name="List 5" w:semiHidden="1" w:unhideWhenUsed="1"/>
+    <w:lsdException w:name="List Bullet 2" w:semiHidden="1" w:unhideWhenUsed="1"/>
+    <w:lsdException w:name="List Bullet 3" w:semiHidden="1" w:unhideWhenUsed="1"/>
+    <w:lsdException w:name="List Bullet 4" w:semiHidden="1" w:unhideWhenUsed="1"/>
+    <w:lsdException w:name="List Bullet 5" w:semiHidden="1" w:unhideWhenUsed="1"/>
+    <w:lsdException w:name="List Number 2" w:semiHidden="1" w:unhideWhenUsed="1"/>
+    <w:lsdException w:name="List Number 3" w:semiHidden="1" w:unhideWhenUsed="1"/>
+    <w:lsdException w:name="List Number 4" w:semiHidden="1" w:unhideWhenUsed="1"/>
+    <w:lsdException w:name="List Number 5" w:semiHidden="1" w:unhideWhenUsed="1"/>
+    <w:lsdException w:name="Title" w:uiPriority="10" w:qFormat="1"/>
+    <w:lsdException w:name="Closing" w:semiHidden="1" w:unhideWhenUsed="1"/>
+    <w:lsdException w:name="Signature" w:semiHidden="1" w:unhideWhenUsed="1"/>
+    <w:lsdException w:name="Default Paragraph Font" w:semiHidden="1" w:uiPriority="1" w:unhideWhenUsed="1"/>
+    <w:lsdException w:name="Body Text" w:semiHidden="1" w:unhideWhenUsed="1"/>
+    <w:lsdException w:name="Body Text Indent" w:semiHidden="1" w:unhideWhenUsed="1"/>
+    <w:lsdException w:name="List Continue" w:semiHidden="1" w:unhideWhenUsed="1"/>
+    <w:lsdException w:name="List Continue 2" w:semiHidden="1" w:unhideWhenUsed="1"/>
+    <w:lsdException w:name="List Continue 3" w:semiHidden="1" w:unhideWhenUsed="1"/>
+    <w:lsdException w:name="List Continue 4" w:semiHidden="1" w:unhideWhenUsed="1"/>
+    <w:lsdException w:name="List Continue 5" w:semiHidden="1" w:unhideWhenUsed="1"/>
+    <w:lsdException w:name="Message Header" w:semiHidden="1" w:unhideWhenUsed="1"/>
+    <w:lsdException w:name="Subtitle" w:uiPriority="11" w:qFormat="1"/>
+    <w:lsdException w:name="Salutation" w:semiHidden="1" w:unhideWhenUsed="1"/>
+    <w:lsdException w:name="Date" w:semiHidden="1" w:unhideWhenUsed="1"/>
+    <w:lsdException w:name="Body Text First Indent" w:semiHidden="1" w:unhideWhenUsed="1"/>
+    <w:lsdException w:name="Body Text First Indent 2" w:semiHidden="1" w:unhideWhenUsed="1"/>
+    <w:lsdException w:name="Note Heading" w:semiHidden="1" w:unhideWhenUsed="1"/>
+    <w:lsdException w:name="Body Text 2" w:semiHidden="1" w:unhideWhenUsed="1"/>
+    <w:lsdException w:name="Body Text 3" w:semiHidden="1" w:unhideWhenUsed="1"/>
+    <w:lsdException w:name="Body Text Indent 2" w:semiHidden="1" w:unhideWhenUsed="1"/>
+    <w:lsdException w:name="Body Text Indent 3" w:semiHidden="1" w:unhideWhenUsed="1"/>
+    <w:lsdException w:name="Block Text" w:semiHidden="1" w:unhideWhenUsed="1"/>
+    <w:lsdException w:name="Hyperlink" w:semiHidden="1" w:unhideWhenUsed="1"/>
+    <w:lsdException w:name="FollowedHyperlink" w:semiHidden="1" w:unhideWhenUsed="1"/>
+    <w:lsdException w:name="Strong" w:uiPriority="22" w:qFormat="1"/>
+    <w:lsdException w:name="Emphasis" w:uiPriority="20" w:qFormat="1"/>
+    <w:lsdException w:name="Document Map" w:semiHidden="1" w:unhideWhenUsed="1"/>
+    <w:lsdException w:name="Plain Text" w:semiHidden="1" w:unhideWhenUsed="1"/>
+    <w:lsdException w:name="E-mail Signature" w:semiHidden="1" w:unhideWhenUsed="1"/>
+    <w:lsdException w:name="HTML Top of Form" w:semiHidden="1" w:unhideWhenUsed="1"/>
+    <w:lsdException w:name="HTML Bottom of Form" w:semiHidden="1" w:unhideWhenUsed="1"/>
+    <w:lsdException w:name="Normal (Web)" w:semiHidden="1" w:unhideWhenUsed="1"/>
+    <w:lsdException w:name="HTML Acronym" w:semiHidden="1" w:unhideWhenUsed="1"/>
+    <w:lsdException w:name="HTML Address" w:semiHidden="1" w:unhideWhenUsed="1"/>
+    <w:lsdException w:name="HTML Cite" w:semiHidden="1" w:unhideWhenUsed="1"/>
+    <w:lsdException w:name="HTML Code" w:semiHidden="1" w:unhideWhenUsed="1"/>
+    <w:lsdException w:name="HTML Definition" w:semiHidden="1" w:unhideWhenUsed="1"/>
+    <w:lsdException w:name="HTML Keyboard" w:semiHidden="1" w:unhideWhenUsed="1"/>
+    <w:lsdException w:name="HTML Preformatted" w:semiHidden="1" w:unhideWhenUsed="1"/>
+    <w:lsdException w:name="HTML Sample" w:semiHidden="1" w:unhideWhenUsed="1"/>
+    <w:lsdException w:name="HTML Typewriter" w:semiHidden="1" w:unhideWhenUsed="1"/>
+    <w:lsdException w:name="HTML Variable" w:semiHidden="1" w:unhideWhenUsed="1"/>
+    <w:lsdException w:name="Normal Table" w:semiHidden="1" w:unhideWhenUsed="1"/>
+    <w:lsdException w:name="annotation subject" w:semiHidden="1" w:unhideWhenUsed="1"/>
+    <w:lsdException w:name="No List" w:semiHidden="1" w:unhideWhenUsed="1"/>
+    <w:lsdException w:name="Outline List 1" w:semiHidden="1" w:unhideWhenUsed="1"/>
+    <w:lsdException w:name="Outline List 2" w:semiHidden="1" w:unhideWhenUsed="1"/>
+    <w:lsdException w:name="Outline List 3" w:semiHidden="1" w:unhideWhenUsed="1"/>
+    <w:lsdException w:name="Table Simple 1" w:semiHidden="1" w:unhideWhenUsed="1"/>
+    <w:lsdException w:name="Table Simple 2" w:semiHidden="1" w:unhideWhenUsed="1"/>
+    <w:lsdException w:name="Table Simple 3" w:semiHidden="1" w:unhideWhenUsed="1"/>
+    <w:lsdException w:name="Table Classic 1" w:semiHidden="1" w:unhideWhenUsed="1"/>
+    <w:lsdException w:name="Table Classic 2" w:semiHidden="1" w:unhideWhenUsed="1"/>
+    <w:lsdException w:name="Table Classic 3" w:semiHidden="1" w:unhideWhenUsed="1"/>
+    <w:lsdException w:name="Table Classic 4" w:semiHidden="1" w:unhideWhenUsed="1"/>
+    <w:lsdException w:name="Table Colorful 1" w:semiHidden="1" w:unhideWhenUsed="1"/>
+    <w:lsdException w:name="Table Colorful 2" w:semiHidden="1" w:unhideWhenUsed="1"/>
+    <w:lsdException w:name="Table Colorful 3" w:semiHidden="1" w:unhideWhenUsed="1"/>
+    <w:lsdException w:name="Table Columns 1" w:semiHidden="1" w:unhideWhenUsed="1"/>
+    <w:lsdException w:name="Table Columns 2" w:semiHidden="1" w:unhideWhenUsed="1"/>
+    <w:lsdException w:name="Table Columns 3" w:semiHidden="1" w:unhideWhenUsed="1"/>
+    <w:lsdException w:name="Table Columns 4" w:semiHidden="1" w:unhideWhenUsed="1"/>
+    <w:lsdException w:name="Table Columns 5" w:semiHidden="1" w:unhideWhenUsed="1"/>
+    <w:lsdException w:name="Table Grid 1" w:semiHidden="1" w:unhideWhenUsed="1"/>
+    <w:lsdException w:name="Table Grid 2" w:semiHidden="1" w:unhideWhenUsed="1"/>
+    <w:lsdException w:name="Table Grid 3" w:semiHidden="1" w:unhideWhenUsed="1"/>
+    <w:lsdException w:name="Table Grid 4" w:semiHidden="1" w:unhideWhenUsed="1"/>
+    <w:lsdException w:name="Table Grid 5" w:semiHidden="1" w:unhideWhenUsed="1"/>
+    <w:lsdException w:name="Table Grid 6" w:semiHidden="1" w:unhideWhenUsed="1"/>
+    <w:lsdException w:name="Table Grid 7" w:semiHidden="1" w:unhideWhenUsed="1"/>
+    <w:lsdException w:name="Table Grid 8" w:semiHidden="1" w:unhideWhenUsed="1"/>
+    <w:lsdException w:name="Table List 1" w:semiHidden="1" w:unhideWhenUsed="1"/>
+    <w:lsdException w:name="Table List 2" w:semiHidden="1" w:unhideWhenUsed="1"/>
+    <w:lsdException w:name="Table List 3" w:semiHidden="1" w:unhideWhenUsed="1"/>
+    <w:lsdException w:name="Table List 4" w:semiHidden="1" w:unhideWhenUsed="1"/>
+    <w:lsdException w:name="Table List 5" w:semiHidden="1" w:unhideWhenUsed="1"/>
+    <w:lsdException w:name="Table List 6" w:semiHidden="1" w:unhideWhenUsed="1"/>
+    <w:lsdException w:name="Table List 7" w:semiHidden="1" w:unhideWhenUsed="1"/>
+    <w:lsdException w:name="Table List 8" w:semiHidden="1" w:unhideWhenUsed="1"/>
+    <w:lsdException w:name="Table 3D effects 1" w:semiHidden="1" w:unhideWhenUsed="1"/>
+    <w:lsdException w:name="Table 3D effects 2" w:semiHidden="1" w:unhideWhenUsed="1"/>
+    <w:lsdException w:name="Table 3D effects 3" w:semiHidden="1" w:unhideWhenUsed="1"/>
+    <w:lsdException w:name="Table Contemporary" w:semiHidden="1" w:unhideWhenUsed="1"/>
+    <w:lsdException w:name="Table Elegant" w:semiHidden="1" w:unhideWhenUsed="1"/>
+    <w:lsdException w:name="Table Professional" w:semiHidden="1" w:unhideWhenUsed="1"/>
+    <w:lsdException w:name="Table Subtle 1" w:semiHidden="1" w:unhideWhenUsed="1"/>
+    <w:lsdException w:name="Table Subtle 2" w:semiHidden="1" w:unhideWhenUsed="1"/>
+    <w:lsdException w:name="Table Web 1" w:semiHidden="1" w:unhideWhenUsed="1"/>
+    <w:lsdException w:name="Table Web 2" w:semiHidden="1" w:unhideWhenUsed="1"/>
+    <w:lsdException w:name="Table Web 3" w:semiHidden="1" w:unhideWhenUsed="1"/>
+    <w:lsdException w:name="Balloon Text" w:semiHidden="1" w:unhideWhenUsed="1"/>
+    <w:lsdException w:name="Table Grid" w:uiPriority="39"/>
+    <w:lsdException w:name="Table Theme" w:semiHidden="1" w:unhideWhenUsed="1"/>
+    <w:lsdException w:name="Placeholder Text" w:semiHidden="1"/>
+    <w:lsdException w:name="No Spacing" w:uiPriority="1" w:qFormat="1"/>
+    <w:lsdException w:name="Light Shading" w:uiPriority="60"/>
+    <w:lsdException w:name="Light List" w:uiPriority="61"/>
+    <w:lsdException w:name="Light Grid" w:uiPriority="62"/>
+    <w:lsdException w:name="Medium Shading 1" w:uiPriority="63"/>
+    <w:lsdException w:name="Medium Shading 2" w:uiPriority="64"/>
+    <w:lsdException w:name="Medium List 1" w:uiPriority="65"/>
+    <w:lsdException w:name="Medium List 2" w:uiPriority="66"/>
+    <w:lsdException w:name="Medium Grid 1" w:uiPriority="67"/>
+    <w:lsdException w:name="Medium Grid 2" w:uiPriority="68"/>
+    <w:lsdException w:name="Medium Grid 3" w:uiPriority="69"/>
+    <w:lsdException w:name="Dark List" w:uiPriority="70"/>
+    <w:lsdException w:name="Colorful Shading" w:uiPriority="71"/>
+    <w:lsdException w:name="Colorful List" w:uiPriority="72"/>
+    <w:lsdException w:name="Colorful Grid" w:uiPriority="73"/>
+    <w:lsdException w:name="Light Shading Accent 1" w:uiPriority="60"/>
+    <w:lsdException w:name="Light List Accent 1" w:uiPriority="61"/>
+    <w:lsdException w:name="Light Grid Accent 1" w:uiPriority="62"/>
+    <w:lsdException w:name="Medium Shading 1 Accent 1" w:uiPriority="63"/>
+    <w:lsdException w:name="Medium Shading 2 Accent 1" w:uiPriority="64"/>
+    <w:lsdException w:name="Medium List 1 Accent 1" w:uiPriority="65"/>
+    <w:lsdException w:name="Revision" w:semiHidden="1"/>
+    <w:lsdException w:name="List Paragraph" w:uiPriority="34" w:qFormat="1"/>
+    <w:lsdException w:name="Quote" w:uiPriority="29" w:qFormat="1"/>
+    <w:lsdException w:name="Intense Quote" w:uiPriority="30" w:qFormat="1"/>
+    <w:lsdException w:name="Medium List 2 Accent 1" w:uiPriority="66"/>
+    <w:lsdException w:name="Medium Grid 1 Accent 1" w:uiPriority="67"/>
+    <w:lsdException w:name="Medium Grid 2 Accent 1" w:uiPriority="68"/>
+    <w:lsdException w:name="Medium Grid 3 Accent 1" w:uiPriority="69"/>
+    <w:lsdException w:name="Dark List Accent 1" w:uiPriority="70"/>
+    <w:lsdException w:name="Colorful Shading Accent 1" w:uiPriority="71"/>
+    <w:lsdException w:name="Colorful List Accent 1" w:uiPriority="72"/>
+    <w:lsdException w:name="Colorful Grid Accent 1" w:uiPriority="73"/>
+    <w:lsdException w:name="Light Shading Accent 2" w:uiPriority="60"/>
+    <w:lsdException w:name="Light List Accent 2" w:uiPriority="61"/>
+    <w:lsdException w:name="Light Grid Accent 2" w:uiPriority="62"/>
+    <w:lsdException w:name="Medium Shading 1 Accent 2" w:uiPriority="63"/>
+    <w:lsdException w:name="Medium Shading 2 Accent 2" w:uiPriority="64"/>
+    <w:lsdException w:name="Medium List 1 Accent 2" w:uiPriority="65"/>
+    <w:lsdException w:name="Medium List 2 Accent 2" w:uiPriority="66"/>
+    <w:lsdException w:name="Medium Grid 1 Accent 2" w:uiPriority="67"/>
+    <w:lsdException w:name="Medium Grid 2 Accent 2" w:uiPriority="68"/>
+    <w:lsdException w:name="Medium Grid 3 Accent 2" w:uiPriority="69"/>
+    <w:lsdException w:name="Dark List Accent 2" w:uiPriority="70"/>
+    <w:lsdException w:name="Colorful Shading Accent 2" w:uiPriority="71"/>
+    <w:lsdException w:name="Colorful List Accent 2" w:uiPriority="72"/>
+    <w:lsdException w:name="Colorful Grid Accent 2" w:uiPriority="73"/>
+    <w:lsdException w:name="Light Shading Accent 3" w:uiPriority="60"/>
+    <w:lsdException w:name="Light List Accent 3" w:uiPriority="61"/>
+    <w:lsdException w:name="Light Grid Accent 3" w:uiPriority="62"/>
+    <w:lsdException w:name="Medium Shading 1 Accent 3" w:uiPriority="63"/>
+    <w:lsdException w:name="Medium Shading 2 Accent 3" w:uiPriority="64"/>
+    <w:lsdException w:name="Medium List 1 Accent 3" w:uiPriority="65"/>
+    <w:lsdException w:name="Medium List 2 Accent 3" w:uiPriority="66"/>
+    <w:lsdException w:name="Medium Grid 1 Accent 3" w:uiPriority="67"/>
+    <w:lsdException w:name="Medium Grid 2 Accent 3" w:uiPriority="68"/>
+    <w:lsdException w:name="Medium Grid 3 Accent 3" w:uiPriority="69"/>
+    <w:lsdException w:name="Dark List Accent 3" w:uiPriority="70"/>
+    <w:lsdException w:name="Colorful Shading Accent 3" w:uiPriority="71"/>
+    <w:lsdException w:name="Colorful List Accent 3" w:uiPriority="72"/>
+    <w:lsdException w:name="Colorful Grid Accent 3" w:uiPriority="73"/>
+    <w:lsdException w:name="Light Shading Accent 4" w:uiPriority="60"/>
+    <w:lsdException w:name="Light List Accent 4" w:uiPriority="61"/>
+    <w:lsdException w:name="Light Grid Accent 4" w:uiPriority="62"/>
+    <w:lsdException w:name="Medium Shading 1 Accent 4" w:uiPriority="63"/>
+    <w:lsdException w:name="Medium Shading 2 Accent 4" w:uiPriority="64"/>
+    <w:lsdException w:name="Medium List 1 Accent 4" w:uiPriority="65"/>
+    <w:lsdException w:name="Medium List 2 Accent 4" w:uiPriority="66"/>
+    <w:lsdException w:name="Medium Grid 1 Accent 4" w:uiPriority="67"/>
+    <w:lsdException w:name="Medium Grid 2 Accent 4" w:uiPriority="68"/>
+    <w:lsdException w:name="Medium Grid 3 Accent 4" w:uiPriority="69"/>
+    <w:lsdException w:name="Dark List Accent 4" w:uiPriority="70"/>
+    <w:lsdException w:name="Colorful Shading Accent 4" w:uiPriority="71"/>
+    <w:lsdException w:name="Colorful List Accent 4" w:uiPriority="72"/>
+    <w:lsdException w:name="Colorful Grid Accent 4" w:uiPriority="73"/>
+    <w:lsdException w:name="Light Shading Accent 5" w:uiPriority="60"/>
+    <w:lsdException w:name="Light List Accent 5" w:uiPriority="61"/>
+    <w:lsdException w:name="Light Grid Accent 5" w:uiPriority="62"/>
+    <w:lsdException w:name="Medium Shading 1 Accent 5" w:uiPriority="63"/>
+    <w:lsdException w:name="Medium Shading 2 Accent 5" w:uiPriority="64"/>
+    <w:lsdException w:name="Medium List 1 Accent 5" w:uiPriority="65"/>
+    <w:lsdException w:name="Medium List 2 Accent 5" w:uiPriority="66"/>
+    <w:lsdException w:name="Medium Grid 1 Accent 5" w:uiPriority="67"/>
+    <w:lsdException w:name="Medium Grid 2 Accent 5" w:uiPriority="68"/>
+    <w:lsdException w:name="Medium Grid 3 Accent 5" w:uiPriority="69"/>
+    <w:lsdException w:name="Dark List Accent 5" w:uiPriority="70"/>
+    <w:lsdException w:name="Colorful Shading Accent 5" w:uiPriority="71"/>
+    <w:lsdException w:name="Colorful List Accent 5" w:uiPriority="72"/>
+    <w:lsdException w:name="Colorful Grid Accent 5" w:uiPriority="73"/>
+    <w:lsdException w:name="Light Shading Accent 6" w:uiPriority="60"/>
+    <w:lsdException w:name="Light List Accent 6" w:uiPriority="61"/>
+    <w:lsdException w:name="Light Grid Accent 6" w:uiPriority="62"/>
+    <w:lsdException w:name="Medium Shading 1 Accent 6" w:uiPriority="63"/>
+    <w:lsdException w:name="Medium Shading 2 Accent 6" w:uiPriority="64"/>
+    <w:lsdException w:name="Medium List 1 Accent 6" w:uiPriority="65"/>
+    <w:lsdException w:name="Medium List 2 Accent 6" w:uiPriority="66"/>
+    <w:lsdException w:name="Medium Grid 1 Accent 6" w:uiPriority="67"/>
+    <w:lsdException w:name="Medium Grid 2 Accent 6" w:uiPriority="68"/>
+    <w:lsdException w:name="Medium Grid 3 Accent 6" w:uiPriority="69"/>
+    <w:lsdException w:name="Dark List Accent 6" w:uiPriority="70"/>
+    <w:lsdException w:name="Colorful Shading Accent 6" w:uiPriority="71"/>
+    <w:lsdException w:name="Colorful List Accent 6" w:uiPriority="72"/>
+    <w:lsdException w:name="Colorful Grid Accent 6" w:uiPriority="73"/>
+    <w:lsdException w:name="Subtle Emphasis" w:uiPriority="19" w:qFormat="1"/>
+    <w:lsdException w:name="Intense Emphasis" w:uiPriority="21" w:qFormat="1"/>
+    <w:lsdException w:name="Subtle Reference" w:uiPriority="31" w:qFormat="1"/>
+    <w:lsdException w:name="Intense Reference" w:uiPriority="32" w:qFormat="1"/>
+    <w:lsdException w:name="Book Title" w:uiPriority="33" w:qFormat="1"/>
+    <w:lsdException w:name="Bibliography" w:semiHidden="1" w:uiPriority="37" w:unhideWhenUsed="1"/>
+    <w:lsdException w:name="TOC Heading" w:semiHidden="1" w:uiPriority="39" w:unhideWhenUsed="1" w:qFormat="1"/>
+    <w:lsdException w:name="Plain Table 1" w:uiPriority="41"/>
+    <w:lsdException w:name="Plain Table 2" w:uiPriority="42"/>
+    <w:lsdException w:name="Plain Table 3" w:uiPriority="43"/>
+    <w:lsdException w:name="Plain Table 4" w:uiPriority="44"/>
+    <w:lsdException w:name="Plain Table 5" w:uiPriority="45"/>
+    <w:lsdException w:name="Grid Table Light" w:uiPriority="40"/>
+    <w:lsdException w:name="Grid Table 1 Light" w:uiPriority="46"/>
+    <w:lsdException w:name="Grid Table 2" w:uiPriority="47"/>
+    <w:lsdException w:name="Grid Table 3" w:uiPriority="48"/>
+    <w:lsdException w:name="Grid Table 4" w:uiPriority="49"/>
+    <w:lsdException w:name="Grid Table 5 Dark" w:uiPriority="50"/>
+    <w:lsdException w:name="Grid Table 6 Colorful" w:uiPriority="51"/>
+    <w:lsdException w:name="Grid Table 7 Colorful" w:uiPriority="52"/>
+    <w:lsdException w:name="Grid Table 1 Light Accent 1" w:uiPriority="46"/>
+    <w:lsdException w:name="Grid Table 2 Accent 1" w:uiPriority="47"/>
+    <w:lsdException w:name="Grid Table 3 Accent 1" w:uiPriority="48"/>
+    <w:lsdException w:name="Grid Table 4 Accent 1" w:uiPriority="49"/>
+    <w:lsdException w:name="Grid Table 5 Dark Accent 1" w:uiPriority="50"/>
+    <w:lsdException w:name="Grid Table 6 Colorful Accent 1" w:uiPriority="51"/>
+    <w:lsdException w:name="Grid Table 7 Colorful Accent 1" w:uiPriority="52"/>
+    <w:lsdException w:name="Grid Table 1 Light Accent 2" w:uiPriority="46"/>
+    <w:lsdException w:name="Grid Table 2 Accent 2" w:uiPriority="47"/>
+    <w:lsdException w:name="Grid Table 3 Accent 2" w:uiPriority="48"/>
+    <w:lsdException w:name="Grid Table 4 Accent 2" w:uiPriority="49"/>
+    <w:lsdException w:name="Grid Table 5 Dark Accent 2" w:uiPriority="50"/>
+    <w:lsdException w:name="Grid Table 6 Colorful Accent 2" w:uiPriority="51"/>
+    <w:lsdException w:name="Grid Table 7 Colorful Accent 2" w:uiPriority="52"/>
+    <w:lsdException w:name="Grid Table 1 Light Accent 3" w:uiPriority="46"/>
+    <w:lsdException w:name="Grid Table 2 Accent 3" w:uiPriority="47"/>
+    <w:lsdException w:name="Grid Table 3 Accent 3" w:uiPriority="48"/>
+    <w:lsdException w:name="Grid Table 4 Accent 3" w:uiPriority="49"/>
+    <w:lsdException w:name="Grid Table 5 Dark Accent 3" w:uiPriority="50"/>
+    <w:lsdException w:name="Grid Table 6 Colorful Accent 3" w:uiPriority="51"/>
+    <w:lsdException w:name="Grid Table 7 Colorful Accent 3" w:uiPriority="52"/>
+    <w:lsdException w:name="Grid Table 1 Light Accent 4" w:uiPriority="46"/>
+    <w:lsdException w:name="Grid Table 2 Accent 4" w:uiPriority="47"/>
+    <w:lsdException w:name="Grid Table 3 Accent 4" w:uiPriority="48"/>
+    <w:lsdException w:name="Grid Table 4 Accent 4" w:uiPriority="49"/>
+    <w:lsdException w:name="Grid Table 5 Dark Accent 4" w:uiPriority="50"/>
+    <w:lsdException w:name="Grid Table 6 Colorful Accent 4" w:uiPriority="51"/>
+    <w:lsdException w:name="Grid Table 7 Colorful Accent 4" w:uiPriority="52"/>
+    <w:lsdException w:name="Grid Table 1 Light Accent 5" w:uiPriority="46"/>
+    <w:lsdException w:name="Grid Table 2 Accent 5" w:uiPriority="47"/>
+    <w:lsdException w:name="Grid Table 3 Accent 5" w:uiPriority="48"/>
+    <w:lsdException w:name="Grid Table 4 Accent 5" w:uiPriority="49"/>
+    <w:lsdException w:name="Grid Table 5 Dark Accent 5" w:uiPriority="50"/>
+    <w:lsdException w:name="Grid Table 6 Colorful Accent 5" w:uiPriority="51"/>
+    <w:lsdException w:name="Grid Table 7 Colorful Accent 5" w:uiPriority="52"/>
+    <w:lsdException w:name="Grid Table 1 Light Accent 6" w:uiPriority="46"/>
+    <w:lsdException w:name="Grid Table 2 Accent 6" w:uiPriority="47"/>
+    <w:lsdException w:name="Grid Table 3 Accent 6" w:uiPriority="48"/>
+    <w:lsdException w:name="Grid Table 4 Accent 6" w:uiPriority="49"/>
+    <w:lsdException w:name="Grid Table 5 Dark Accent 6" w:uiPriority="50"/>
+    <w:lsdException w:name="Grid Table 6 Colorful Accent 6" w:uiPriority="51"/>
+    <w:lsdException w:name="Grid Table 7 Colorful Accent 6" w:uiPriority="52"/>
+    <w:lsdException w:name="List Table 1 Light" w:uiPriority="46"/>
+    <w:lsdException w:name="List Table 2" w:uiPriority="47"/>
+    <w:lsdException w:name="List Table 3" w:uiPriority="48"/>
+    <w:lsdException w:name="List Table 4" w:uiPriority="49"/>
+    <w:lsdException w:name="List Table 5 Dark" w:uiPriority="50"/>
+    <w:lsdException w:name="List Table 6 Colorful" w:uiPriority="51"/>
+    <w:lsdException w:name="List Table 7 Colorful" w:uiPriority="52"/>
+    <w:lsdException w:name="List Table 1 Light Accent 1" w:uiPriority="46"/>
+    <w:lsdException w:name="List Table 2 Accent 1" w:uiPriority="47"/>
+    <w:lsdException w:name="List Table 3 Accent 1" w:uiPriority="48"/>
+    <w:lsdException w:name="List Table 4 Accent 1" w:uiPriority="49"/>
+    <w:lsdException w:name="List Table 5 Dark Accent 1" w:uiPriority="50"/>
+    <w:lsdException w:name="List Table 6 Colorful Accent 1" w:uiPriority="51"/>
+    <w:lsdException w:name="List Table 7 Colorful Accent 1" w:uiPriority="52"/>
+    <w:lsdException w:name="List Table 1 Light Accent 2" w:uiPriority="46"/>
+    <w:lsdException w:name="List Table 2 Accent 2" w:uiPriority="47"/>
+    <w:lsdException w:name="List Table 3 Accent 2" w:uiPriority="48"/>
+    <w:lsdException w:name="List Table 4 Accent 2" w:uiPriority="49"/>
+    <w:lsdException w:name="List Table 5 Dark Accent 2" w:uiPriority="50"/>
+    <w:lsdException w:name="List Table 6 Colorful Accent 2" w:uiPriority="51"/>
+    <w:lsdException w:name="List Table 7 Colorful Accent 2" w:uiPriority="52"/>
+    <w:lsdException w:name="List Table 1 Light Accent 3" w:uiPriority="46"/>
+    <w:lsdException w:name="List Table 2 Accent 3" w:uiPriority="47"/>
+    <w:lsdException w:name="List Table 3 Accent 3" w:uiPriority="48"/>
+    <w:lsdException w:name="List Table 4 Accent 3" w:uiPriority="49"/>
+    <w:lsdException w:name="List Table 5 Dark Accent 3" w:uiPriority="50"/>
+    <w:lsdException w:name="List Table 6 Colorful Accent 3" w:uiPriority="51"/>
+    <w:lsdException w:name="List Table 7 Colorful Accent 3" w:uiPriority="52"/>
+    <w:lsdException w:name="List Table 1 Light Accent 4" w:uiPriority="46"/>
+    <w:lsdException w:name="List Table 2 Accent 4" w:uiPriority="47"/>
+    <w:lsdException w:name="List Table 3 Accent 4" w:uiPriority="48"/>
+    <w:lsdException w:name="List Table 4 Accent 4" w:uiPriority="49"/>
+    <w:lsdException w:name="List Table 5 Dark Accent 4" w:uiPriority="50"/>
+    <w:lsdException w:name="List Table 6 Colorful Accent 4" w:uiPriority="51"/>
+    <w:lsdException w:name="List Table 7 Colorful Accent 4" w:uiPriority="52"/>
+    <w:lsdException w:name="List Table 1 Light Accent 5" w:uiPriority="46"/>
+    <w:lsdException w:name="List Table 2 Accent 5" w:uiPriority="47"/>
+    <w:lsdException w:name="List Table 3 Accent 5" w:uiPriority="48"/>
+    <w:lsdException w:name="List Table 4 Accent 5" w:uiPriority="49"/>
+    <w:lsdException w:name="List Table 5 Dark Accent 5" w:uiPriority="50"/>
+    <w:lsdException w:name="List Table 6 Colorful Accent 5" w:uiPriority="51"/>
+    <w:lsdException w:name="List Table 7 Colorful Accent 5" w:uiPriority="52"/>
+    <w:lsdException w:name="List Table 1 Light Accent 6" w:uiPriority="46"/>
+    <w:lsdException w:name="List Table 2 Accent 6" w:uiPriority="47"/>
+    <w:lsdException w:name="List Table 3 Accent 6" w:uiPriority="48"/>
+    <w:lsdException w:name="List Table 4 Accent 6" w:uiPriority="49"/>
+    <w:lsdException w:name="List Table 5 Dark Accent 6" w:uiPriority="50"/>
+    <w:lsdException w:name="List Table 6 Colorful Accent 6" w:uiPriority="51"/>
+    <w:lsdException w:name="List Table 7 Colorful Accent 6" w:uiPriority="52"/>
+    <w:lsdException w:name="Mention" w:semiHidden="1" w:unhideWhenUsed="1"/>
+    <w:lsdException w:name="Smart Hyperlink" w:semiHidden="1" w:unhideWhenUsed="1"/>
+    <w:lsdException w:name="Hashtag" w:semiHidden="1" w:unhideWhenUsed="1"/>
+    <w:lsdException w:name="Unresolved Mention" w:semiHidden="1" w:unhideWhenUsed="1"/>
+    <w:lsdException w:name="Smart Link" w:semiHidden="1" w:unhideWhenUsed="1"/>
+  </w:latentStyles>
+  <w:style w:type="paragraph" w:default="1" w:styleId="Normal">
+    <w:name w:val="Normal"/>
     <w:qFormat/>
-    <w:rPr>
-      <w:sz w:val="56"/>
-      <w:szCs w:val="56"/>
-    </w:rPr>
   </w:style>
   <w:style w:type="paragraph" w:styleId="Heading1">
-    <w:name w:val="Heading 1"/>
-    <w:basedOn w:val="Normal"/>
-    <w:next w:val="Normal"/>
+    <w:name w:val="heading 1"/>
+    <w:uiPriority w:val="9"/>
     <w:qFormat/>
+    <w:pPr>
+      <w:spacing w:before="320" w:after="200"/>
+      <w:outlineLvl w:val="0"/>
+    </w:pPr>
     <w:rPr>
-      <w:color w:val="2E74B5"/>
-      <w:sz w:val="32"/>
-      <w:szCs w:val="32"/>
+      <w:b/>
+      <w:bCs/>
+      <w:color w:val="1F4E78"/>
+      <w:sz w:val="30"/>
+      <w:szCs w:val="30"/>
     </w:rPr>
   </w:style>
   <w:style w:type="paragraph" w:styleId="Heading2">
-    <w:name w:val="Heading 2"/>
-    <w:basedOn w:val="Normal"/>
-    <w:next w:val="Normal"/>
+    <w:name w:val="heading 2"/>
+    <w:uiPriority w:val="9"/>
+    <w:unhideWhenUsed/>
     <w:qFormat/>
+    <w:pPr>
+      <w:spacing w:before="240" w:after="120"/>
+      <w:outlineLvl w:val="1"/>
+    </w:pPr>
     <w:rPr>
+      <w:b/>
+      <w:bCs/>
       <w:color w:val="2E74B5"/>
       <w:sz w:val="26"/>
       <w:szCs w:val="26"/>
     </w:rPr>
   </w:style>
   <w:style w:type="paragraph" w:styleId="Heading3">
-    <w:name w:val="Heading 3"/>
-    <w:basedOn w:val="Normal"/>
-    <w:next w:val="Normal"/>
+    <w:name w:val="heading 3"/>
+    <w:uiPriority w:val="9"/>
+    <w:unhideWhenUsed/>
     <w:qFormat/>
+    <w:pPr>
+      <w:spacing w:before="180" w:after="80"/>
+      <w:outlineLvl w:val="2"/>
+    </w:pPr>
     <w:rPr>
-      <w:color w:val="1F4D78"/>
-      <w:sz w:val="24"/>
-      <w:szCs w:val="24"/>
+      <w:b/>
+      <w:bCs/>
+      <w:color w:val="404040"/>
     </w:rPr>
   </w:style>
   <w:style w:type="paragraph" w:styleId="Heading4">
-    <w:name w:val="Heading 4"/>
-    <w:basedOn w:val="Normal"/>
-    <w:next w:val="Normal"/>
+    <w:name w:val="heading 4"/>
+    <w:uiPriority w:val="9"/>
+    <w:semiHidden/>
+    <w:unhideWhenUsed/>
     <w:qFormat/>
+    <w:pPr>
+      <w:outlineLvl w:val="3"/>
+    </w:pPr>
     <w:rPr>
       <w:i/>
       <w:iCs/>
@@ -3228,27 +4429,69 @@
     </w:rPr>
   </w:style>
   <w:style w:type="paragraph" w:styleId="Heading5">
-    <w:name w:val="Heading 5"/>
-    <w:basedOn w:val="Normal"/>
-    <w:next w:val="Normal"/>
+    <w:name w:val="heading 5"/>
+    <w:uiPriority w:val="9"/>
+    <w:semiHidden/>
+    <w:unhideWhenUsed/>
     <w:qFormat/>
+    <w:pPr>
+      <w:outlineLvl w:val="4"/>
+    </w:pPr>
     <w:rPr>
       <w:color w:val="2E74B5"/>
     </w:rPr>
   </w:style>
   <w:style w:type="paragraph" w:styleId="Heading6">
-    <w:name w:val="Heading 6"/>
-    <w:basedOn w:val="Normal"/>
-    <w:next w:val="Normal"/>
+    <w:name w:val="heading 6"/>
+    <w:uiPriority w:val="9"/>
+    <w:semiHidden/>
+    <w:unhideWhenUsed/>
     <w:qFormat/>
+    <w:pPr>
+      <w:outlineLvl w:val="5"/>
+    </w:pPr>
     <w:rPr>
       <w:color w:val="1F4D78"/>
     </w:rPr>
   </w:style>
-  <w:style w:type="paragraph" w:styleId="Strong">
-    <w:name w:val="Strong"/>
-    <w:basedOn w:val="Normal"/>
-    <w:next w:val="Normal"/>
+  <w:style w:type="character" w:default="1" w:styleId="DefaultParagraphFont">
+    <w:name w:val="Default Paragraph Font"/>
+    <w:uiPriority w:val="1"/>
+    <w:semiHidden/>
+    <w:unhideWhenUsed/>
+  </w:style>
+  <w:style w:type="table" w:default="1" w:styleId="TableNormal">
+    <w:name w:val="Normal Table"/>
+    <w:uiPriority w:val="99"/>
+    <w:semiHidden/>
+    <w:unhideWhenUsed/>
+    <w:tblPr>
+      <w:tblInd w:w="0" w:type="dxa"/>
+      <w:tblCellMar>
+        <w:top w:w="0" w:type="dxa"/>
+        <w:left w:w="108" w:type="dxa"/>
+        <w:bottom w:w="0" w:type="dxa"/>
+        <w:right w:w="108" w:type="dxa"/>
+      </w:tblCellMar>
+    </w:tblPr>
+  </w:style>
+  <w:style w:type="numbering" w:default="1" w:styleId="NoList">
+    <w:name w:val="No List"/>
+    <w:uiPriority w:val="99"/>
+    <w:semiHidden/>
+    <w:unhideWhenUsed/>
+  </w:style>
+  <w:style w:type="paragraph" w:styleId="Title">
+    <w:name w:val="Title"/>
+    <w:uiPriority w:val="10"/>
+    <w:qFormat/>
+    <w:rPr>
+      <w:sz w:val="56"/>
+      <w:szCs w:val="56"/>
+    </w:rPr>
+  </w:style>
+  <w:style w:type="paragraph" w:customStyle="1" w:styleId="Strong1">
+    <w:name w:val="Strong1"/>
     <w:qFormat/>
     <w:rPr>
       <w:b/>
@@ -3257,12 +4500,10 @@
   </w:style>
   <w:style w:type="paragraph" w:styleId="ListParagraph">
     <w:name w:val="List Paragraph"/>
-    <w:basedOn w:val="Normal"/>
     <w:qFormat/>
   </w:style>
   <w:style w:type="character" w:styleId="Hyperlink">
     <w:name w:val="Hyperlink"/>
-    <w:basedOn w:val="DefaultParagraphFont"/>
     <w:uiPriority w:val="99"/>
     <w:unhideWhenUsed/>
     <w:rPr>
@@ -3272,7 +4513,6 @@
   </w:style>
   <w:style w:type="character" w:styleId="FootnoteReference">
     <w:name w:val="footnote reference"/>
-    <w:basedOn w:val="DefaultParagraphFont"/>
     <w:uiPriority w:val="99"/>
     <w:semiHidden/>
     <w:unhideWhenUsed/>
@@ -3282,22 +4522,17 @@
   </w:style>
   <w:style w:type="paragraph" w:styleId="FootnoteText">
     <w:name w:val="footnote text"/>
-    <w:basedOn w:val="Normal"/>
     <w:link w:val="FootnoteTextChar"/>
     <w:uiPriority w:val="99"/>
     <w:semiHidden/>
     <w:unhideWhenUsed/>
-    <w:pPr>
-      <w:spacing w:after="0" w:line="240" w:lineRule="auto"/>
-    </w:pPr>
     <w:rPr>
       <w:sz w:val="20"/>
       <w:szCs w:val="20"/>
     </w:rPr>
   </w:style>
-  <w:style w:type="character" w:styleId="FootnoteTextChar">
+  <w:style w:type="character" w:customStyle="1" w:styleId="FootnoteTextChar">
     <w:name w:val="Footnote Text Char"/>
-    <w:basedOn w:val="DefaultParagraphFont"/>
     <w:link w:val="FootnoteText"/>
     <w:uiPriority w:val="99"/>
     <w:semiHidden/>
@@ -3309,7 +4544,6 @@
   </w:style>
   <w:style w:type="character" w:styleId="EndnoteReference">
     <w:name w:val="endnote reference"/>
-    <w:basedOn w:val="DefaultParagraphFont"/>
     <w:uiPriority w:val="99"/>
     <w:semiHidden/>
     <w:unhideWhenUsed/>
@@ -3319,22 +4553,17 @@
   </w:style>
   <w:style w:type="paragraph" w:styleId="EndnoteText">
     <w:name w:val="endnote text"/>
-    <w:basedOn w:val="Normal"/>
     <w:link w:val="EndnoteTextChar"/>
     <w:uiPriority w:val="99"/>
     <w:semiHidden/>
     <w:unhideWhenUsed/>
-    <w:pPr>
-      <w:spacing w:after="0" w:line="240" w:lineRule="auto"/>
-    </w:pPr>
     <w:rPr>
       <w:sz w:val="20"/>
       <w:szCs w:val="20"/>
     </w:rPr>
   </w:style>
-  <w:style w:type="character" w:styleId="EndnoteTextChar">
+  <w:style w:type="character" w:customStyle="1" w:styleId="EndnoteTextChar">
     <w:name w:val="Endnote Text Char"/>
-    <w:basedOn w:val="DefaultParagraphFont"/>
     <w:link w:val="EndnoteText"/>
     <w:uiPriority w:val="99"/>
     <w:semiHidden/>
@@ -3344,59 +4573,320 @@
       <w:szCs w:val="20"/>
     </w:rPr>
   </w:style>
-  <w:style w:type="paragraph" w:styleId="Heading1">
-    <w:name w:val="Heading 1"/>
-    <w:basedOn w:val="Normal"/>
-    <w:next w:val="Normal"/>
-    <w:qFormat/>
-    <w:pPr>
-      <w:spacing w:after="200" w:before="320"/>
-      <w:outlineLvl w:val="0"/>
-    </w:pPr>
-    <w:rPr>
-      <w:rFonts w:ascii="Arial" w:cs="Arial" w:eastAsia="Arial" w:hAnsi="Arial"/>
-      <w:b/>
-      <w:bCs/>
-      <w:color w:val="1F4E78"/>
-      <w:sz w:val="30"/>
-      <w:szCs w:val="30"/>
-    </w:rPr>
-  </w:style>
-  <w:style w:type="paragraph" w:styleId="Heading2">
-    <w:name w:val="Heading 2"/>
-    <w:basedOn w:val="Normal"/>
-    <w:next w:val="Normal"/>
-    <w:qFormat/>
-    <w:pPr>
-      <w:spacing w:after="120" w:before="240"/>
-      <w:outlineLvl w:val="1"/>
-    </w:pPr>
-    <w:rPr>
-      <w:rFonts w:ascii="Arial" w:cs="Arial" w:eastAsia="Arial" w:hAnsi="Arial"/>
-      <w:b/>
-      <w:bCs/>
-      <w:color w:val="2E74B5"/>
-      <w:sz w:val="26"/>
-      <w:szCs w:val="26"/>
-    </w:rPr>
-  </w:style>
-  <w:style w:type="paragraph" w:styleId="Heading3">
-    <w:name w:val="Heading 3"/>
-    <w:basedOn w:val="Normal"/>
-    <w:next w:val="Normal"/>
-    <w:qFormat/>
-    <w:pPr>
-      <w:spacing w:after="80" w:before="180"/>
-      <w:outlineLvl w:val="2"/>
-    </w:pPr>
-    <w:rPr>
-      <w:rFonts w:ascii="Arial" w:cs="Arial" w:eastAsia="Arial" w:hAnsi="Arial"/>
-      <w:b/>
-      <w:bCs/>
-      <w:color w:val="404040"/>
-      <w:sz w:val="22"/>
-      <w:szCs w:val="22"/>
-    </w:rPr>
-  </w:style>
 </w:styles>
+</file>
+
+<file path=word/theme/theme1.xml><?xml version="1.0" encoding="utf-8"?>
+<a:theme xmlns:a="http://schemas.openxmlformats.org/drawingml/2006/main" name="Office Theme">
+  <a:themeElements>
+    <a:clrScheme name="Office">
+      <a:dk1>
+        <a:sysClr val="windowText" lastClr="000000"/>
+      </a:dk1>
+      <a:lt1>
+        <a:sysClr val="window" lastClr="FFFFFF"/>
+      </a:lt1>
+      <a:dk2>
+        <a:srgbClr val="0E2841"/>
+      </a:dk2>
+      <a:lt2>
+        <a:srgbClr val="E8E8E8"/>
+      </a:lt2>
+      <a:accent1>
+        <a:srgbClr val="156082"/>
+      </a:accent1>
+      <a:accent2>
+        <a:srgbClr val="E97132"/>
+      </a:accent2>
+      <a:accent3>
+        <a:srgbClr val="196B24"/>
+      </a:accent3>
+      <a:accent4>
+        <a:srgbClr val="0F9ED5"/>
+      </a:accent4>
+      <a:accent5>
+        <a:srgbClr val="A02B93"/>
+      </a:accent5>
+      <a:accent6>
+        <a:srgbClr val="4EA72E"/>
+      </a:accent6>
+      <a:hlink>
+        <a:srgbClr val="467886"/>
+      </a:hlink>
+      <a:folHlink>
+        <a:srgbClr val="96607D"/>
+      </a:folHlink>
+    </a:clrScheme>
+    <a:fontScheme name="Office">
+      <a:majorFont>
+        <a:latin typeface="Aptos Display" panose="02110004020202020204"/>
+        <a:ea typeface=""/>
+        <a:cs typeface=""/>
+        <a:font script="Jpan" typeface="游ゴシック Light"/>
+        <a:font script="Hang" typeface="맑은 고딕"/>
+        <a:font script="Hans" typeface="等线 Light"/>
+        <a:font script="Hant" typeface="新細明體"/>
+        <a:font script="Arab" typeface="Times New Roman"/>
+        <a:font script="Hebr" typeface="Times New Roman"/>
+        <a:font script="Thai" typeface="Angsana New"/>
+        <a:font script="Ethi" typeface="Nyala"/>
+        <a:font script="Beng" typeface="Vrinda"/>
+        <a:font script="Gujr" typeface="Shruti"/>
+        <a:font script="Khmr" typeface="MoolBoran"/>
+        <a:font script="Knda" typeface="Tunga"/>
+        <a:font script="Guru" typeface="Raavi"/>
+        <a:font script="Cans" typeface="Euphemia"/>
+        <a:font script="Cher" typeface="Plantagenet Cherokee"/>
+        <a:font script="Yiii" typeface="Microsoft Yi Baiti"/>
+        <a:font script="Tibt" typeface="Microsoft Himalaya"/>
+        <a:font script="Thaa" typeface="MV Boli"/>
+        <a:font script="Deva" typeface="Mangal"/>
+        <a:font script="Telu" typeface="Gautami"/>
+        <a:font script="Taml" typeface="Latha"/>
+        <a:font script="Syrc" typeface="Estrangelo Edessa"/>
+        <a:font script="Orya" typeface="Kalinga"/>
+        <a:font script="Mlym" typeface="Kartika"/>
+        <a:font script="Laoo" typeface="DokChampa"/>
+        <a:font script="Sinh" typeface="Iskoola Pota"/>
+        <a:font script="Mong" typeface="Mongolian Baiti"/>
+        <a:font script="Viet" typeface="Times New Roman"/>
+        <a:font script="Uigh" typeface="Microsoft Uighur"/>
+        <a:font script="Geor" typeface="Sylfaen"/>
+        <a:font script="Armn" typeface="Arial"/>
+        <a:font script="Bugi" typeface="Leelawadee UI"/>
+        <a:font script="Bopo" typeface="Microsoft JhengHei"/>
+        <a:font script="Java" typeface="Javanese Text"/>
+        <a:font script="Lisu" typeface="Segoe UI"/>
+        <a:font script="Mymr" typeface="Myanmar Text"/>
+        <a:font script="Nkoo" typeface="Ebrima"/>
+        <a:font script="Olck" typeface="Nirmala UI"/>
+        <a:font script="Osma" typeface="Ebrima"/>
+        <a:font script="Phag" typeface="Phagspa"/>
+        <a:font script="Syrn" typeface="Estrangelo Edessa"/>
+        <a:font script="Syrj" typeface="Estrangelo Edessa"/>
+        <a:font script="Syre" typeface="Estrangelo Edessa"/>
+        <a:font script="Sora" typeface="Nirmala UI"/>
+        <a:font script="Tale" typeface="Microsoft Tai Le"/>
+        <a:font script="Talu" typeface="Microsoft New Tai Lue"/>
+        <a:font script="Tfng" typeface="Ebrima"/>
+      </a:majorFont>
+      <a:minorFont>
+        <a:latin typeface="Aptos" panose="02110004020202020204"/>
+        <a:ea typeface=""/>
+        <a:cs typeface=""/>
+        <a:font script="Jpan" typeface="游明朝"/>
+        <a:font script="Hang" typeface="맑은 고딕"/>
+        <a:font script="Hans" typeface="等线"/>
+        <a:font script="Hant" typeface="新細明體"/>
+        <a:font script="Arab" typeface="Arial"/>
+        <a:font script="Hebr" typeface="Arial"/>
+        <a:font script="Thai" typeface="Cordia New"/>
+        <a:font script="Ethi" typeface="Nyala"/>
+        <a:font script="Beng" typeface="Vrinda"/>
+        <a:font script="Gujr" typeface="Shruti"/>
+        <a:font script="Khmr" typeface="DaunPenh"/>
+        <a:font script="Knda" typeface="Tunga"/>
+        <a:font script="Guru" typeface="Raavi"/>
+        <a:font script="Cans" typeface="Euphemia"/>
+        <a:font script="Cher" typeface="Plantagenet Cherokee"/>
+        <a:font script="Yiii" typeface="Microsoft Yi Baiti"/>
+        <a:font script="Tibt" typeface="Microsoft Himalaya"/>
+        <a:font script="Thaa" typeface="MV Boli"/>
+        <a:font script="Deva" typeface="Mangal"/>
+        <a:font script="Telu" typeface="Gautami"/>
+        <a:font script="Taml" typeface="Latha"/>
+        <a:font script="Syrc" typeface="Estrangelo Edessa"/>
+        <a:font script="Orya" typeface="Kalinga"/>
+        <a:font script="Mlym" typeface="Kartika"/>
+        <a:font script="Laoo" typeface="DokChampa"/>
+        <a:font script="Sinh" typeface="Iskoola Pota"/>
+        <a:font script="Mong" typeface="Mongolian Baiti"/>
+        <a:font script="Viet" typeface="Arial"/>
+        <a:font script="Uigh" typeface="Microsoft Uighur"/>
+        <a:font script="Geor" typeface="Sylfaen"/>
+        <a:font script="Armn" typeface="Arial"/>
+        <a:font script="Bugi" typeface="Leelawadee UI"/>
+        <a:font script="Bopo" typeface="Microsoft JhengHei"/>
+        <a:font script="Java" typeface="Javanese Text"/>
+        <a:font script="Lisu" typeface="Segoe UI"/>
+        <a:font script="Mymr" typeface="Myanmar Text"/>
+        <a:font script="Nkoo" typeface="Ebrima"/>
+        <a:font script="Olck" typeface="Nirmala UI"/>
+        <a:font script="Osma" typeface="Ebrima"/>
+        <a:font script="Phag" typeface="Phagspa"/>
+        <a:font script="Syrn" typeface="Estrangelo Edessa"/>
+        <a:font script="Syrj" typeface="Estrangelo Edessa"/>
+        <a:font script="Syre" typeface="Estrangelo Edessa"/>
+        <a:font script="Sora" typeface="Nirmala UI"/>
+        <a:font script="Tale" typeface="Microsoft Tai Le"/>
+        <a:font script="Talu" typeface="Microsoft New Tai Lue"/>
+        <a:font script="Tfng" typeface="Ebrima"/>
+      </a:minorFont>
+    </a:fontScheme>
+    <a:fmtScheme name="Office">
+      <a:fillStyleLst>
+        <a:solidFill>
+          <a:schemeClr val="phClr"/>
+        </a:solidFill>
+        <a:gradFill rotWithShape="1">
+          <a:gsLst>
+            <a:gs pos="0">
+              <a:schemeClr val="phClr">
+                <a:lumMod val="110000"/>
+                <a:satMod val="105000"/>
+                <a:tint val="67000"/>
+              </a:schemeClr>
+            </a:gs>
+            <a:gs pos="50000">
+              <a:schemeClr val="phClr">
+                <a:lumMod val="105000"/>
+                <a:satMod val="103000"/>
+                <a:tint val="73000"/>
+              </a:schemeClr>
+            </a:gs>
+            <a:gs pos="100000">
+              <a:schemeClr val="phClr">
+                <a:lumMod val="105000"/>
+                <a:satMod val="109000"/>
+                <a:tint val="81000"/>
+              </a:schemeClr>
+            </a:gs>
+          </a:gsLst>
+          <a:lin ang="5400000" scaled="0"/>
+        </a:gradFill>
+        <a:gradFill rotWithShape="1">
+          <a:gsLst>
+            <a:gs pos="0">
+              <a:schemeClr val="phClr">
+                <a:satMod val="103000"/>
+                <a:lumMod val="102000"/>
+                <a:tint val="94000"/>
+              </a:schemeClr>
+            </a:gs>
+            <a:gs pos="50000">
+              <a:schemeClr val="phClr">
+                <a:satMod val="110000"/>
+                <a:lumMod val="100000"/>
+                <a:shade val="100000"/>
+              </a:schemeClr>
+            </a:gs>
+            <a:gs pos="100000">
+              <a:schemeClr val="phClr">
+                <a:lumMod val="99000"/>
+                <a:satMod val="120000"/>
+                <a:shade val="78000"/>
+              </a:schemeClr>
+            </a:gs>
+          </a:gsLst>
+          <a:lin ang="5400000" scaled="0"/>
+        </a:gradFill>
+      </a:fillStyleLst>
+      <a:lnStyleLst>
+        <a:ln w="12700" cap="flat" cmpd="sng" algn="ctr">
+          <a:solidFill>
+            <a:schemeClr val="phClr"/>
+          </a:solidFill>
+          <a:prstDash val="solid"/>
+          <a:miter lim="800000"/>
+        </a:ln>
+        <a:ln w="19050" cap="flat" cmpd="sng" algn="ctr">
+          <a:solidFill>
+            <a:schemeClr val="phClr"/>
+          </a:solidFill>
+          <a:prstDash val="solid"/>
+          <a:miter lim="800000"/>
+        </a:ln>
+        <a:ln w="25400" cap="flat" cmpd="sng" algn="ctr">
+          <a:solidFill>
+            <a:schemeClr val="phClr"/>
+          </a:solidFill>
+          <a:prstDash val="solid"/>
+          <a:miter lim="800000"/>
+        </a:ln>
+      </a:lnStyleLst>
+      <a:effectStyleLst>
+        <a:effectStyle>
+          <a:effectLst/>
+        </a:effectStyle>
+        <a:effectStyle>
+          <a:effectLst/>
+        </a:effectStyle>
+        <a:effectStyle>
+          <a:effectLst>
+            <a:outerShdw blurRad="57150" dist="19050" dir="5400000" algn="ctr" rotWithShape="0">
+              <a:srgbClr val="000000">
+                <a:alpha val="63000"/>
+              </a:srgbClr>
+            </a:outerShdw>
+          </a:effectLst>
+        </a:effectStyle>
+      </a:effectStyleLst>
+      <a:bgFillStyleLst>
+        <a:solidFill>
+          <a:schemeClr val="phClr"/>
+        </a:solidFill>
+        <a:solidFill>
+          <a:schemeClr val="phClr">
+            <a:tint val="95000"/>
+            <a:satMod val="170000"/>
+          </a:schemeClr>
+        </a:solidFill>
+        <a:gradFill rotWithShape="1">
+          <a:gsLst>
+            <a:gs pos="0">
+              <a:schemeClr val="phClr">
+                <a:tint val="93000"/>
+                <a:satMod val="150000"/>
+                <a:shade val="98000"/>
+                <a:lumMod val="102000"/>
+              </a:schemeClr>
+            </a:gs>
+            <a:gs pos="50000">
+              <a:schemeClr val="phClr">
+                <a:tint val="98000"/>
+                <a:satMod val="130000"/>
+                <a:shade val="90000"/>
+                <a:lumMod val="103000"/>
+              </a:schemeClr>
+            </a:gs>
+            <a:gs pos="100000">
+              <a:schemeClr val="phClr">
+                <a:shade val="63000"/>
+                <a:satMod val="120000"/>
+              </a:schemeClr>
+            </a:gs>
+          </a:gsLst>
+          <a:lin ang="5400000" scaled="0"/>
+        </a:gradFill>
+      </a:bgFillStyleLst>
+    </a:fmtScheme>
+  </a:themeElements>
+  <a:objectDefaults>
+    <a:lnDef>
+      <a:spPr/>
+      <a:bodyPr/>
+      <a:lstStyle/>
+      <a:style>
+        <a:lnRef idx="2">
+          <a:schemeClr val="accent1"/>
+        </a:lnRef>
+        <a:fillRef idx="0">
+          <a:schemeClr val="accent1"/>
+        </a:fillRef>
+        <a:effectRef idx="1">
+          <a:schemeClr val="accent1"/>
+        </a:effectRef>
+        <a:fontRef idx="minor">
+          <a:schemeClr val="tx1"/>
+        </a:fontRef>
+      </a:style>
+    </a:lnDef>
+  </a:objectDefaults>
+  <a:extraClrSchemeLst/>
+  <a:extLst>
+    <a:ext uri="{05A4C25C-085E-4340-85A3-A5531E510DB2}">
+      <thm15:themeFamily xmlns:thm15="http://schemas.microsoft.com/office/thememl/2012/main" name="Office Theme" id="{2E142A2C-CD16-42D6-873A-C26D2A0506FA}" vid="{1BDDFF52-6CD6-40A5-AB3C-68EB2F1E4D0A}"/>
+    </a:ext>
+  </a:extLst>
+</a:theme>
 </file>